--- a/插件详细手册/15.对话框/关于对话选项按钮组.docx
+++ b/插件详细手册/15.对话框/关于对话选项按钮组.docx
@@ -1,21 +1,27 @@
 
 <file path=word/document.xml><?xml version="1.0" encoding="utf-8"?>
-<w:document xmlns:wpc="http://schemas.microsoft.com/office/word/2010/wordprocessingCanvas" xmlns:cx="http://schemas.microsoft.com/office/drawing/2014/chartex" xmlns:cx1="http://schemas.microsoft.com/office/drawing/2015/9/8/chartex" xmlns:cx2="http://schemas.microsoft.com/office/drawing/2015/10/21/chartex" xmlns:cx3="http://schemas.microsoft.com/office/drawing/2016/5/9/chartex" xmlns:cx4="http://schemas.microsoft.com/office/drawing/2016/5/10/chartex" xmlns:cx5="http://schemas.microsoft.com/office/drawing/2016/5/11/chartex" xmlns:cx6="http://schemas.microsoft.com/office/drawing/2016/5/12/chartex" xmlns:cx7="http://schemas.microsoft.com/office/drawing/2016/5/13/chartex" xmlns:cx8="http://schemas.microsoft.com/office/drawing/2016/5/14/chartex" xmlns:mc="http://schemas.openxmlformats.org/markup-compatibility/2006" xmlns:aink="http://schemas.microsoft.com/office/drawing/2016/ink" xmlns:am3d="http://schemas.microsoft.com/office/drawing/2017/model3d" xmlns:o="urn:schemas-microsoft-com:office:office" xmlns:oel="http://schemas.microsoft.com/office/2019/extlst" xmlns:r="http://schemas.openxmlformats.org/officeDocument/2006/relationships" xmlns:m="http://schemas.openxmlformats.org/officeDocument/2006/math" xmlns:v="urn:schemas-microsoft-com:vml" xmlns:wp14="http://schemas.microsoft.com/office/word/2010/wordprocessingDrawing" xmlns:wp="http://schemas.openxmlformats.org/drawingml/2006/wordprocessingDrawing" xmlns:w10="urn:schemas-microsoft-com:office:word" xmlns:w="http://schemas.openxmlformats.org/wordprocessingml/2006/main" xmlns:w14="http://schemas.microsoft.com/office/word/2010/wordml" xmlns:w15="http://schemas.microsoft.com/office/word/2012/wordml" xmlns:w16cex="http://schemas.microsoft.com/office/word/2018/wordml/cex" xmlns:w16cid="http://schemas.microsoft.com/office/word/2016/wordml/cid" xmlns:w16="http://schemas.microsoft.com/office/word/2018/wordml" xmlns:w16sdtdh="http://schemas.microsoft.com/office/word/2020/wordml/sdtdatahash" xmlns:w16se="http://schemas.microsoft.com/office/word/2015/wordml/symex" xmlns:wpg="http://schemas.microsoft.com/office/word/2010/wordprocessingGroup" xmlns:wpi="http://schemas.microsoft.com/office/word/2010/wordprocessingInk" xmlns:wne="http://schemas.microsoft.com/office/word/2006/wordml" xmlns:wps="http://schemas.microsoft.com/office/word/2010/wordprocessingShape" mc:Ignorable="w14 w15 w16se w16cid w16 w16cex w16sdtdh wp14">
+<w:document xmlns:wpc="http://schemas.microsoft.com/office/word/2010/wordprocessingCanvas" xmlns:cx="http://schemas.microsoft.com/office/drawing/2014/chartex" xmlns:cx1="http://schemas.microsoft.com/office/drawing/2015/9/8/chartex" xmlns:cx2="http://schemas.microsoft.com/office/drawing/2015/10/21/chartex" xmlns:cx3="http://schemas.microsoft.com/office/drawing/2016/5/9/chartex" xmlns:cx4="http://schemas.microsoft.com/office/drawing/2016/5/10/chartex" xmlns:cx5="http://schemas.microsoft.com/office/drawing/2016/5/11/chartex" xmlns:cx6="http://schemas.microsoft.com/office/drawing/2016/5/12/chartex" xmlns:cx7="http://schemas.microsoft.com/office/drawing/2016/5/13/chartex" xmlns:cx8="http://schemas.microsoft.com/office/drawing/2016/5/14/chartex" xmlns:mc="http://schemas.openxmlformats.org/markup-compatibility/2006" xmlns:aink="http://schemas.microsoft.com/office/drawing/2016/ink" xmlns:am3d="http://schemas.microsoft.com/office/drawing/2017/model3d" xmlns:o="urn:schemas-microsoft-com:office:office" xmlns:oel="http://schemas.microsoft.com/office/2019/extlst" xmlns:r="http://schemas.openxmlformats.org/officeDocument/2006/relationships" xmlns:m="http://schemas.openxmlformats.org/officeDocument/2006/math" xmlns:v="urn:schemas-microsoft-com:vml" xmlns:wp14="http://schemas.microsoft.com/office/word/2010/wordprocessingDrawing" xmlns:wp="http://schemas.openxmlformats.org/drawingml/2006/wordprocessingDrawing" xmlns:w10="urn:schemas-microsoft-com:office:word" xmlns:w="http://schemas.openxmlformats.org/wordprocessingml/2006/main" xmlns:w14="http://schemas.microsoft.com/office/word/2010/wordml" xmlns:w15="http://schemas.microsoft.com/office/word/2012/wordml" xmlns:w16cex="http://schemas.microsoft.com/office/word/2018/wordml/cex" xmlns:w16cid="http://schemas.microsoft.com/office/word/2016/wordml/cid" xmlns:w16="http://schemas.microsoft.com/office/word/2018/wordml" xmlns:w16du="http://schemas.microsoft.com/office/word/2023/wordml/word16du" xmlns:w16sdtdh="http://schemas.microsoft.com/office/word/2020/wordml/sdtdatahash" xmlns:w16sdtfl="http://schemas.microsoft.com/office/word/2024/wordml/sdtformatlock" xmlns:w16se="http://schemas.microsoft.com/office/word/2015/wordml/symex" xmlns:wpg="http://schemas.microsoft.com/office/word/2010/wordprocessingGroup" xmlns:wpi="http://schemas.microsoft.com/office/word/2010/wordprocessingInk" xmlns:wne="http://schemas.microsoft.com/office/word/2006/wordml" xmlns:wps="http://schemas.microsoft.com/office/word/2010/wordprocessingShape" mc:Ignorable="w14 w15 w16se w16cid w16 w16cex w16sdtdh w16sdtfl w16du wp14">
   <w:body>
     <w:p>
       <w:pPr>
         <w:pStyle w:val="2"/>
-      </w:pPr>
-      <w:r>
         <w:rPr>
           <w:rFonts w:hint="eastAsia"/>
         </w:rPr>
+      </w:pPr>
+      <w:r>
+        <w:rPr>
+          <w:rFonts w:hint="eastAsia"/>
+        </w:rPr>
         <w:t>概述</w:t>
       </w:r>
     </w:p>
     <w:p>
       <w:pPr>
         <w:pStyle w:val="3"/>
+        <w:rPr>
+          <w:rFonts w:hint="eastAsia"/>
+        </w:rPr>
       </w:pPr>
       <w:r>
         <w:rPr>
@@ -336,7 +342,25 @@
           <w:kern w:val="0"/>
           <w:sz w:val="22"/>
         </w:rPr>
-        <w:t>注意，该插件只把</w:t>
+        <w:t>注意，该</w:t>
+      </w:r>
+      <w:proofErr w:type="gramStart"/>
+      <w:r>
+        <w:rPr>
+          <w:rFonts w:ascii="Tahoma" w:eastAsia="微软雅黑" w:hAnsi="Tahoma" w:hint="eastAsia"/>
+          <w:kern w:val="0"/>
+          <w:sz w:val="22"/>
+        </w:rPr>
+        <w:t>插件只</w:t>
+      </w:r>
+      <w:proofErr w:type="gramEnd"/>
+      <w:r>
+        <w:rPr>
+          <w:rFonts w:ascii="Tahoma" w:eastAsia="微软雅黑" w:hAnsi="Tahoma" w:hint="eastAsia"/>
+          <w:kern w:val="0"/>
+          <w:sz w:val="22"/>
+        </w:rPr>
+        <w:t>把</w:t>
       </w:r>
       <w:r>
         <w:rPr>
@@ -425,6 +449,9 @@
     <w:p>
       <w:pPr>
         <w:pStyle w:val="3"/>
+        <w:rPr>
+          <w:rFonts w:hint="eastAsia"/>
+        </w:rPr>
       </w:pPr>
       <w:r>
         <w:rPr>
@@ -482,10 +509,10 @@
             <v:path o:extrusionok="f" gradientshapeok="t" o:connecttype="rect"/>
             <o:lock v:ext="edit" aspectratio="t"/>
           </v:shapetype>
-          <v:shape id="_x0000_i1025" type="#_x0000_t75" style="width:582.6pt;height:41.4pt" o:ole="">
+          <v:shape id="_x0000_i1025" type="#_x0000_t75" style="width:582.75pt;height:41.25pt" o:ole="">
             <v:imagedata r:id="rId9" o:title=""/>
           </v:shape>
-          <o:OLEObject Type="Embed" ProgID="Visio.Drawing.15" ShapeID="_x0000_i1025" DrawAspect="Content" ObjectID="_1742327334" r:id="rId10"/>
+          <o:OLEObject Type="Embed" ProgID="Visio.Drawing.15" ShapeID="_x0000_i1025" DrawAspect="Content" ObjectID="_1814967922" r:id="rId10"/>
         </w:object>
       </w:r>
     </w:p>
@@ -517,6 +544,9 @@
     <w:p>
       <w:pPr>
         <w:pStyle w:val="2"/>
+        <w:rPr>
+          <w:rFonts w:hint="eastAsia"/>
+        </w:rPr>
       </w:pPr>
       <w:r>
         <w:rPr>
@@ -535,6 +565,9 @@
     <w:p>
       <w:pPr>
         <w:pStyle w:val="3"/>
+        <w:rPr>
+          <w:rFonts w:hint="eastAsia"/>
+        </w:rPr>
       </w:pPr>
       <w:r>
         <w:rPr>
@@ -696,7 +729,25 @@
           <w:kern w:val="0"/>
           <w:sz w:val="22"/>
         </w:rPr>
-        <w:t>在按钮组核心中，配置</w:t>
+        <w:t>在按钮</w:t>
+      </w:r>
+      <w:proofErr w:type="gramStart"/>
+      <w:r>
+        <w:rPr>
+          <w:rFonts w:ascii="Tahoma" w:eastAsia="微软雅黑" w:hAnsi="Tahoma" w:hint="eastAsia"/>
+          <w:kern w:val="0"/>
+          <w:sz w:val="22"/>
+        </w:rPr>
+        <w:t>组核心</w:t>
+      </w:r>
+      <w:proofErr w:type="gramEnd"/>
+      <w:r>
+        <w:rPr>
+          <w:rFonts w:ascii="Tahoma" w:eastAsia="微软雅黑" w:hAnsi="Tahoma" w:hint="eastAsia"/>
+          <w:kern w:val="0"/>
+          <w:sz w:val="22"/>
+        </w:rPr>
+        <w:t>中，配置</w:t>
       </w:r>
       <w:r>
         <w:rPr>
@@ -843,23 +894,20 @@
         <w:widowControl/>
         <w:jc w:val="center"/>
         <w:rPr>
-          <w:rFonts w:ascii="宋体" w:hAnsi="宋体" w:cs="宋体"/>
+          <w:rFonts w:ascii="宋体" w:hAnsi="宋体" w:cs="宋体" w:hint="eastAsia"/>
           <w:kern w:val="0"/>
           <w:szCs w:val="24"/>
         </w:rPr>
       </w:pPr>
       <w:r>
         <w:rPr>
-          <w:rFonts w:ascii="宋体" w:hAnsi="宋体" w:cs="宋体"/>
           <w:noProof/>
-          <w:kern w:val="0"/>
-          <w:szCs w:val="24"/>
         </w:rPr>
         <w:drawing>
-          <wp:inline distT="0" distB="0" distL="0" distR="0" wp14:anchorId="613B56A0" wp14:editId="08485B33">
-            <wp:extent cx="3345180" cy="2302059"/>
-            <wp:effectExtent l="0" t="0" r="7620" b="3175"/>
-            <wp:docPr id="17" name="图片 17"/>
+          <wp:inline distT="0" distB="0" distL="0" distR="0" wp14:anchorId="357EBA92" wp14:editId="62846524">
+            <wp:extent cx="4248150" cy="2924175"/>
+            <wp:effectExtent l="0" t="0" r="0" b="9525"/>
+            <wp:docPr id="1388800079" name="图片 1"/>
             <wp:cNvGraphicFramePr>
               <a:graphicFrameLocks xmlns:a="http://schemas.openxmlformats.org/drawingml/2006/main" noChangeAspect="1"/>
             </wp:cNvGraphicFramePr>
@@ -888,7 +936,7 @@
                   <pic:spPr bwMode="auto">
                     <a:xfrm>
                       <a:off x="0" y="0"/>
-                      <a:ext cx="3348844" cy="2304580"/>
+                      <a:ext cx="4248150" cy="2924175"/>
                     </a:xfrm>
                     <a:prstGeom prst="rect">
                       <a:avLst/>
@@ -1039,16 +1087,13 @@
       </w:pPr>
       <w:r>
         <w:rPr>
-          <w:rFonts w:ascii="Tahoma" w:eastAsia="微软雅黑" w:hAnsi="Tahoma"/>
           <w:noProof/>
-          <w:kern w:val="0"/>
-          <w:sz w:val="22"/>
         </w:rPr>
         <w:drawing>
-          <wp:inline distT="0" distB="0" distL="0" distR="0" wp14:anchorId="33D0EBA5" wp14:editId="70ECE657">
-            <wp:extent cx="4015740" cy="1612871"/>
-            <wp:effectExtent l="0" t="0" r="3810" b="6985"/>
-            <wp:docPr id="18" name="图片 18"/>
+          <wp:inline distT="0" distB="0" distL="0" distR="0" wp14:anchorId="2482453F" wp14:editId="17A7C089">
+            <wp:extent cx="4562475" cy="1833010"/>
+            <wp:effectExtent l="0" t="0" r="0" b="0"/>
+            <wp:docPr id="813252782" name="图片 2"/>
             <wp:cNvGraphicFramePr>
               <a:graphicFrameLocks xmlns:a="http://schemas.openxmlformats.org/drawingml/2006/main" noChangeAspect="1"/>
             </wp:cNvGraphicFramePr>
@@ -1056,7 +1101,7 @@
               <a:graphicData uri="http://schemas.openxmlformats.org/drawingml/2006/picture">
                 <pic:pic xmlns:pic="http://schemas.openxmlformats.org/drawingml/2006/picture">
                   <pic:nvPicPr>
-                    <pic:cNvPr id="0" name="Picture 15"/>
+                    <pic:cNvPr id="0" name="Picture 5"/>
                     <pic:cNvPicPr>
                       <a:picLocks noChangeAspect="1" noChangeArrowheads="1"/>
                     </pic:cNvPicPr>
@@ -1077,7 +1122,7 @@
                   <pic:spPr bwMode="auto">
                     <a:xfrm>
                       <a:off x="0" y="0"/>
-                      <a:ext cx="4030625" cy="1618849"/>
+                      <a:ext cx="4569565" cy="1835859"/>
                     </a:xfrm>
                     <a:prstGeom prst="rect">
                       <a:avLst/>
@@ -1224,10 +1269,10 @@
       </w:pPr>
       <w:r>
         <w:object w:dxaOrig="6253" w:dyaOrig="4813" w14:anchorId="153B73BF">
-          <v:shape id="_x0000_i1026" type="#_x0000_t75" style="width:244.2pt;height:187.2pt" o:ole="">
+          <v:shape id="_x0000_i1026" type="#_x0000_t75" style="width:244.5pt;height:187.5pt" o:ole="">
             <v:imagedata r:id="rId13" o:title=""/>
           </v:shape>
-          <o:OLEObject Type="Embed" ProgID="Visio.Drawing.15" ShapeID="_x0000_i1026" DrawAspect="Content" ObjectID="_1742327335" r:id="rId14"/>
+          <o:OLEObject Type="Embed" ProgID="Visio.Drawing.15" ShapeID="_x0000_i1026" DrawAspect="Content" ObjectID="_1814967923" r:id="rId14"/>
         </w:object>
       </w:r>
     </w:p>
@@ -1236,23 +1281,20 @@
         <w:widowControl/>
         <w:jc w:val="center"/>
         <w:rPr>
-          <w:rFonts w:ascii="宋体" w:hAnsi="宋体" w:cs="宋体"/>
+          <w:rFonts w:ascii="宋体" w:hAnsi="宋体" w:cs="宋体" w:hint="eastAsia"/>
           <w:kern w:val="0"/>
           <w:szCs w:val="24"/>
         </w:rPr>
       </w:pPr>
       <w:r>
         <w:rPr>
-          <w:rFonts w:ascii="宋体" w:hAnsi="宋体" w:cs="宋体"/>
           <w:noProof/>
-          <w:kern w:val="0"/>
-          <w:szCs w:val="24"/>
         </w:rPr>
         <w:drawing>
-          <wp:inline distT="0" distB="0" distL="0" distR="0" wp14:anchorId="4942E7E5" wp14:editId="07E7B228">
-            <wp:extent cx="3230880" cy="1376732"/>
-            <wp:effectExtent l="0" t="0" r="7620" b="0"/>
-            <wp:docPr id="19" name="图片 19"/>
+          <wp:inline distT="0" distB="0" distL="0" distR="0" wp14:anchorId="271B1C5F" wp14:editId="285E945A">
+            <wp:extent cx="4010025" cy="1703830"/>
+            <wp:effectExtent l="0" t="0" r="0" b="0"/>
+            <wp:docPr id="178814401" name="图片 3"/>
             <wp:cNvGraphicFramePr>
               <a:graphicFrameLocks xmlns:a="http://schemas.openxmlformats.org/drawingml/2006/main" noChangeAspect="1"/>
             </wp:cNvGraphicFramePr>
@@ -1281,7 +1323,7 @@
                   <pic:spPr bwMode="auto">
                     <a:xfrm>
                       <a:off x="0" y="0"/>
-                      <a:ext cx="3236172" cy="1378987"/>
+                      <a:ext cx="4022335" cy="1709060"/>
                     </a:xfrm>
                     <a:prstGeom prst="rect">
                       <a:avLst/>
@@ -1301,36 +1343,38 @@
     <w:p>
       <w:pPr>
         <w:widowControl/>
-        <w:jc w:val="center"/>
+        <w:rPr>
+          <w:rFonts w:ascii="Tahoma" w:eastAsia="微软雅黑" w:hAnsi="Tahoma" w:cstheme="minorBidi" w:hint="eastAsia"/>
+          <w:kern w:val="0"/>
+          <w:sz w:val="22"/>
+        </w:rPr>
+      </w:pPr>
+    </w:p>
+    <w:p>
+      <w:pPr>
+        <w:widowControl/>
+        <w:jc w:val="left"/>
         <w:rPr>
           <w:rFonts w:ascii="Tahoma" w:eastAsia="微软雅黑" w:hAnsi="Tahoma" w:cstheme="minorBidi"/>
           <w:kern w:val="0"/>
           <w:sz w:val="22"/>
         </w:rPr>
       </w:pPr>
-    </w:p>
-    <w:p>
-      <w:pPr>
-        <w:widowControl/>
-        <w:jc w:val="left"/>
+      <w:r>
         <w:rPr>
           <w:rFonts w:ascii="Tahoma" w:eastAsia="微软雅黑" w:hAnsi="Tahoma" w:cstheme="minorBidi"/>
           <w:kern w:val="0"/>
           <w:sz w:val="22"/>
         </w:rPr>
-      </w:pPr>
-      <w:r>
-        <w:rPr>
-          <w:rFonts w:ascii="Tahoma" w:eastAsia="微软雅黑" w:hAnsi="Tahoma" w:cstheme="minorBidi"/>
-          <w:kern w:val="0"/>
-          <w:sz w:val="22"/>
-        </w:rPr>
         <w:br w:type="page"/>
       </w:r>
     </w:p>
     <w:p>
       <w:pPr>
         <w:pStyle w:val="2"/>
+        <w:rPr>
+          <w:rFonts w:hint="eastAsia"/>
+        </w:rPr>
       </w:pPr>
       <w:bookmarkStart w:id="0" w:name="_多样式"/>
       <w:bookmarkEnd w:id="0"/>
@@ -1351,6 +1395,9 @@
     <w:p>
       <w:pPr>
         <w:pStyle w:val="3"/>
+        <w:rPr>
+          <w:rFonts w:hint="eastAsia"/>
+        </w:rPr>
       </w:pPr>
       <w:r>
         <w:rPr>
@@ -1364,41 +1411,41 @@
         <w:pStyle w:val="4"/>
         <w:spacing w:before="0" w:after="120" w:line="240" w:lineRule="auto"/>
         <w:rPr>
+          <w:rFonts w:ascii="微软雅黑" w:eastAsia="微软雅黑" w:hAnsi="微软雅黑" w:hint="eastAsia"/>
+          <w:sz w:val="22"/>
+          <w:szCs w:val="22"/>
+        </w:rPr>
+      </w:pPr>
+      <w:r>
+        <w:rPr>
+          <w:rFonts w:ascii="微软雅黑" w:eastAsia="微软雅黑" w:hAnsi="微软雅黑" w:hint="eastAsia"/>
+          <w:sz w:val="22"/>
+          <w:szCs w:val="22"/>
+        </w:rPr>
+        <w:t>1</w:t>
+      </w:r>
+      <w:r>
+        <w:rPr>
+          <w:rFonts w:ascii="微软雅黑" w:eastAsia="微软雅黑" w:hAnsi="微软雅黑" w:hint="eastAsia"/>
+          <w:sz w:val="22"/>
+          <w:szCs w:val="22"/>
+        </w:rPr>
+        <w:t>.</w:t>
+      </w:r>
+      <w:r>
+        <w:rPr>
           <w:rFonts w:ascii="微软雅黑" w:eastAsia="微软雅黑" w:hAnsi="微软雅黑"/>
           <w:sz w:val="22"/>
           <w:szCs w:val="22"/>
         </w:rPr>
-      </w:pPr>
+        <w:t xml:space="preserve"> </w:t>
+      </w:r>
       <w:r>
         <w:rPr>
           <w:rFonts w:ascii="微软雅黑" w:eastAsia="微软雅黑" w:hAnsi="微软雅黑" w:hint="eastAsia"/>
           <w:sz w:val="22"/>
           <w:szCs w:val="22"/>
         </w:rPr>
-        <w:t>1</w:t>
-      </w:r>
-      <w:r>
-        <w:rPr>
-          <w:rFonts w:ascii="微软雅黑" w:eastAsia="微软雅黑" w:hAnsi="微软雅黑" w:hint="eastAsia"/>
-          <w:sz w:val="22"/>
-          <w:szCs w:val="22"/>
-        </w:rPr>
-        <w:t>.</w:t>
-      </w:r>
-      <w:r>
-        <w:rPr>
-          <w:rFonts w:ascii="微软雅黑" w:eastAsia="微软雅黑" w:hAnsi="微软雅黑"/>
-          <w:sz w:val="22"/>
-          <w:szCs w:val="22"/>
-        </w:rPr>
-        <w:t xml:space="preserve"> </w:t>
-      </w:r>
-      <w:r>
-        <w:rPr>
-          <w:rFonts w:ascii="微软雅黑" w:eastAsia="微软雅黑" w:hAnsi="微软雅黑" w:hint="eastAsia"/>
-          <w:sz w:val="22"/>
-          <w:szCs w:val="22"/>
-        </w:rPr>
         <w:t>设置一个目标</w:t>
       </w:r>
     </w:p>
@@ -1456,7 +1503,25 @@
           <w:kern w:val="0"/>
           <w:sz w:val="22"/>
         </w:rPr>
-        <w:t>这里就选普通的对话的多个选项为例子</w:t>
+        <w:t>这里就</w:t>
+      </w:r>
+      <w:proofErr w:type="gramStart"/>
+      <w:r>
+        <w:rPr>
+          <w:rFonts w:ascii="Tahoma" w:eastAsia="微软雅黑" w:hAnsi="Tahoma" w:hint="eastAsia"/>
+          <w:kern w:val="0"/>
+          <w:sz w:val="22"/>
+        </w:rPr>
+        <w:t>选普通</w:t>
+      </w:r>
+      <w:proofErr w:type="gramEnd"/>
+      <w:r>
+        <w:rPr>
+          <w:rFonts w:ascii="Tahoma" w:eastAsia="微软雅黑" w:hAnsi="Tahoma" w:hint="eastAsia"/>
+          <w:kern w:val="0"/>
+          <w:sz w:val="22"/>
+        </w:rPr>
+        <w:t>的对话的多个选项为例子</w:t>
       </w:r>
       <w:r>
         <w:rPr>
@@ -1480,7 +1545,7 @@
         <w:widowControl/>
         <w:jc w:val="center"/>
         <w:rPr>
-          <w:rFonts w:ascii="宋体" w:hAnsi="宋体" w:cs="宋体"/>
+          <w:rFonts w:ascii="宋体" w:hAnsi="宋体" w:cs="宋体" w:hint="eastAsia"/>
           <w:kern w:val="0"/>
           <w:szCs w:val="24"/>
         </w:rPr>
@@ -1490,10 +1555,10 @@
           <w:noProof/>
         </w:rPr>
         <w:drawing>
-          <wp:inline distT="0" distB="0" distL="0" distR="0" wp14:anchorId="60B2F00F" wp14:editId="4235C259">
-            <wp:extent cx="2453640" cy="1330340"/>
-            <wp:effectExtent l="0" t="0" r="3810" b="3175"/>
-            <wp:docPr id="9" name="图片 9"/>
+          <wp:inline distT="0" distB="0" distL="0" distR="0" wp14:anchorId="27E402E2" wp14:editId="0A30457B">
+            <wp:extent cx="2019300" cy="1094291"/>
+            <wp:effectExtent l="0" t="0" r="0" b="0"/>
+            <wp:docPr id="1121347014" name="图片 5"/>
             <wp:cNvGraphicFramePr>
               <a:graphicFrameLocks xmlns:a="http://schemas.openxmlformats.org/drawingml/2006/main" noChangeAspect="1"/>
             </wp:cNvGraphicFramePr>
@@ -1501,7 +1566,7 @@
               <a:graphicData uri="http://schemas.openxmlformats.org/drawingml/2006/picture">
                 <pic:pic xmlns:pic="http://schemas.openxmlformats.org/drawingml/2006/picture">
                   <pic:nvPicPr>
-                    <pic:cNvPr id="0" name="Picture 5"/>
+                    <pic:cNvPr id="0" name="Picture 11"/>
                     <pic:cNvPicPr>
                       <a:picLocks noChangeAspect="1" noChangeArrowheads="1"/>
                     </pic:cNvPicPr>
@@ -1522,7 +1587,7 @@
                   <pic:spPr bwMode="auto">
                     <a:xfrm>
                       <a:off x="0" y="0"/>
-                      <a:ext cx="2462565" cy="1335179"/>
+                      <a:ext cx="2026153" cy="1098005"/>
                     </a:xfrm>
                     <a:prstGeom prst="rect">
                       <a:avLst/>
@@ -1544,108 +1609,200 @@
         <w:pStyle w:val="4"/>
         <w:spacing w:before="0" w:after="120" w:line="240" w:lineRule="auto"/>
         <w:rPr>
+          <w:rFonts w:ascii="微软雅黑" w:eastAsia="微软雅黑" w:hAnsi="微软雅黑" w:hint="eastAsia"/>
+          <w:sz w:val="22"/>
+          <w:szCs w:val="22"/>
+        </w:rPr>
+      </w:pPr>
+      <w:r>
+        <w:rPr>
           <w:rFonts w:ascii="微软雅黑" w:eastAsia="微软雅黑" w:hAnsi="微软雅黑"/>
           <w:sz w:val="22"/>
           <w:szCs w:val="22"/>
         </w:rPr>
-      </w:pPr>
+        <w:t>2</w:t>
+      </w:r>
+      <w:r>
+        <w:rPr>
+          <w:rFonts w:ascii="微软雅黑" w:eastAsia="微软雅黑" w:hAnsi="微软雅黑" w:hint="eastAsia"/>
+          <w:sz w:val="22"/>
+          <w:szCs w:val="22"/>
+        </w:rPr>
+        <w:t>.</w:t>
+      </w:r>
       <w:r>
         <w:rPr>
           <w:rFonts w:ascii="微软雅黑" w:eastAsia="微软雅黑" w:hAnsi="微软雅黑"/>
           <w:sz w:val="22"/>
           <w:szCs w:val="22"/>
         </w:rPr>
+        <w:t xml:space="preserve"> </w:t>
+      </w:r>
+      <w:r>
+        <w:rPr>
+          <w:rFonts w:ascii="微软雅黑" w:eastAsia="微软雅黑" w:hAnsi="微软雅黑" w:hint="eastAsia"/>
+          <w:sz w:val="22"/>
+          <w:szCs w:val="22"/>
+        </w:rPr>
+        <w:t>结构规划</w:t>
+      </w:r>
+      <w:r>
+        <w:rPr>
+          <w:rFonts w:ascii="微软雅黑" w:eastAsia="微软雅黑" w:hAnsi="微软雅黑" w:hint="eastAsia"/>
+          <w:sz w:val="22"/>
+          <w:szCs w:val="22"/>
+        </w:rPr>
+        <w:t>/流程梳理</w:t>
+      </w:r>
+    </w:p>
+    <w:p>
+      <w:pPr>
+        <w:rPr>
+          <w:rFonts w:ascii="Tahoma" w:eastAsia="微软雅黑" w:hAnsi="Tahoma"/>
+          <w:kern w:val="0"/>
+          <w:sz w:val="22"/>
+        </w:rPr>
+      </w:pPr>
+      <w:r>
+        <w:rPr>
+          <w:rFonts w:ascii="Tahoma" w:eastAsia="微软雅黑" w:hAnsi="Tahoma" w:hint="eastAsia"/>
+          <w:kern w:val="0"/>
+          <w:sz w:val="22"/>
+        </w:rPr>
+        <w:t>根据规划分析，发现以下特点：</w:t>
+      </w:r>
+    </w:p>
+    <w:p>
+      <w:pPr>
+        <w:rPr>
+          <w:rFonts w:ascii="Tahoma" w:eastAsia="微软雅黑" w:hAnsi="Tahoma"/>
+          <w:kern w:val="0"/>
+          <w:sz w:val="22"/>
+        </w:rPr>
+      </w:pPr>
+      <w:r>
+        <w:rPr>
+          <w:rFonts w:ascii="Tahoma" w:eastAsia="微软雅黑" w:hAnsi="Tahoma" w:hint="eastAsia"/>
+          <w:kern w:val="0"/>
+          <w:sz w:val="22"/>
+        </w:rPr>
+        <w:t>1</w:t>
+      </w:r>
+      <w:r>
+        <w:rPr>
+          <w:rFonts w:ascii="Tahoma" w:eastAsia="微软雅黑" w:hAnsi="Tahoma" w:hint="eastAsia"/>
+          <w:kern w:val="0"/>
+          <w:sz w:val="22"/>
+        </w:rPr>
+        <w:t>）</w:t>
+      </w:r>
+      <w:r>
+        <w:rPr>
+          <w:rFonts w:ascii="Tahoma" w:eastAsia="微软雅黑" w:hAnsi="Tahoma" w:hint="eastAsia"/>
+          <w:kern w:val="0"/>
+          <w:sz w:val="22"/>
+        </w:rPr>
+        <w:t>按钮全部统一的按钮资源，</w:t>
+      </w:r>
+      <w:r>
+        <w:rPr>
+          <w:rFonts w:ascii="Tahoma" w:eastAsia="微软雅黑" w:hAnsi="Tahoma" w:hint="eastAsia"/>
+          <w:kern w:val="0"/>
+          <w:sz w:val="22"/>
+        </w:rPr>
+        <w:t>并且居中，</w:t>
+      </w:r>
+      <w:proofErr w:type="gramStart"/>
+      <w:r>
+        <w:rPr>
+          <w:rFonts w:ascii="Tahoma" w:eastAsia="微软雅黑" w:hAnsi="Tahoma" w:hint="eastAsia"/>
+          <w:kern w:val="0"/>
+          <w:sz w:val="22"/>
+        </w:rPr>
+        <w:t>锚点锁在</w:t>
+      </w:r>
+      <w:proofErr w:type="gramEnd"/>
+      <w:r>
+        <w:rPr>
+          <w:rFonts w:ascii="Tahoma" w:eastAsia="微软雅黑" w:hAnsi="Tahoma" w:hint="eastAsia"/>
+          <w:kern w:val="0"/>
+          <w:sz w:val="22"/>
+        </w:rPr>
+        <w:t>正中心</w:t>
+      </w:r>
+      <w:r>
+        <w:rPr>
+          <w:rFonts w:ascii="Tahoma" w:eastAsia="微软雅黑" w:hAnsi="Tahoma" w:hint="eastAsia"/>
+          <w:kern w:val="0"/>
+          <w:sz w:val="22"/>
+        </w:rPr>
+        <w:t>。</w:t>
+      </w:r>
+    </w:p>
+    <w:p>
+      <w:pPr>
+        <w:snapToGrid w:val="0"/>
+        <w:rPr>
+          <w:rFonts w:ascii="Tahoma" w:eastAsia="微软雅黑" w:hAnsi="Tahoma"/>
+          <w:kern w:val="0"/>
+          <w:sz w:val="22"/>
+        </w:rPr>
+      </w:pPr>
+      <w:r>
+        <w:rPr>
+          <w:rFonts w:ascii="Tahoma" w:eastAsia="微软雅黑" w:hAnsi="Tahoma"/>
+          <w:kern w:val="0"/>
+          <w:sz w:val="22"/>
+        </w:rPr>
         <w:t>2</w:t>
       </w:r>
       <w:r>
         <w:rPr>
-          <w:rFonts w:ascii="微软雅黑" w:eastAsia="微软雅黑" w:hAnsi="微软雅黑" w:hint="eastAsia"/>
-          <w:sz w:val="22"/>
-          <w:szCs w:val="22"/>
-        </w:rPr>
-        <w:t>.</w:t>
-      </w:r>
-      <w:r>
-        <w:rPr>
-          <w:rFonts w:ascii="微软雅黑" w:eastAsia="微软雅黑" w:hAnsi="微软雅黑"/>
-          <w:sz w:val="22"/>
-          <w:szCs w:val="22"/>
-        </w:rPr>
-        <w:t xml:space="preserve"> </w:t>
-      </w:r>
-      <w:r>
-        <w:rPr>
-          <w:rFonts w:ascii="微软雅黑" w:eastAsia="微软雅黑" w:hAnsi="微软雅黑" w:hint="eastAsia"/>
-          <w:sz w:val="22"/>
-          <w:szCs w:val="22"/>
-        </w:rPr>
-        <w:t>结构规划</w:t>
-      </w:r>
-      <w:r>
-        <w:rPr>
-          <w:rFonts w:ascii="微软雅黑" w:eastAsia="微软雅黑" w:hAnsi="微软雅黑" w:hint="eastAsia"/>
-          <w:sz w:val="22"/>
-          <w:szCs w:val="22"/>
-        </w:rPr>
-        <w:t>/流程梳理</w:t>
-      </w:r>
-    </w:p>
-    <w:p>
-      <w:pPr>
-        <w:rPr>
-          <w:rFonts w:ascii="Tahoma" w:eastAsia="微软雅黑" w:hAnsi="Tahoma"/>
-          <w:kern w:val="0"/>
-          <w:sz w:val="22"/>
-        </w:rPr>
-      </w:pPr>
-      <w:r>
-        <w:rPr>
-          <w:rFonts w:ascii="Tahoma" w:eastAsia="微软雅黑" w:hAnsi="Tahoma" w:hint="eastAsia"/>
-          <w:kern w:val="0"/>
-          <w:sz w:val="22"/>
-        </w:rPr>
-        <w:t>根据规划分析，发现以下特点：</w:t>
-      </w:r>
-    </w:p>
-    <w:p>
-      <w:pPr>
-        <w:rPr>
-          <w:rFonts w:ascii="Tahoma" w:eastAsia="微软雅黑" w:hAnsi="Tahoma"/>
-          <w:kern w:val="0"/>
-          <w:sz w:val="22"/>
-        </w:rPr>
-      </w:pPr>
-      <w:r>
-        <w:rPr>
-          <w:rFonts w:ascii="Tahoma" w:eastAsia="微软雅黑" w:hAnsi="Tahoma" w:hint="eastAsia"/>
-          <w:kern w:val="0"/>
-          <w:sz w:val="22"/>
-        </w:rPr>
-        <w:t>1</w:t>
-      </w:r>
-      <w:r>
-        <w:rPr>
-          <w:rFonts w:ascii="Tahoma" w:eastAsia="微软雅黑" w:hAnsi="Tahoma" w:hint="eastAsia"/>
-          <w:kern w:val="0"/>
-          <w:sz w:val="22"/>
-        </w:rPr>
-        <w:t>）</w:t>
-      </w:r>
-      <w:r>
-        <w:rPr>
-          <w:rFonts w:ascii="Tahoma" w:eastAsia="微软雅黑" w:hAnsi="Tahoma" w:hint="eastAsia"/>
-          <w:kern w:val="0"/>
-          <w:sz w:val="22"/>
-        </w:rPr>
-        <w:t>按钮全部统一的按钮资源，</w:t>
-      </w:r>
-      <w:r>
-        <w:rPr>
-          <w:rFonts w:ascii="Tahoma" w:eastAsia="微软雅黑" w:hAnsi="Tahoma" w:hint="eastAsia"/>
-          <w:kern w:val="0"/>
-          <w:sz w:val="22"/>
-        </w:rPr>
-        <w:t>并且居中，锚点锁在正中心</w:t>
+          <w:rFonts w:ascii="Tahoma" w:eastAsia="微软雅黑" w:hAnsi="Tahoma" w:hint="eastAsia"/>
+          <w:kern w:val="0"/>
+          <w:sz w:val="22"/>
+        </w:rPr>
+        <w:t>）排列用正常的直线排列，</w:t>
+      </w:r>
+      <w:r>
+        <w:rPr>
+          <w:rFonts w:ascii="Tahoma" w:eastAsia="微软雅黑" w:hAnsi="Tahoma" w:hint="eastAsia"/>
+          <w:kern w:val="0"/>
+          <w:sz w:val="22"/>
+        </w:rPr>
+        <w:t>由于</w:t>
+      </w:r>
+      <w:r>
+        <w:rPr>
+          <w:rFonts w:ascii="Tahoma" w:eastAsia="微软雅黑" w:hAnsi="Tahoma" w:hint="eastAsia"/>
+          <w:kern w:val="0"/>
+          <w:sz w:val="22"/>
+        </w:rPr>
+        <w:t>对话框也占一定的高度，如果选项过多，应该挤压在一起</w:t>
+      </w:r>
+      <w:r>
+        <w:rPr>
+          <w:rFonts w:ascii="Tahoma" w:eastAsia="微软雅黑" w:hAnsi="Tahoma" w:hint="eastAsia"/>
+          <w:kern w:val="0"/>
+          <w:sz w:val="22"/>
+        </w:rPr>
+        <w:t>。也就是说，直线排列</w:t>
+      </w:r>
+      <w:r>
+        <w:rPr>
+          <w:rFonts w:ascii="Tahoma" w:eastAsia="微软雅黑" w:hAnsi="Tahoma" w:hint="eastAsia"/>
+          <w:kern w:val="0"/>
+          <w:sz w:val="22"/>
+        </w:rPr>
+        <w:t>+</w:t>
+      </w:r>
+      <w:r>
+        <w:rPr>
+          <w:rFonts w:ascii="Tahoma" w:eastAsia="微软雅黑" w:hAnsi="Tahoma" w:hint="eastAsia"/>
+          <w:kern w:val="0"/>
+          <w:sz w:val="22"/>
+        </w:rPr>
+        <w:t>限制长度</w:t>
       </w:r>
       <w:r>
         <w:rPr>
@@ -1658,80 +1815,6 @@
     </w:p>
     <w:p>
       <w:pPr>
-        <w:snapToGrid w:val="0"/>
-        <w:rPr>
-          <w:rFonts w:ascii="Tahoma" w:eastAsia="微软雅黑" w:hAnsi="Tahoma"/>
-          <w:kern w:val="0"/>
-          <w:sz w:val="22"/>
-        </w:rPr>
-      </w:pPr>
-      <w:r>
-        <w:rPr>
-          <w:rFonts w:ascii="Tahoma" w:eastAsia="微软雅黑" w:hAnsi="Tahoma"/>
-          <w:kern w:val="0"/>
-          <w:sz w:val="22"/>
-        </w:rPr>
-        <w:t>2</w:t>
-      </w:r>
-      <w:r>
-        <w:rPr>
-          <w:rFonts w:ascii="Tahoma" w:eastAsia="微软雅黑" w:hAnsi="Tahoma" w:hint="eastAsia"/>
-          <w:kern w:val="0"/>
-          <w:sz w:val="22"/>
-        </w:rPr>
-        <w:t>）排列用正常的直线排列，</w:t>
-      </w:r>
-      <w:r>
-        <w:rPr>
-          <w:rFonts w:ascii="Tahoma" w:eastAsia="微软雅黑" w:hAnsi="Tahoma" w:hint="eastAsia"/>
-          <w:kern w:val="0"/>
-          <w:sz w:val="22"/>
-        </w:rPr>
-        <w:t>由于</w:t>
-      </w:r>
-      <w:r>
-        <w:rPr>
-          <w:rFonts w:ascii="Tahoma" w:eastAsia="微软雅黑" w:hAnsi="Tahoma" w:hint="eastAsia"/>
-          <w:kern w:val="0"/>
-          <w:sz w:val="22"/>
-        </w:rPr>
-        <w:t>对话框也占一定的高度，如果选项过多，应该挤压在一起</w:t>
-      </w:r>
-      <w:r>
-        <w:rPr>
-          <w:rFonts w:ascii="Tahoma" w:eastAsia="微软雅黑" w:hAnsi="Tahoma" w:hint="eastAsia"/>
-          <w:kern w:val="0"/>
-          <w:sz w:val="22"/>
-        </w:rPr>
-        <w:t>。也就是说，直线排列</w:t>
-      </w:r>
-      <w:r>
-        <w:rPr>
-          <w:rFonts w:ascii="Tahoma" w:eastAsia="微软雅黑" w:hAnsi="Tahoma" w:hint="eastAsia"/>
-          <w:kern w:val="0"/>
-          <w:sz w:val="22"/>
-        </w:rPr>
-        <w:t>+</w:t>
-      </w:r>
-      <w:r>
-        <w:rPr>
-          <w:rFonts w:ascii="Tahoma" w:eastAsia="微软雅黑" w:hAnsi="Tahoma" w:hint="eastAsia"/>
-          <w:kern w:val="0"/>
-          <w:sz w:val="22"/>
-        </w:rPr>
-        <w:t>限制长度</w:t>
-      </w:r>
-      <w:r>
-        <w:rPr>
-          <w:rFonts w:ascii="Tahoma" w:eastAsia="微软雅黑" w:hAnsi="Tahoma" w:hint="eastAsia"/>
-          <w:kern w:val="0"/>
-          <w:sz w:val="22"/>
-        </w:rPr>
-        <w:t>。</w:t>
-      </w:r>
-    </w:p>
-    <w:p>
-      <w:pPr>
         <w:jc w:val="center"/>
         <w:rPr>
           <w:rFonts w:ascii="Tahoma" w:eastAsia="微软雅黑" w:hAnsi="Tahoma"/>
@@ -1741,16 +1824,13 @@
       </w:pPr>
       <w:r>
         <w:rPr>
-          <w:rFonts w:ascii="Tahoma" w:eastAsia="微软雅黑" w:hAnsi="Tahoma"/>
           <w:noProof/>
-          <w:kern w:val="0"/>
-          <w:sz w:val="22"/>
         </w:rPr>
         <w:drawing>
-          <wp:inline distT="0" distB="0" distL="0" distR="0" wp14:anchorId="2DF0783B" wp14:editId="22D24852">
-            <wp:extent cx="2378710" cy="2143588"/>
-            <wp:effectExtent l="0" t="0" r="2540" b="9525"/>
-            <wp:docPr id="10" name="图片 10"/>
+          <wp:inline distT="0" distB="0" distL="0" distR="0" wp14:anchorId="52E256B0" wp14:editId="5267906B">
+            <wp:extent cx="3095625" cy="2788381"/>
+            <wp:effectExtent l="0" t="0" r="0" b="0"/>
+            <wp:docPr id="11974571" name="图片 6"/>
             <wp:cNvGraphicFramePr>
               <a:graphicFrameLocks xmlns:a="http://schemas.openxmlformats.org/drawingml/2006/main" noChangeAspect="1"/>
             </wp:cNvGraphicFramePr>
@@ -1758,7 +1838,7 @@
               <a:graphicData uri="http://schemas.openxmlformats.org/drawingml/2006/picture">
                 <pic:pic xmlns:pic="http://schemas.openxmlformats.org/drawingml/2006/picture">
                   <pic:nvPicPr>
-                    <pic:cNvPr id="0" name="Picture 7"/>
+                    <pic:cNvPr id="0" name="Picture 13"/>
                     <pic:cNvPicPr>
                       <a:picLocks noChangeAspect="1" noChangeArrowheads="1"/>
                     </pic:cNvPicPr>
@@ -1779,7 +1859,7 @@
                   <pic:spPr bwMode="auto">
                     <a:xfrm>
                       <a:off x="0" y="0"/>
-                      <a:ext cx="2381649" cy="2146237"/>
+                      <a:ext cx="3097646" cy="2790201"/>
                     </a:xfrm>
                     <a:prstGeom prst="rect">
                       <a:avLst/>
@@ -1820,7 +1900,7 @@
         <w:pStyle w:val="4"/>
         <w:spacing w:before="0" w:after="120" w:line="240" w:lineRule="auto"/>
         <w:rPr>
-          <w:rFonts w:ascii="微软雅黑" w:eastAsia="微软雅黑" w:hAnsi="微软雅黑"/>
+          <w:rFonts w:ascii="微软雅黑" w:eastAsia="微软雅黑" w:hAnsi="微软雅黑" w:hint="eastAsia"/>
           <w:sz w:val="22"/>
           <w:szCs w:val="22"/>
         </w:rPr>
@@ -1945,16 +2025,13 @@
       </w:pPr>
       <w:r>
         <w:rPr>
-          <w:rFonts w:ascii="Tahoma" w:eastAsia="微软雅黑" w:hAnsi="Tahoma"/>
           <w:noProof/>
-          <w:kern w:val="0"/>
-          <w:sz w:val="22"/>
         </w:rPr>
         <w:drawing>
-          <wp:inline distT="0" distB="0" distL="0" distR="0" wp14:anchorId="6A86A963" wp14:editId="6E35AC5B">
-            <wp:extent cx="2263140" cy="754380"/>
-            <wp:effectExtent l="0" t="0" r="3810" b="7620"/>
-            <wp:docPr id="3" name="图片 3"/>
+          <wp:inline distT="0" distB="0" distL="0" distR="0" wp14:anchorId="742616A8" wp14:editId="461B9795">
+            <wp:extent cx="3067050" cy="1020083"/>
+            <wp:effectExtent l="0" t="0" r="0" b="8890"/>
+            <wp:docPr id="1095327264" name="图片 4"/>
             <wp:cNvGraphicFramePr>
               <a:graphicFrameLocks xmlns:a="http://schemas.openxmlformats.org/drawingml/2006/main" noChangeAspect="1"/>
             </wp:cNvGraphicFramePr>
@@ -1962,7 +2039,7 @@
               <a:graphicData uri="http://schemas.openxmlformats.org/drawingml/2006/picture">
                 <pic:pic xmlns:pic="http://schemas.openxmlformats.org/drawingml/2006/picture">
                   <pic:nvPicPr>
-                    <pic:cNvPr id="0" name="Picture 3"/>
+                    <pic:cNvPr id="0" name="Picture 9"/>
                     <pic:cNvPicPr>
                       <a:picLocks noChangeAspect="1" noChangeArrowheads="1"/>
                     </pic:cNvPicPr>
@@ -1983,7 +2060,7 @@
                   <pic:spPr bwMode="auto">
                     <a:xfrm>
                       <a:off x="0" y="0"/>
-                      <a:ext cx="2263140" cy="754380"/>
+                      <a:ext cx="3077802" cy="1023659"/>
                     </a:xfrm>
                     <a:prstGeom prst="rect">
                       <a:avLst/>
@@ -2025,6 +2102,7 @@
         </w:rPr>
         <w:t>首先起名为</w:t>
       </w:r>
+      <w:proofErr w:type="gramStart"/>
       <w:r>
         <w:rPr>
           <w:rFonts w:ascii="Tahoma" w:eastAsia="微软雅黑" w:hAnsi="Tahoma"/>
@@ -2033,6 +2111,7 @@
         </w:rPr>
         <w:t>”</w:t>
       </w:r>
+      <w:proofErr w:type="gramEnd"/>
       <w:r>
         <w:rPr>
           <w:rFonts w:ascii="Tahoma" w:eastAsia="微软雅黑" w:hAnsi="Tahoma" w:hint="eastAsia"/>
@@ -2041,6 +2120,7 @@
         </w:rPr>
         <w:t>简单按钮</w:t>
       </w:r>
+      <w:proofErr w:type="gramStart"/>
       <w:r>
         <w:rPr>
           <w:rFonts w:ascii="Tahoma" w:eastAsia="微软雅黑" w:hAnsi="Tahoma"/>
@@ -2049,6 +2129,7 @@
         </w:rPr>
         <w:t>”</w:t>
       </w:r>
+      <w:proofErr w:type="gramEnd"/>
       <w:r>
         <w:rPr>
           <w:rFonts w:ascii="Tahoma" w:eastAsia="微软雅黑" w:hAnsi="Tahoma" w:hint="eastAsia"/>
@@ -2122,16 +2203,13 @@
       </w:pPr>
       <w:r>
         <w:rPr>
-          <w:rFonts w:ascii="Tahoma" w:eastAsia="微软雅黑" w:hAnsi="Tahoma"/>
           <w:noProof/>
-          <w:kern w:val="0"/>
-          <w:sz w:val="22"/>
         </w:rPr>
         <w:drawing>
-          <wp:inline distT="0" distB="0" distL="0" distR="0" wp14:anchorId="0A39C6E9" wp14:editId="63D49560">
-            <wp:extent cx="2705100" cy="1829209"/>
-            <wp:effectExtent l="0" t="0" r="0" b="0"/>
-            <wp:docPr id="12" name="图片 12"/>
+          <wp:inline distT="0" distB="0" distL="0" distR="0" wp14:anchorId="1580A031" wp14:editId="281BB601">
+            <wp:extent cx="3482269" cy="2352675"/>
+            <wp:effectExtent l="0" t="0" r="4445" b="0"/>
+            <wp:docPr id="1193650439" name="图片 8"/>
             <wp:cNvGraphicFramePr>
               <a:graphicFrameLocks xmlns:a="http://schemas.openxmlformats.org/drawingml/2006/main" noChangeAspect="1"/>
             </wp:cNvGraphicFramePr>
@@ -2139,7 +2217,7 @@
               <a:graphicData uri="http://schemas.openxmlformats.org/drawingml/2006/picture">
                 <pic:pic xmlns:pic="http://schemas.openxmlformats.org/drawingml/2006/picture">
                   <pic:nvPicPr>
-                    <pic:cNvPr id="0" name="Picture 9"/>
+                    <pic:cNvPr id="0" name="Picture 17"/>
                     <pic:cNvPicPr>
                       <a:picLocks noChangeAspect="1" noChangeArrowheads="1"/>
                     </pic:cNvPicPr>
@@ -2160,7 +2238,7 @@
                   <pic:spPr bwMode="auto">
                     <a:xfrm>
                       <a:off x="0" y="0"/>
-                      <a:ext cx="2721244" cy="1840125"/>
+                      <a:ext cx="3493332" cy="2360149"/>
                     </a:xfrm>
                     <a:prstGeom prst="rect">
                       <a:avLst/>
@@ -2395,16 +2473,13 @@
       </w:pPr>
       <w:r>
         <w:rPr>
-          <w:rFonts w:ascii="Tahoma" w:eastAsia="微软雅黑" w:hAnsi="Tahoma"/>
           <w:noProof/>
-          <w:kern w:val="0"/>
-          <w:sz w:val="22"/>
         </w:rPr>
         <w:drawing>
-          <wp:inline distT="0" distB="0" distL="0" distR="0" wp14:anchorId="14C93027" wp14:editId="392A93B7">
-            <wp:extent cx="2720340" cy="1607474"/>
-            <wp:effectExtent l="0" t="0" r="3810" b="0"/>
-            <wp:docPr id="13" name="图片 13"/>
+          <wp:inline distT="0" distB="0" distL="0" distR="0" wp14:anchorId="2A258969" wp14:editId="052A821F">
+            <wp:extent cx="3493012" cy="2066925"/>
+            <wp:effectExtent l="0" t="0" r="0" b="0"/>
+            <wp:docPr id="359666542" name="图片 9"/>
             <wp:cNvGraphicFramePr>
               <a:graphicFrameLocks xmlns:a="http://schemas.openxmlformats.org/drawingml/2006/main" noChangeAspect="1"/>
             </wp:cNvGraphicFramePr>
@@ -2412,7 +2487,7 @@
               <a:graphicData uri="http://schemas.openxmlformats.org/drawingml/2006/picture">
                 <pic:pic xmlns:pic="http://schemas.openxmlformats.org/drawingml/2006/picture">
                   <pic:nvPicPr>
-                    <pic:cNvPr id="0" name="Picture 11"/>
+                    <pic:cNvPr id="0" name="Picture 19"/>
                     <pic:cNvPicPr>
                       <a:picLocks noChangeAspect="1" noChangeArrowheads="1"/>
                     </pic:cNvPicPr>
@@ -2433,7 +2508,7 @@
                   <pic:spPr bwMode="auto">
                     <a:xfrm>
                       <a:off x="0" y="0"/>
-                      <a:ext cx="2730069" cy="1613223"/>
+                      <a:ext cx="3507745" cy="2075643"/>
                     </a:xfrm>
                     <a:prstGeom prst="rect">
                       <a:avLst/>
@@ -2481,8 +2556,18 @@
           <w:kern w:val="0"/>
           <w:sz w:val="22"/>
         </w:rPr>
-        <w:t>按钮组核心</w:t>
-      </w:r>
+        <w:t>按钮</w:t>
+      </w:r>
+      <w:proofErr w:type="gramStart"/>
+      <w:r>
+        <w:rPr>
+          <w:rFonts w:ascii="Tahoma" w:eastAsia="微软雅黑" w:hAnsi="Tahoma" w:hint="eastAsia"/>
+          <w:kern w:val="0"/>
+          <w:sz w:val="22"/>
+        </w:rPr>
+        <w:t>组核心</w:t>
+      </w:r>
+      <w:proofErr w:type="gramEnd"/>
       <w:r>
         <w:rPr>
           <w:rFonts w:ascii="Tahoma" w:eastAsia="微软雅黑" w:hAnsi="Tahoma" w:hint="eastAsia"/>
@@ -2562,16 +2647,14 @@
       </w:pPr>
       <w:r>
         <w:rPr>
-          <w:rFonts w:ascii="Tahoma" w:eastAsia="微软雅黑" w:hAnsi="Tahoma"/>
           <w:noProof/>
-          <w:kern w:val="0"/>
-          <w:sz w:val="22"/>
-        </w:rPr>
+        </w:rPr>
+        <w:lastRenderedPageBreak/>
         <w:drawing>
-          <wp:inline distT="0" distB="0" distL="0" distR="0" wp14:anchorId="73F4ACF5" wp14:editId="7F68EF30">
-            <wp:extent cx="2750820" cy="1706336"/>
-            <wp:effectExtent l="0" t="0" r="0" b="8255"/>
-            <wp:docPr id="14" name="图片 14"/>
+          <wp:inline distT="0" distB="0" distL="0" distR="0" wp14:anchorId="69129156" wp14:editId="4AE843A5">
+            <wp:extent cx="3448050" cy="2136819"/>
+            <wp:effectExtent l="0" t="0" r="0" b="0"/>
+            <wp:docPr id="1360456078" name="图片 10"/>
             <wp:cNvGraphicFramePr>
               <a:graphicFrameLocks xmlns:a="http://schemas.openxmlformats.org/drawingml/2006/main" noChangeAspect="1"/>
             </wp:cNvGraphicFramePr>
@@ -2579,7 +2662,7 @@
               <a:graphicData uri="http://schemas.openxmlformats.org/drawingml/2006/picture">
                 <pic:pic xmlns:pic="http://schemas.openxmlformats.org/drawingml/2006/picture">
                   <pic:nvPicPr>
-                    <pic:cNvPr id="0" name="Picture 13"/>
+                    <pic:cNvPr id="0" name="Picture 21"/>
                     <pic:cNvPicPr>
                       <a:picLocks noChangeAspect="1" noChangeArrowheads="1"/>
                     </pic:cNvPicPr>
@@ -2600,7 +2683,7 @@
                   <pic:spPr bwMode="auto">
                     <a:xfrm>
                       <a:off x="0" y="0"/>
-                      <a:ext cx="2761878" cy="1713195"/>
+                      <a:ext cx="3453214" cy="2140019"/>
                     </a:xfrm>
                     <a:prstGeom prst="rect">
                       <a:avLst/>
@@ -2619,20 +2702,18 @@
     </w:p>
     <w:p>
       <w:pPr>
-        <w:snapToGrid w:val="0"/>
-        <w:rPr>
-          <w:rFonts w:ascii="Tahoma" w:eastAsia="微软雅黑" w:hAnsi="Tahoma"/>
-          <w:kern w:val="0"/>
-          <w:sz w:val="22"/>
-        </w:rPr>
-      </w:pPr>
-      <w:r>
-        <w:rPr>
-          <w:rFonts w:ascii="Tahoma" w:eastAsia="微软雅黑" w:hAnsi="Tahoma" w:hint="eastAsia"/>
-          <w:kern w:val="0"/>
-          <w:sz w:val="22"/>
-        </w:rPr>
-        <w:lastRenderedPageBreak/>
+        <w:rPr>
+          <w:rFonts w:ascii="Tahoma" w:eastAsia="微软雅黑" w:hAnsi="Tahoma"/>
+          <w:kern w:val="0"/>
+          <w:sz w:val="22"/>
+        </w:rPr>
+      </w:pPr>
+      <w:r>
+        <w:rPr>
+          <w:rFonts w:ascii="Tahoma" w:eastAsia="微软雅黑" w:hAnsi="Tahoma" w:hint="eastAsia"/>
+          <w:kern w:val="0"/>
+          <w:sz w:val="22"/>
+        </w:rPr>
         <w:t>完成选项样式关联后，在事件中，</w:t>
       </w:r>
       <w:r>
@@ -2664,16 +2745,13 @@
       </w:pPr>
       <w:r>
         <w:rPr>
-          <w:rFonts w:ascii="Tahoma" w:eastAsia="微软雅黑" w:hAnsi="Tahoma"/>
           <w:noProof/>
-          <w:kern w:val="0"/>
-          <w:sz w:val="22"/>
         </w:rPr>
         <w:drawing>
-          <wp:inline distT="0" distB="0" distL="0" distR="0" wp14:anchorId="27AC9D0F" wp14:editId="310562CE">
-            <wp:extent cx="4015740" cy="1612871"/>
-            <wp:effectExtent l="0" t="0" r="3810" b="6985"/>
-            <wp:docPr id="15" name="图片 15"/>
+          <wp:inline distT="0" distB="0" distL="0" distR="0" wp14:anchorId="16DE2D37" wp14:editId="3FB39FC7">
+            <wp:extent cx="5112385" cy="2053940"/>
+            <wp:effectExtent l="0" t="0" r="0" b="3810"/>
+            <wp:docPr id="1182236169" name="图片 11"/>
             <wp:cNvGraphicFramePr>
               <a:graphicFrameLocks xmlns:a="http://schemas.openxmlformats.org/drawingml/2006/main" noChangeAspect="1"/>
             </wp:cNvGraphicFramePr>
@@ -2681,7 +2759,7 @@
               <a:graphicData uri="http://schemas.openxmlformats.org/drawingml/2006/picture">
                 <pic:pic xmlns:pic="http://schemas.openxmlformats.org/drawingml/2006/picture">
                   <pic:nvPicPr>
-                    <pic:cNvPr id="0" name="Picture 15"/>
+                    <pic:cNvPr id="0" name="Picture 23"/>
                     <pic:cNvPicPr>
                       <a:picLocks noChangeAspect="1" noChangeArrowheads="1"/>
                     </pic:cNvPicPr>
@@ -2702,7 +2780,7 @@
                   <pic:spPr bwMode="auto">
                     <a:xfrm>
                       <a:off x="0" y="0"/>
-                      <a:ext cx="4030625" cy="1618849"/>
+                      <a:ext cx="5118671" cy="2056465"/>
                     </a:xfrm>
                     <a:prstGeom prst="rect">
                       <a:avLst/>
@@ -2764,16 +2842,13 @@
       </w:pPr>
       <w:r>
         <w:rPr>
-          <w:rFonts w:ascii="Tahoma" w:eastAsia="微软雅黑" w:hAnsi="Tahoma"/>
           <w:noProof/>
-          <w:kern w:val="0"/>
-          <w:sz w:val="22"/>
         </w:rPr>
         <w:drawing>
-          <wp:inline distT="0" distB="0" distL="0" distR="0" wp14:anchorId="08709F6D" wp14:editId="18E82B04">
-            <wp:extent cx="3978910" cy="3041428"/>
-            <wp:effectExtent l="0" t="0" r="2540" b="6985"/>
-            <wp:docPr id="2" name="图片 2"/>
+          <wp:inline distT="0" distB="0" distL="0" distR="0" wp14:anchorId="5F50C52D" wp14:editId="234234B9">
+            <wp:extent cx="3640445" cy="2781300"/>
+            <wp:effectExtent l="0" t="0" r="0" b="0"/>
+            <wp:docPr id="1199972686" name="图片 12"/>
             <wp:cNvGraphicFramePr>
               <a:graphicFrameLocks xmlns:a="http://schemas.openxmlformats.org/drawingml/2006/main" noChangeAspect="1"/>
             </wp:cNvGraphicFramePr>
@@ -2781,7 +2856,7 @@
               <a:graphicData uri="http://schemas.openxmlformats.org/drawingml/2006/picture">
                 <pic:pic xmlns:pic="http://schemas.openxmlformats.org/drawingml/2006/picture">
                   <pic:nvPicPr>
-                    <pic:cNvPr id="0" name="Picture 5"/>
+                    <pic:cNvPr id="0" name="Picture 25"/>
                     <pic:cNvPicPr>
                       <a:picLocks noChangeAspect="1" noChangeArrowheads="1"/>
                     </pic:cNvPicPr>
@@ -2802,7 +2877,7 @@
                   <pic:spPr bwMode="auto">
                     <a:xfrm>
                       <a:off x="0" y="0"/>
-                      <a:ext cx="3980785" cy="3042861"/>
+                      <a:ext cx="3648634" cy="2787557"/>
                     </a:xfrm>
                     <a:prstGeom prst="rect">
                       <a:avLst/>
@@ -2834,8 +2909,18 @@
           <w:kern w:val="0"/>
           <w:sz w:val="22"/>
         </w:rPr>
-        <w:t>图中，按钮锚点为</w:t>
-      </w:r>
+        <w:t>图中，</w:t>
+      </w:r>
+      <w:proofErr w:type="gramStart"/>
+      <w:r>
+        <w:rPr>
+          <w:rFonts w:ascii="Tahoma" w:eastAsia="微软雅黑" w:hAnsi="Tahoma" w:hint="eastAsia"/>
+          <w:kern w:val="0"/>
+          <w:sz w:val="22"/>
+        </w:rPr>
+        <w:t>按钮锚点为</w:t>
+      </w:r>
+      <w:proofErr w:type="gramEnd"/>
       <w:r>
         <w:rPr>
           <w:rFonts w:ascii="Tahoma" w:eastAsia="微软雅黑" w:hAnsi="Tahoma" w:hint="eastAsia"/>
@@ -2870,6 +2955,7 @@
         </w:rPr>
         <w:t>将</w:t>
       </w:r>
+      <w:proofErr w:type="gramStart"/>
       <w:r>
         <w:rPr>
           <w:rFonts w:ascii="Tahoma" w:eastAsia="微软雅黑" w:hAnsi="Tahoma"/>
@@ -2878,6 +2964,7 @@
         </w:rPr>
         <w:t>”</w:t>
       </w:r>
+      <w:proofErr w:type="gramEnd"/>
       <w:r>
         <w:rPr>
           <w:rFonts w:ascii="Tahoma" w:eastAsia="微软雅黑" w:hAnsi="Tahoma" w:hint="eastAsia"/>
@@ -2886,6 +2973,7 @@
         </w:rPr>
         <w:t>按钮名称中心锚点</w:t>
       </w:r>
+      <w:proofErr w:type="gramStart"/>
       <w:r>
         <w:rPr>
           <w:rFonts w:ascii="Tahoma" w:eastAsia="微软雅黑" w:hAnsi="Tahoma"/>
@@ -2894,6 +2982,7 @@
         </w:rPr>
         <w:t>”</w:t>
       </w:r>
+      <w:proofErr w:type="gramEnd"/>
       <w:r>
         <w:rPr>
           <w:rFonts w:ascii="Tahoma" w:eastAsia="微软雅黑" w:hAnsi="Tahoma" w:hint="eastAsia"/>
@@ -2943,18 +3032,35 @@
         <w:pStyle w:val="4"/>
         <w:spacing w:before="0" w:after="120" w:line="240" w:lineRule="auto"/>
         <w:rPr>
+          <w:rFonts w:ascii="微软雅黑" w:eastAsia="微软雅黑" w:hAnsi="微软雅黑" w:hint="eastAsia"/>
+          <w:sz w:val="22"/>
+          <w:szCs w:val="22"/>
+        </w:rPr>
+      </w:pPr>
+      <w:r>
+        <w:rPr>
           <w:rFonts w:ascii="微软雅黑" w:eastAsia="微软雅黑" w:hAnsi="微软雅黑"/>
           <w:sz w:val="22"/>
           <w:szCs w:val="22"/>
         </w:rPr>
-      </w:pPr>
+        <w:lastRenderedPageBreak/>
+        <w:t>4</w:t>
+      </w:r>
+      <w:r>
+        <w:rPr>
+          <w:rFonts w:ascii="微软雅黑" w:eastAsia="微软雅黑" w:hAnsi="微软雅黑" w:hint="eastAsia"/>
+          <w:sz w:val="22"/>
+          <w:szCs w:val="22"/>
+        </w:rPr>
+        <w:t>.</w:t>
+      </w:r>
       <w:r>
         <w:rPr>
           <w:rFonts w:ascii="微软雅黑" w:eastAsia="微软雅黑" w:hAnsi="微软雅黑"/>
           <w:sz w:val="22"/>
           <w:szCs w:val="22"/>
         </w:rPr>
-        <w:t>4</w:t>
+        <w:t xml:space="preserve"> </w:t>
       </w:r>
       <w:r>
         <w:rPr>
@@ -2962,22 +3068,6 @@
           <w:sz w:val="22"/>
           <w:szCs w:val="22"/>
         </w:rPr>
-        <w:t>.</w:t>
-      </w:r>
-      <w:r>
-        <w:rPr>
-          <w:rFonts w:ascii="微软雅黑" w:eastAsia="微软雅黑" w:hAnsi="微软雅黑"/>
-          <w:sz w:val="22"/>
-          <w:szCs w:val="22"/>
-        </w:rPr>
-        <w:t xml:space="preserve"> </w:t>
-      </w:r>
-      <w:r>
-        <w:rPr>
-          <w:rFonts w:ascii="微软雅黑" w:eastAsia="微软雅黑" w:hAnsi="微软雅黑" w:hint="eastAsia"/>
-          <w:sz w:val="22"/>
-          <w:szCs w:val="22"/>
-        </w:rPr>
         <w:t>细节修正</w:t>
       </w:r>
     </w:p>
@@ -3004,23 +3094,20 @@
         <w:widowControl/>
         <w:jc w:val="center"/>
         <w:rPr>
-          <w:rFonts w:ascii="宋体" w:hAnsi="宋体" w:cs="宋体"/>
+          <w:rFonts w:ascii="宋体" w:hAnsi="宋体" w:cs="宋体" w:hint="eastAsia"/>
           <w:kern w:val="0"/>
           <w:szCs w:val="24"/>
         </w:rPr>
       </w:pPr>
       <w:r>
         <w:rPr>
-          <w:rFonts w:ascii="宋体" w:hAnsi="宋体" w:cs="宋体"/>
           <w:noProof/>
-          <w:kern w:val="0"/>
-          <w:szCs w:val="24"/>
         </w:rPr>
         <w:drawing>
-          <wp:inline distT="0" distB="0" distL="0" distR="0" wp14:anchorId="18AB7C85" wp14:editId="5AEE6F51">
-            <wp:extent cx="4137660" cy="1074420"/>
-            <wp:effectExtent l="0" t="0" r="0" b="0"/>
-            <wp:docPr id="6" name="图片 6"/>
+          <wp:inline distT="0" distB="0" distL="0" distR="0" wp14:anchorId="290104FD" wp14:editId="5C579B6B">
+            <wp:extent cx="4133850" cy="1076325"/>
+            <wp:effectExtent l="0" t="0" r="0" b="9525"/>
+            <wp:docPr id="448120169" name="图片 13"/>
             <wp:cNvGraphicFramePr>
               <a:graphicFrameLocks xmlns:a="http://schemas.openxmlformats.org/drawingml/2006/main" noChangeAspect="1"/>
             </wp:cNvGraphicFramePr>
@@ -3028,7 +3115,7 @@
               <a:graphicData uri="http://schemas.openxmlformats.org/drawingml/2006/picture">
                 <pic:pic xmlns:pic="http://schemas.openxmlformats.org/drawingml/2006/picture">
                   <pic:nvPicPr>
-                    <pic:cNvPr id="0" name="Picture 7"/>
+                    <pic:cNvPr id="0" name="Picture 27"/>
                     <pic:cNvPicPr>
                       <a:picLocks noChangeAspect="1" noChangeArrowheads="1"/>
                     </pic:cNvPicPr>
@@ -3049,7 +3136,7 @@
                   <pic:spPr bwMode="auto">
                     <a:xfrm>
                       <a:off x="0" y="0"/>
-                      <a:ext cx="4137660" cy="1074420"/>
+                      <a:ext cx="4133850" cy="1076325"/>
                     </a:xfrm>
                     <a:prstGeom prst="rect">
                       <a:avLst/>
@@ -3068,39 +3155,19 @@
     </w:p>
     <w:p>
       <w:pPr>
-        <w:widowControl/>
-        <w:jc w:val="left"/>
-        <w:rPr>
-          <w:rFonts w:ascii="Tahoma" w:eastAsia="微软雅黑" w:hAnsi="Tahoma"/>
-          <w:kern w:val="0"/>
-          <w:sz w:val="22"/>
-        </w:rPr>
-      </w:pPr>
-      <w:r>
-        <w:rPr>
-          <w:rFonts w:ascii="Tahoma" w:eastAsia="微软雅黑" w:hAnsi="Tahoma"/>
-          <w:kern w:val="0"/>
-          <w:sz w:val="22"/>
-        </w:rPr>
-        <w:br w:type="page"/>
-      </w:r>
-    </w:p>
-    <w:p>
-      <w:pPr>
-        <w:snapToGrid w:val="0"/>
-        <w:rPr>
-          <w:rFonts w:ascii="Tahoma" w:eastAsia="微软雅黑" w:hAnsi="Tahoma"/>
-          <w:kern w:val="0"/>
-          <w:sz w:val="22"/>
-        </w:rPr>
-      </w:pPr>
-      <w:r>
-        <w:rPr>
-          <w:rFonts w:ascii="Tahoma" w:eastAsia="微软雅黑" w:hAnsi="Tahoma" w:hint="eastAsia"/>
-          <w:kern w:val="0"/>
-          <w:sz w:val="22"/>
-        </w:rPr>
-        <w:lastRenderedPageBreak/>
+        <w:snapToGrid w:val="0"/>
+        <w:rPr>
+          <w:rFonts w:ascii="Tahoma" w:eastAsia="微软雅黑" w:hAnsi="Tahoma"/>
+          <w:kern w:val="0"/>
+          <w:sz w:val="22"/>
+        </w:rPr>
+      </w:pPr>
+      <w:r>
+        <w:rPr>
+          <w:rFonts w:ascii="Tahoma" w:eastAsia="微软雅黑" w:hAnsi="Tahoma" w:hint="eastAsia"/>
+          <w:kern w:val="0"/>
+          <w:sz w:val="22"/>
+        </w:rPr>
         <w:t>效果如下：</w:t>
       </w:r>
     </w:p>
@@ -3109,23 +3176,20 @@
         <w:widowControl/>
         <w:jc w:val="center"/>
         <w:rPr>
-          <w:rFonts w:ascii="宋体" w:hAnsi="宋体" w:cs="宋体"/>
+          <w:rFonts w:ascii="宋体" w:hAnsi="宋体" w:cs="宋体" w:hint="eastAsia"/>
           <w:kern w:val="0"/>
           <w:szCs w:val="24"/>
         </w:rPr>
       </w:pPr>
       <w:r>
         <w:rPr>
-          <w:rFonts w:ascii="宋体" w:hAnsi="宋体" w:cs="宋体"/>
           <w:noProof/>
-          <w:kern w:val="0"/>
-          <w:szCs w:val="24"/>
         </w:rPr>
         <w:drawing>
-          <wp:inline distT="0" distB="0" distL="0" distR="0" wp14:anchorId="0AFDEAD3" wp14:editId="6E67A144">
-            <wp:extent cx="2827020" cy="2018327"/>
-            <wp:effectExtent l="0" t="0" r="0" b="1270"/>
-            <wp:docPr id="4" name="图片 4"/>
+          <wp:inline distT="0" distB="0" distL="0" distR="0" wp14:anchorId="50BC4293" wp14:editId="4804A20A">
+            <wp:extent cx="4105275" cy="2939377"/>
+            <wp:effectExtent l="0" t="0" r="0" b="0"/>
+            <wp:docPr id="889414464" name="图片 14"/>
             <wp:cNvGraphicFramePr>
               <a:graphicFrameLocks xmlns:a="http://schemas.openxmlformats.org/drawingml/2006/main" noChangeAspect="1"/>
             </wp:cNvGraphicFramePr>
@@ -3133,13 +3197,13 @@
               <a:graphicData uri="http://schemas.openxmlformats.org/drawingml/2006/picture">
                 <pic:pic xmlns:pic="http://schemas.openxmlformats.org/drawingml/2006/picture">
                   <pic:nvPicPr>
-                    <pic:cNvPr id="0" name="Picture 5"/>
+                    <pic:cNvPr id="0" name="Picture 29"/>
                     <pic:cNvPicPr>
                       <a:picLocks noChangeAspect="1" noChangeArrowheads="1"/>
                     </pic:cNvPicPr>
                   </pic:nvPicPr>
                   <pic:blipFill>
-                    <a:blip r:embed="rId24" cstate="print">
+                    <a:blip r:embed="rId24">
                       <a:extLst>
                         <a:ext uri="{28A0092B-C50C-407E-A947-70E740481C1C}">
                           <a14:useLocalDpi xmlns:a14="http://schemas.microsoft.com/office/drawing/2010/main" val="0"/>
@@ -3154,7 +3218,7 @@
                   <pic:spPr bwMode="auto">
                     <a:xfrm>
                       <a:off x="0" y="0"/>
-                      <a:ext cx="2842067" cy="2029070"/>
+                      <a:ext cx="4108731" cy="2941852"/>
                     </a:xfrm>
                     <a:prstGeom prst="rect">
                       <a:avLst/>
@@ -3227,16 +3291,13 @@
       </w:pPr>
       <w:r>
         <w:rPr>
-          <w:rFonts w:ascii="Tahoma" w:eastAsia="微软雅黑" w:hAnsi="Tahoma"/>
           <w:noProof/>
-          <w:kern w:val="0"/>
-          <w:sz w:val="22"/>
         </w:rPr>
         <w:drawing>
-          <wp:inline distT="0" distB="0" distL="0" distR="0" wp14:anchorId="7467FE13" wp14:editId="0A6D8235">
-            <wp:extent cx="2796540" cy="2120499"/>
-            <wp:effectExtent l="0" t="0" r="3810" b="0"/>
-            <wp:docPr id="7" name="图片 7"/>
+          <wp:inline distT="0" distB="0" distL="0" distR="0" wp14:anchorId="4EED3A66" wp14:editId="7B1CDFC0">
+            <wp:extent cx="4105275" cy="3110886"/>
+            <wp:effectExtent l="0" t="0" r="0" b="0"/>
+            <wp:docPr id="364692188" name="图片 15"/>
             <wp:cNvGraphicFramePr>
               <a:graphicFrameLocks xmlns:a="http://schemas.openxmlformats.org/drawingml/2006/main" noChangeAspect="1"/>
             </wp:cNvGraphicFramePr>
@@ -3244,7 +3305,7 @@
               <a:graphicData uri="http://schemas.openxmlformats.org/drawingml/2006/picture">
                 <pic:pic xmlns:pic="http://schemas.openxmlformats.org/drawingml/2006/picture">
                   <pic:nvPicPr>
-                    <pic:cNvPr id="0" name="Picture 9"/>
+                    <pic:cNvPr id="0" name="Picture 31"/>
                     <pic:cNvPicPr>
                       <a:picLocks noChangeAspect="1" noChangeArrowheads="1"/>
                     </pic:cNvPicPr>
@@ -3265,7 +3326,7 @@
                   <pic:spPr bwMode="auto">
                     <a:xfrm>
                       <a:off x="0" y="0"/>
-                      <a:ext cx="2805244" cy="2127099"/>
+                      <a:ext cx="4106539" cy="3111844"/>
                     </a:xfrm>
                     <a:prstGeom prst="rect">
                       <a:avLst/>
@@ -3297,6 +3358,7 @@
           <w:kern w:val="0"/>
           <w:sz w:val="22"/>
         </w:rPr>
+        <w:lastRenderedPageBreak/>
         <w:t>另外，</w:t>
       </w:r>
       <w:r>
@@ -3380,23 +3442,20 @@
         <w:snapToGrid w:val="0"/>
         <w:jc w:val="center"/>
         <w:rPr>
-          <w:rFonts w:ascii="宋体" w:hAnsi="宋体" w:cs="宋体"/>
+          <w:rFonts w:ascii="宋体" w:hAnsi="宋体" w:cs="宋体" w:hint="eastAsia"/>
           <w:kern w:val="0"/>
           <w:szCs w:val="24"/>
         </w:rPr>
       </w:pPr>
       <w:r>
         <w:rPr>
-          <w:rFonts w:ascii="宋体" w:hAnsi="宋体" w:cs="宋体"/>
           <w:noProof/>
-          <w:kern w:val="0"/>
-          <w:szCs w:val="24"/>
         </w:rPr>
         <w:drawing>
-          <wp:inline distT="0" distB="0" distL="0" distR="0" wp14:anchorId="327BEF1F" wp14:editId="3C047B9F">
-            <wp:extent cx="2823622" cy="739140"/>
-            <wp:effectExtent l="0" t="0" r="0" b="3810"/>
-            <wp:docPr id="8" name="图片 8"/>
+          <wp:inline distT="0" distB="0" distL="0" distR="0" wp14:anchorId="7515C159" wp14:editId="43BAD9D7">
+            <wp:extent cx="4048125" cy="1057275"/>
+            <wp:effectExtent l="0" t="0" r="9525" b="9525"/>
+            <wp:docPr id="1998911107" name="图片 16"/>
             <wp:cNvGraphicFramePr>
               <a:graphicFrameLocks xmlns:a="http://schemas.openxmlformats.org/drawingml/2006/main" noChangeAspect="1"/>
             </wp:cNvGraphicFramePr>
@@ -3404,7 +3463,7 @@
               <a:graphicData uri="http://schemas.openxmlformats.org/drawingml/2006/picture">
                 <pic:pic xmlns:pic="http://schemas.openxmlformats.org/drawingml/2006/picture">
                   <pic:nvPicPr>
-                    <pic:cNvPr id="0" name="Picture 3"/>
+                    <pic:cNvPr id="0" name="Picture 33"/>
                     <pic:cNvPicPr>
                       <a:picLocks noChangeAspect="1" noChangeArrowheads="1"/>
                     </pic:cNvPicPr>
@@ -3425,7 +3484,7 @@
                   <pic:spPr bwMode="auto">
                     <a:xfrm>
                       <a:off x="0" y="0"/>
-                      <a:ext cx="2857301" cy="747956"/>
+                      <a:ext cx="4048125" cy="1057275"/>
                     </a:xfrm>
                     <a:prstGeom prst="rect">
                       <a:avLst/>
@@ -3508,23 +3567,20 @@
         <w:snapToGrid w:val="0"/>
         <w:jc w:val="center"/>
         <w:rPr>
-          <w:rFonts w:ascii="宋体" w:hAnsi="宋体" w:cs="宋体"/>
+          <w:rFonts w:ascii="宋体" w:hAnsi="宋体" w:cs="宋体" w:hint="eastAsia"/>
           <w:kern w:val="0"/>
           <w:szCs w:val="24"/>
         </w:rPr>
       </w:pPr>
       <w:r>
         <w:rPr>
-          <w:rFonts w:ascii="宋体" w:hAnsi="宋体" w:cs="宋体"/>
           <w:noProof/>
-          <w:kern w:val="0"/>
-          <w:szCs w:val="24"/>
         </w:rPr>
         <w:drawing>
-          <wp:inline distT="0" distB="0" distL="0" distR="0" wp14:anchorId="4946DC0D" wp14:editId="143BB924">
-            <wp:extent cx="3421380" cy="1767534"/>
-            <wp:effectExtent l="0" t="0" r="7620" b="4445"/>
-            <wp:docPr id="16" name="图片 16"/>
+          <wp:inline distT="0" distB="0" distL="0" distR="0" wp14:anchorId="2F208C9A" wp14:editId="5EAD3139">
+            <wp:extent cx="4530308" cy="2343150"/>
+            <wp:effectExtent l="0" t="0" r="3810" b="0"/>
+            <wp:docPr id="2119840868" name="图片 17"/>
             <wp:cNvGraphicFramePr>
               <a:graphicFrameLocks xmlns:a="http://schemas.openxmlformats.org/drawingml/2006/main" noChangeAspect="1"/>
             </wp:cNvGraphicFramePr>
@@ -3532,7 +3588,7 @@
               <a:graphicData uri="http://schemas.openxmlformats.org/drawingml/2006/picture">
                 <pic:pic xmlns:pic="http://schemas.openxmlformats.org/drawingml/2006/picture">
                   <pic:nvPicPr>
-                    <pic:cNvPr id="0" name="Picture 5"/>
+                    <pic:cNvPr id="0" name="Picture 35"/>
                     <pic:cNvPicPr>
                       <a:picLocks noChangeAspect="1" noChangeArrowheads="1"/>
                     </pic:cNvPicPr>
@@ -3553,7 +3609,7 @@
                   <pic:spPr bwMode="auto">
                     <a:xfrm>
                       <a:off x="0" y="0"/>
-                      <a:ext cx="3435331" cy="1774741"/>
+                      <a:ext cx="4540679" cy="2348514"/>
                     </a:xfrm>
                     <a:prstGeom prst="rect">
                       <a:avLst/>
@@ -3592,6 +3648,9 @@
     <w:p>
       <w:pPr>
         <w:pStyle w:val="3"/>
+        <w:rPr>
+          <w:rFonts w:hint="eastAsia"/>
+        </w:rPr>
       </w:pPr>
       <w:bookmarkStart w:id="1" w:name="_配置地图的提示文字"/>
       <w:bookmarkEnd w:id="1"/>
@@ -3626,167 +3685,215 @@
         <w:pStyle w:val="4"/>
         <w:spacing w:before="0" w:after="120" w:line="240" w:lineRule="auto"/>
         <w:rPr>
+          <w:rFonts w:ascii="微软雅黑" w:eastAsia="微软雅黑" w:hAnsi="微软雅黑" w:hint="eastAsia"/>
+          <w:sz w:val="22"/>
+          <w:szCs w:val="22"/>
+        </w:rPr>
+      </w:pPr>
+      <w:r>
+        <w:rPr>
+          <w:rFonts w:ascii="微软雅黑" w:eastAsia="微软雅黑" w:hAnsi="微软雅黑" w:hint="eastAsia"/>
+          <w:sz w:val="22"/>
+          <w:szCs w:val="22"/>
+        </w:rPr>
+        <w:t>1</w:t>
+      </w:r>
+      <w:r>
+        <w:rPr>
+          <w:rFonts w:ascii="微软雅黑" w:eastAsia="微软雅黑" w:hAnsi="微软雅黑" w:hint="eastAsia"/>
+          <w:sz w:val="22"/>
+          <w:szCs w:val="22"/>
+        </w:rPr>
+        <w:t>.</w:t>
+      </w:r>
+      <w:r>
+        <w:rPr>
           <w:rFonts w:ascii="微软雅黑" w:eastAsia="微软雅黑" w:hAnsi="微软雅黑"/>
           <w:sz w:val="22"/>
           <w:szCs w:val="22"/>
         </w:rPr>
-      </w:pPr>
+        <w:t xml:space="preserve"> </w:t>
+      </w:r>
       <w:r>
         <w:rPr>
           <w:rFonts w:ascii="微软雅黑" w:eastAsia="微软雅黑" w:hAnsi="微软雅黑" w:hint="eastAsia"/>
           <w:sz w:val="22"/>
           <w:szCs w:val="22"/>
         </w:rPr>
+        <w:t>设置一个目标</w:t>
+      </w:r>
+    </w:p>
+    <w:p>
+      <w:pPr>
+        <w:widowControl/>
+        <w:snapToGrid w:val="0"/>
+        <w:rPr>
+          <w:rFonts w:ascii="Tahoma" w:eastAsia="微软雅黑" w:hAnsi="Tahoma"/>
+          <w:color w:val="0070C0"/>
+          <w:kern w:val="0"/>
+          <w:sz w:val="22"/>
+        </w:rPr>
+      </w:pPr>
+      <w:r>
+        <w:rPr>
+          <w:rFonts w:ascii="Tahoma" w:eastAsia="微软雅黑" w:hAnsi="Tahoma" w:hint="eastAsia"/>
+          <w:color w:val="0070C0"/>
+          <w:kern w:val="0"/>
+          <w:sz w:val="22"/>
+        </w:rPr>
+        <w:t>首先你必须先设想一个目标</w:t>
+      </w:r>
+      <w:r>
+        <w:rPr>
+          <w:rFonts w:ascii="Tahoma" w:eastAsia="微软雅黑" w:hAnsi="Tahoma" w:hint="eastAsia"/>
+          <w:color w:val="0070C0"/>
+          <w:kern w:val="0"/>
+          <w:sz w:val="22"/>
+        </w:rPr>
+        <w:t>或者参考</w:t>
+      </w:r>
+      <w:r>
+        <w:rPr>
+          <w:rFonts w:ascii="Tahoma" w:eastAsia="微软雅黑" w:hAnsi="Tahoma" w:hint="eastAsia"/>
+          <w:color w:val="0070C0"/>
+          <w:kern w:val="0"/>
+          <w:sz w:val="22"/>
+        </w:rPr>
+        <w:t>，</w:t>
+      </w:r>
+      <w:r>
+        <w:rPr>
+          <w:rFonts w:ascii="Tahoma" w:eastAsia="微软雅黑" w:hAnsi="Tahoma" w:hint="eastAsia"/>
+          <w:color w:val="0070C0"/>
+          <w:kern w:val="0"/>
+          <w:sz w:val="22"/>
+        </w:rPr>
+        <w:t>来设计</w:t>
+      </w:r>
+      <w:r>
+        <w:rPr>
+          <w:rFonts w:ascii="Tahoma" w:eastAsia="微软雅黑" w:hAnsi="Tahoma" w:hint="eastAsia"/>
+          <w:color w:val="0070C0"/>
+          <w:kern w:val="0"/>
+          <w:sz w:val="22"/>
+        </w:rPr>
+        <w:t>一个</w:t>
+      </w:r>
+      <w:r>
+        <w:rPr>
+          <w:rFonts w:ascii="Tahoma" w:eastAsia="微软雅黑" w:hAnsi="Tahoma" w:hint="eastAsia"/>
+          <w:color w:val="0070C0"/>
+          <w:kern w:val="0"/>
+          <w:sz w:val="22"/>
+        </w:rPr>
+        <w:t>按钮组样式</w:t>
+      </w:r>
+      <w:r>
+        <w:rPr>
+          <w:rFonts w:ascii="Tahoma" w:eastAsia="微软雅黑" w:hAnsi="Tahoma" w:hint="eastAsia"/>
+          <w:color w:val="0070C0"/>
+          <w:kern w:val="0"/>
+          <w:sz w:val="22"/>
+        </w:rPr>
+        <w:t>。</w:t>
+      </w:r>
+    </w:p>
+    <w:p>
+      <w:pPr>
+        <w:widowControl/>
+        <w:snapToGrid w:val="0"/>
+        <w:rPr>
+          <w:rFonts w:ascii="Tahoma" w:eastAsia="微软雅黑" w:hAnsi="Tahoma"/>
+          <w:kern w:val="0"/>
+          <w:sz w:val="22"/>
+        </w:rPr>
+      </w:pPr>
+      <w:r>
+        <w:rPr>
+          <w:rFonts w:ascii="Tahoma" w:eastAsia="微软雅黑" w:hAnsi="Tahoma" w:hint="eastAsia"/>
+          <w:kern w:val="0"/>
+          <w:sz w:val="22"/>
+        </w:rPr>
+        <w:t>按钮组选项可以有很多种形态</w:t>
+      </w:r>
+      <w:r>
+        <w:rPr>
+          <w:rFonts w:ascii="Tahoma" w:eastAsia="微软雅黑" w:hAnsi="Tahoma" w:hint="eastAsia"/>
+          <w:kern w:val="0"/>
+          <w:sz w:val="22"/>
+        </w:rPr>
+        <w:t>。</w:t>
+      </w:r>
+    </w:p>
+    <w:p>
+      <w:pPr>
+        <w:widowControl/>
+        <w:snapToGrid w:val="0"/>
+        <w:rPr>
+          <w:rFonts w:ascii="Tahoma" w:eastAsia="微软雅黑" w:hAnsi="Tahoma"/>
+          <w:kern w:val="0"/>
+          <w:sz w:val="22"/>
+        </w:rPr>
+      </w:pPr>
+      <w:r>
+        <w:rPr>
+          <w:rFonts w:ascii="Tahoma" w:eastAsia="微软雅黑" w:hAnsi="Tahoma" w:hint="eastAsia"/>
+          <w:kern w:val="0"/>
+          <w:sz w:val="22"/>
+        </w:rPr>
+        <w:t>比如，</w:t>
+      </w:r>
+      <w:r>
+        <w:rPr>
+          <w:rFonts w:ascii="Tahoma" w:eastAsia="微软雅黑" w:hAnsi="Tahoma" w:hint="eastAsia"/>
+          <w:kern w:val="0"/>
+          <w:sz w:val="22"/>
+        </w:rPr>
+        <w:t>2</w:t>
+      </w:r>
+      <w:r>
+        <w:rPr>
+          <w:rFonts w:ascii="Tahoma" w:eastAsia="微软雅黑" w:hAnsi="Tahoma"/>
+          <w:kern w:val="0"/>
+          <w:sz w:val="22"/>
+        </w:rPr>
+        <w:t>022</w:t>
+      </w:r>
+      <w:r>
+        <w:rPr>
+          <w:rFonts w:ascii="Tahoma" w:eastAsia="微软雅黑" w:hAnsi="Tahoma" w:hint="eastAsia"/>
+          <w:kern w:val="0"/>
+          <w:sz w:val="22"/>
+        </w:rPr>
+        <w:t>年</w:t>
+      </w:r>
+      <w:r>
+        <w:rPr>
+          <w:rFonts w:ascii="Tahoma" w:eastAsia="微软雅黑" w:hAnsi="Tahoma" w:hint="eastAsia"/>
+          <w:kern w:val="0"/>
+          <w:sz w:val="22"/>
+        </w:rPr>
+        <w:t>6</w:t>
+      </w:r>
+      <w:r>
+        <w:rPr>
+          <w:rFonts w:ascii="Tahoma" w:eastAsia="微软雅黑" w:hAnsi="Tahoma" w:hint="eastAsia"/>
+          <w:kern w:val="0"/>
+          <w:sz w:val="22"/>
+        </w:rPr>
+        <w:t>月</w:t>
+      </w:r>
+      <w:r>
+        <w:rPr>
+          <w:rFonts w:ascii="Tahoma" w:eastAsia="微软雅黑" w:hAnsi="Tahoma" w:hint="eastAsia"/>
+          <w:kern w:val="0"/>
+          <w:sz w:val="22"/>
+        </w:rPr>
         <w:t>1</w:t>
       </w:r>
       <w:r>
         <w:rPr>
-          <w:rFonts w:ascii="微软雅黑" w:eastAsia="微软雅黑" w:hAnsi="微软雅黑" w:hint="eastAsia"/>
-          <w:sz w:val="22"/>
-          <w:szCs w:val="22"/>
-        </w:rPr>
-        <w:t>.</w:t>
-      </w:r>
-      <w:r>
-        <w:rPr>
-          <w:rFonts w:ascii="微软雅黑" w:eastAsia="微软雅黑" w:hAnsi="微软雅黑"/>
-          <w:sz w:val="22"/>
-          <w:szCs w:val="22"/>
-        </w:rPr>
-        <w:t xml:space="preserve"> </w:t>
-      </w:r>
-      <w:r>
-        <w:rPr>
-          <w:rFonts w:ascii="微软雅黑" w:eastAsia="微软雅黑" w:hAnsi="微软雅黑" w:hint="eastAsia"/>
-          <w:sz w:val="22"/>
-          <w:szCs w:val="22"/>
-        </w:rPr>
-        <w:t>设置一个目标</w:t>
-      </w:r>
-    </w:p>
-    <w:p>
-      <w:pPr>
-        <w:widowControl/>
-        <w:snapToGrid w:val="0"/>
-        <w:rPr>
-          <w:rFonts w:ascii="Tahoma" w:eastAsia="微软雅黑" w:hAnsi="Tahoma"/>
-          <w:color w:val="0070C0"/>
-          <w:kern w:val="0"/>
-          <w:sz w:val="22"/>
-        </w:rPr>
-      </w:pPr>
-      <w:r>
-        <w:rPr>
-          <w:rFonts w:ascii="Tahoma" w:eastAsia="微软雅黑" w:hAnsi="Tahoma" w:hint="eastAsia"/>
-          <w:color w:val="0070C0"/>
-          <w:kern w:val="0"/>
-          <w:sz w:val="22"/>
-        </w:rPr>
-        <w:t>首先你必须先设想一个目标</w:t>
-      </w:r>
-      <w:r>
-        <w:rPr>
-          <w:rFonts w:ascii="Tahoma" w:eastAsia="微软雅黑" w:hAnsi="Tahoma" w:hint="eastAsia"/>
-          <w:color w:val="0070C0"/>
-          <w:kern w:val="0"/>
-          <w:sz w:val="22"/>
-        </w:rPr>
-        <w:t>或者参考</w:t>
-      </w:r>
-      <w:r>
-        <w:rPr>
-          <w:rFonts w:ascii="Tahoma" w:eastAsia="微软雅黑" w:hAnsi="Tahoma" w:hint="eastAsia"/>
-          <w:color w:val="0070C0"/>
-          <w:kern w:val="0"/>
-          <w:sz w:val="22"/>
-        </w:rPr>
-        <w:t>，</w:t>
-      </w:r>
-      <w:r>
-        <w:rPr>
-          <w:rFonts w:ascii="Tahoma" w:eastAsia="微软雅黑" w:hAnsi="Tahoma" w:hint="eastAsia"/>
-          <w:color w:val="0070C0"/>
-          <w:kern w:val="0"/>
-          <w:sz w:val="22"/>
-        </w:rPr>
-        <w:t>来设计</w:t>
-      </w:r>
-      <w:r>
-        <w:rPr>
-          <w:rFonts w:ascii="Tahoma" w:eastAsia="微软雅黑" w:hAnsi="Tahoma" w:hint="eastAsia"/>
-          <w:color w:val="0070C0"/>
-          <w:kern w:val="0"/>
-          <w:sz w:val="22"/>
-        </w:rPr>
-        <w:t>一个</w:t>
-      </w:r>
-      <w:r>
-        <w:rPr>
-          <w:rFonts w:ascii="Tahoma" w:eastAsia="微软雅黑" w:hAnsi="Tahoma" w:hint="eastAsia"/>
-          <w:color w:val="0070C0"/>
-          <w:kern w:val="0"/>
-          <w:sz w:val="22"/>
-        </w:rPr>
-        <w:t>按钮组样式</w:t>
-      </w:r>
-      <w:r>
-        <w:rPr>
-          <w:rFonts w:ascii="Tahoma" w:eastAsia="微软雅黑" w:hAnsi="Tahoma" w:hint="eastAsia"/>
-          <w:color w:val="0070C0"/>
-          <w:kern w:val="0"/>
-          <w:sz w:val="22"/>
-        </w:rPr>
-        <w:t>。</w:t>
-      </w:r>
-    </w:p>
-    <w:p>
-      <w:pPr>
-        <w:widowControl/>
-        <w:snapToGrid w:val="0"/>
-        <w:rPr>
-          <w:rFonts w:ascii="Tahoma" w:eastAsia="微软雅黑" w:hAnsi="Tahoma"/>
-          <w:kern w:val="0"/>
-          <w:sz w:val="22"/>
-        </w:rPr>
-      </w:pPr>
-      <w:r>
-        <w:rPr>
-          <w:rFonts w:ascii="Tahoma" w:eastAsia="微软雅黑" w:hAnsi="Tahoma" w:hint="eastAsia"/>
-          <w:kern w:val="0"/>
-          <w:sz w:val="22"/>
-        </w:rPr>
-        <w:t>按钮组选项可以有很多种形态</w:t>
-      </w:r>
-      <w:r>
-        <w:rPr>
-          <w:rFonts w:ascii="Tahoma" w:eastAsia="微软雅黑" w:hAnsi="Tahoma" w:hint="eastAsia"/>
-          <w:kern w:val="0"/>
-          <w:sz w:val="22"/>
-        </w:rPr>
-        <w:t>。</w:t>
-      </w:r>
-    </w:p>
-    <w:p>
-      <w:pPr>
-        <w:widowControl/>
-        <w:snapToGrid w:val="0"/>
-        <w:rPr>
-          <w:rFonts w:ascii="Tahoma" w:eastAsia="微软雅黑" w:hAnsi="Tahoma"/>
-          <w:kern w:val="0"/>
-          <w:sz w:val="22"/>
-        </w:rPr>
-      </w:pPr>
-      <w:r>
-        <w:rPr>
-          <w:rFonts w:ascii="Tahoma" w:eastAsia="微软雅黑" w:hAnsi="Tahoma" w:hint="eastAsia"/>
-          <w:kern w:val="0"/>
-          <w:sz w:val="22"/>
-        </w:rPr>
-        <w:t>比如，</w:t>
-      </w:r>
-      <w:r>
-        <w:rPr>
-          <w:rFonts w:ascii="Tahoma" w:eastAsia="微软雅黑" w:hAnsi="Tahoma" w:hint="eastAsia"/>
+          <w:rFonts w:ascii="Tahoma" w:eastAsia="微软雅黑" w:hAnsi="Tahoma"/>
           <w:kern w:val="0"/>
           <w:sz w:val="22"/>
         </w:rPr>
@@ -3794,54 +3901,6 @@
       </w:r>
       <w:r>
         <w:rPr>
-          <w:rFonts w:ascii="Tahoma" w:eastAsia="微软雅黑" w:hAnsi="Tahoma"/>
-          <w:kern w:val="0"/>
-          <w:sz w:val="22"/>
-        </w:rPr>
-        <w:t>022</w:t>
-      </w:r>
-      <w:r>
-        <w:rPr>
-          <w:rFonts w:ascii="Tahoma" w:eastAsia="微软雅黑" w:hAnsi="Tahoma" w:hint="eastAsia"/>
-          <w:kern w:val="0"/>
-          <w:sz w:val="22"/>
-        </w:rPr>
-        <w:t>年</w:t>
-      </w:r>
-      <w:r>
-        <w:rPr>
-          <w:rFonts w:ascii="Tahoma" w:eastAsia="微软雅黑" w:hAnsi="Tahoma" w:hint="eastAsia"/>
-          <w:kern w:val="0"/>
-          <w:sz w:val="22"/>
-        </w:rPr>
-        <w:t>6</w:t>
-      </w:r>
-      <w:r>
-        <w:rPr>
-          <w:rFonts w:ascii="Tahoma" w:eastAsia="微软雅黑" w:hAnsi="Tahoma" w:hint="eastAsia"/>
-          <w:kern w:val="0"/>
-          <w:sz w:val="22"/>
-        </w:rPr>
-        <w:t>月</w:t>
-      </w:r>
-      <w:r>
-        <w:rPr>
-          <w:rFonts w:ascii="Tahoma" w:eastAsia="微软雅黑" w:hAnsi="Tahoma" w:hint="eastAsia"/>
-          <w:kern w:val="0"/>
-          <w:sz w:val="22"/>
-        </w:rPr>
-        <w:t>1</w:t>
-      </w:r>
-      <w:r>
-        <w:rPr>
-          <w:rFonts w:ascii="Tahoma" w:eastAsia="微软雅黑" w:hAnsi="Tahoma"/>
-          <w:kern w:val="0"/>
-          <w:sz w:val="22"/>
-        </w:rPr>
-        <w:t>2</w:t>
-      </w:r>
-      <w:r>
-        <w:rPr>
           <w:rFonts w:ascii="Tahoma" w:eastAsia="微软雅黑" w:hAnsi="Tahoma" w:hint="eastAsia"/>
           <w:kern w:val="0"/>
           <w:sz w:val="22"/>
@@ -3854,7 +3913,25 @@
           <w:kern w:val="0"/>
           <w:sz w:val="22"/>
         </w:rPr>
-        <w:t>作者我正愁没有很好的按钮组示例时，想起了一个番剧《学生会的一己之见》里面有</w:t>
+        <w:t>作者我正愁没有很好的按钮组示例时，想起了</w:t>
+      </w:r>
+      <w:proofErr w:type="gramStart"/>
+      <w:r>
+        <w:rPr>
+          <w:rFonts w:ascii="Tahoma" w:eastAsia="微软雅黑" w:hAnsi="Tahoma" w:hint="eastAsia"/>
+          <w:kern w:val="0"/>
+          <w:sz w:val="22"/>
+        </w:rPr>
+        <w:t>一个番剧《学生会的一己之见》</w:t>
+      </w:r>
+      <w:proofErr w:type="gramEnd"/>
+      <w:r>
+        <w:rPr>
+          <w:rFonts w:ascii="Tahoma" w:eastAsia="微软雅黑" w:hAnsi="Tahoma" w:hint="eastAsia"/>
+          <w:kern w:val="0"/>
+          <w:sz w:val="22"/>
+        </w:rPr>
+        <w:t>里面有</w:t>
       </w:r>
       <w:r>
         <w:rPr>
@@ -3905,7 +3982,25 @@
           <w:kern w:val="0"/>
           <w:sz w:val="22"/>
         </w:rPr>
-        <w:t>重新下载很麻烦，也不好截图，所以就用这个啦）</w:t>
+        <w:t>重新</w:t>
+      </w:r>
+      <w:proofErr w:type="gramStart"/>
+      <w:r>
+        <w:rPr>
+          <w:rFonts w:ascii="Tahoma" w:eastAsia="微软雅黑" w:hAnsi="Tahoma" w:hint="eastAsia"/>
+          <w:kern w:val="0"/>
+          <w:sz w:val="22"/>
+        </w:rPr>
+        <w:t>下载很</w:t>
+      </w:r>
+      <w:proofErr w:type="gramEnd"/>
+      <w:r>
+        <w:rPr>
+          <w:rFonts w:ascii="Tahoma" w:eastAsia="微软雅黑" w:hAnsi="Tahoma" w:hint="eastAsia"/>
+          <w:kern w:val="0"/>
+          <w:sz w:val="22"/>
+        </w:rPr>
+        <w:t>麻烦，也不好截图，所以就用这个啦）</w:t>
       </w:r>
     </w:p>
     <w:p>
@@ -3924,10 +4019,10 @@
           <w:noProof/>
         </w:rPr>
         <w:drawing>
-          <wp:inline distT="0" distB="0" distL="0" distR="0" wp14:anchorId="0BEA2701" wp14:editId="6A86D42A">
-            <wp:extent cx="4114800" cy="2275377"/>
-            <wp:effectExtent l="0" t="0" r="0" b="0"/>
-            <wp:docPr id="1" name="图片 1"/>
+          <wp:inline distT="0" distB="0" distL="0" distR="0" wp14:anchorId="236E4956" wp14:editId="210B148C">
+            <wp:extent cx="4400550" cy="2429104"/>
+            <wp:effectExtent l="0" t="0" r="0" b="9525"/>
+            <wp:docPr id="829541993" name="图片 7"/>
             <wp:cNvGraphicFramePr>
               <a:graphicFrameLocks xmlns:a="http://schemas.openxmlformats.org/drawingml/2006/main" noChangeAspect="1"/>
             </wp:cNvGraphicFramePr>
@@ -3935,7 +4030,7 @@
               <a:graphicData uri="http://schemas.openxmlformats.org/drawingml/2006/picture">
                 <pic:pic xmlns:pic="http://schemas.openxmlformats.org/drawingml/2006/picture">
                   <pic:nvPicPr>
-                    <pic:cNvPr id="0" name="Picture 3"/>
+                    <pic:cNvPr id="0" name="Picture 15"/>
                     <pic:cNvPicPr>
                       <a:picLocks noChangeAspect="1" noChangeArrowheads="1"/>
                     </pic:cNvPicPr>
@@ -3956,7 +4051,7 @@
                   <pic:spPr bwMode="auto">
                     <a:xfrm>
                       <a:off x="0" y="0"/>
-                      <a:ext cx="4122864" cy="2279836"/>
+                      <a:ext cx="4403811" cy="2430904"/>
                     </a:xfrm>
                     <a:prstGeom prst="rect">
                       <a:avLst/>
@@ -3978,146 +4073,180 @@
         <w:pStyle w:val="4"/>
         <w:spacing w:before="0" w:after="120" w:line="240" w:lineRule="auto"/>
         <w:rPr>
+          <w:rFonts w:ascii="微软雅黑" w:eastAsia="微软雅黑" w:hAnsi="微软雅黑" w:hint="eastAsia"/>
+          <w:sz w:val="22"/>
+          <w:szCs w:val="22"/>
+        </w:rPr>
+      </w:pPr>
+      <w:r>
+        <w:rPr>
           <w:rFonts w:ascii="微软雅黑" w:eastAsia="微软雅黑" w:hAnsi="微软雅黑"/>
           <w:sz w:val="22"/>
           <w:szCs w:val="22"/>
         </w:rPr>
-      </w:pPr>
+        <w:t>2</w:t>
+      </w:r>
+      <w:r>
+        <w:rPr>
+          <w:rFonts w:ascii="微软雅黑" w:eastAsia="微软雅黑" w:hAnsi="微软雅黑" w:hint="eastAsia"/>
+          <w:sz w:val="22"/>
+          <w:szCs w:val="22"/>
+        </w:rPr>
+        <w:t>.</w:t>
+      </w:r>
       <w:r>
         <w:rPr>
           <w:rFonts w:ascii="微软雅黑" w:eastAsia="微软雅黑" w:hAnsi="微软雅黑"/>
           <w:sz w:val="22"/>
           <w:szCs w:val="22"/>
         </w:rPr>
+        <w:t xml:space="preserve"> </w:t>
+      </w:r>
+      <w:r>
+        <w:rPr>
+          <w:rFonts w:ascii="微软雅黑" w:eastAsia="微软雅黑" w:hAnsi="微软雅黑" w:hint="eastAsia"/>
+          <w:sz w:val="22"/>
+          <w:szCs w:val="22"/>
+        </w:rPr>
+        <w:t>结构规划</w:t>
+      </w:r>
+      <w:r>
+        <w:rPr>
+          <w:rFonts w:ascii="微软雅黑" w:eastAsia="微软雅黑" w:hAnsi="微软雅黑" w:hint="eastAsia"/>
+          <w:sz w:val="22"/>
+          <w:szCs w:val="22"/>
+        </w:rPr>
+        <w:t>/流程梳理</w:t>
+      </w:r>
+    </w:p>
+    <w:p>
+      <w:pPr>
+        <w:widowControl/>
+        <w:rPr>
+          <w:rFonts w:ascii="Tahoma" w:eastAsia="微软雅黑" w:hAnsi="Tahoma"/>
+          <w:kern w:val="0"/>
+          <w:sz w:val="22"/>
+        </w:rPr>
+      </w:pPr>
+      <w:r>
+        <w:rPr>
+          <w:rFonts w:ascii="Tahoma" w:eastAsia="微软雅黑" w:hAnsi="Tahoma" w:hint="eastAsia"/>
+          <w:kern w:val="0"/>
+          <w:sz w:val="22"/>
+        </w:rPr>
+        <w:t>由图可以分析出下面的特点：</w:t>
+      </w:r>
+    </w:p>
+    <w:p>
+      <w:pPr>
+        <w:widowControl/>
+        <w:snapToGrid w:val="0"/>
+        <w:rPr>
+          <w:rFonts w:ascii="Tahoma" w:eastAsia="微软雅黑" w:hAnsi="Tahoma"/>
+          <w:kern w:val="0"/>
+          <w:sz w:val="22"/>
+        </w:rPr>
+      </w:pPr>
+      <w:r>
+        <w:rPr>
+          <w:rFonts w:ascii="Tahoma" w:eastAsia="微软雅黑" w:hAnsi="Tahoma" w:hint="eastAsia"/>
+          <w:kern w:val="0"/>
+          <w:sz w:val="22"/>
+        </w:rPr>
+        <w:t>1</w:t>
+      </w:r>
+      <w:r>
+        <w:rPr>
+          <w:rFonts w:ascii="Tahoma" w:eastAsia="微软雅黑" w:hAnsi="Tahoma" w:hint="eastAsia"/>
+          <w:kern w:val="0"/>
+          <w:sz w:val="22"/>
+        </w:rPr>
+        <w:t>）</w:t>
+      </w:r>
+      <w:r>
+        <w:rPr>
+          <w:rFonts w:ascii="Tahoma" w:eastAsia="微软雅黑" w:hAnsi="Tahoma" w:hint="eastAsia"/>
+          <w:kern w:val="0"/>
+          <w:sz w:val="22"/>
+        </w:rPr>
+        <w:t>按钮</w:t>
+      </w:r>
+      <w:proofErr w:type="gramStart"/>
+      <w:r>
+        <w:rPr>
+          <w:rFonts w:ascii="Tahoma" w:eastAsia="微软雅黑" w:hAnsi="Tahoma" w:hint="eastAsia"/>
+          <w:kern w:val="0"/>
+          <w:sz w:val="22"/>
+        </w:rPr>
+        <w:t>组数量</w:t>
+      </w:r>
+      <w:proofErr w:type="gramEnd"/>
+      <w:r>
+        <w:rPr>
+          <w:rFonts w:ascii="Tahoma" w:eastAsia="微软雅黑" w:hAnsi="Tahoma" w:hint="eastAsia"/>
+          <w:kern w:val="0"/>
+          <w:sz w:val="22"/>
+        </w:rPr>
+        <w:t>为三个，也可能出现更多的选项。</w:t>
+      </w:r>
+    </w:p>
+    <w:p>
+      <w:pPr>
+        <w:widowControl/>
+        <w:snapToGrid w:val="0"/>
+        <w:rPr>
+          <w:rFonts w:ascii="Tahoma" w:eastAsia="微软雅黑" w:hAnsi="Tahoma"/>
+          <w:kern w:val="0"/>
+          <w:sz w:val="22"/>
+        </w:rPr>
+      </w:pPr>
+      <w:r>
+        <w:rPr>
+          <w:rFonts w:ascii="Tahoma" w:eastAsia="微软雅黑" w:hAnsi="Tahoma"/>
+          <w:kern w:val="0"/>
+          <w:sz w:val="22"/>
+        </w:rPr>
         <w:t>2</w:t>
       </w:r>
       <w:r>
         <w:rPr>
-          <w:rFonts w:ascii="微软雅黑" w:eastAsia="微软雅黑" w:hAnsi="微软雅黑" w:hint="eastAsia"/>
-          <w:sz w:val="22"/>
-          <w:szCs w:val="22"/>
-        </w:rPr>
-        <w:t>.</w:t>
-      </w:r>
-      <w:r>
-        <w:rPr>
-          <w:rFonts w:ascii="微软雅黑" w:eastAsia="微软雅黑" w:hAnsi="微软雅黑"/>
-          <w:sz w:val="22"/>
-          <w:szCs w:val="22"/>
+          <w:rFonts w:ascii="Tahoma" w:eastAsia="微软雅黑" w:hAnsi="Tahoma" w:hint="eastAsia"/>
+          <w:kern w:val="0"/>
+          <w:sz w:val="22"/>
+        </w:rPr>
+        <w:t>）按钮组的文本非常长</w:t>
+      </w:r>
+      <w:r>
+        <w:rPr>
+          <w:rFonts w:ascii="Tahoma" w:eastAsia="微软雅黑" w:hAnsi="Tahoma" w:hint="eastAsia"/>
+          <w:kern w:val="0"/>
+          <w:sz w:val="22"/>
+        </w:rPr>
+        <w:t>，由于</w:t>
+      </w:r>
+      <w:r>
+        <w:rPr>
+          <w:rFonts w:ascii="Tahoma" w:eastAsia="微软雅黑" w:hAnsi="Tahoma" w:hint="eastAsia"/>
+          <w:kern w:val="0"/>
+          <w:sz w:val="22"/>
+        </w:rPr>
+        <w:t>默认可编辑的文字长度有限，可能要用到</w:t>
+      </w:r>
+      <w:r>
+        <w:rPr>
+          <w:rFonts w:ascii="Tahoma" w:eastAsia="微软雅黑" w:hAnsi="Tahoma" w:hint="eastAsia"/>
+          <w:kern w:val="0"/>
+          <w:sz w:val="22"/>
         </w:rPr>
         <w:t xml:space="preserve"> </w:t>
       </w:r>
       <w:r>
         <w:rPr>
-          <w:rFonts w:ascii="微软雅黑" w:eastAsia="微软雅黑" w:hAnsi="微软雅黑" w:hint="eastAsia"/>
-          <w:sz w:val="22"/>
-          <w:szCs w:val="22"/>
-        </w:rPr>
-        <w:t>结构规划</w:t>
-      </w:r>
-      <w:r>
-        <w:rPr>
-          <w:rFonts w:ascii="微软雅黑" w:eastAsia="微软雅黑" w:hAnsi="微软雅黑" w:hint="eastAsia"/>
-          <w:sz w:val="22"/>
-          <w:szCs w:val="22"/>
-        </w:rPr>
-        <w:t>/流程梳理</w:t>
-      </w:r>
-    </w:p>
-    <w:p>
-      <w:pPr>
-        <w:widowControl/>
-        <w:rPr>
-          <w:rFonts w:ascii="Tahoma" w:eastAsia="微软雅黑" w:hAnsi="Tahoma"/>
-          <w:kern w:val="0"/>
-          <w:sz w:val="22"/>
-        </w:rPr>
-      </w:pPr>
-      <w:r>
-        <w:rPr>
-          <w:rFonts w:ascii="Tahoma" w:eastAsia="微软雅黑" w:hAnsi="Tahoma" w:hint="eastAsia"/>
-          <w:kern w:val="0"/>
-          <w:sz w:val="22"/>
-        </w:rPr>
-        <w:t>由图可以分析出下面的特点：</w:t>
-      </w:r>
-    </w:p>
-    <w:p>
-      <w:pPr>
-        <w:widowControl/>
-        <w:snapToGrid w:val="0"/>
-        <w:rPr>
-          <w:rFonts w:ascii="Tahoma" w:eastAsia="微软雅黑" w:hAnsi="Tahoma"/>
-          <w:kern w:val="0"/>
-          <w:sz w:val="22"/>
-        </w:rPr>
-      </w:pPr>
-      <w:r>
-        <w:rPr>
-          <w:rFonts w:ascii="Tahoma" w:eastAsia="微软雅黑" w:hAnsi="Tahoma" w:hint="eastAsia"/>
-          <w:kern w:val="0"/>
-          <w:sz w:val="22"/>
-        </w:rPr>
-        <w:t>1</w:t>
-      </w:r>
-      <w:r>
-        <w:rPr>
-          <w:rFonts w:ascii="Tahoma" w:eastAsia="微软雅黑" w:hAnsi="Tahoma" w:hint="eastAsia"/>
-          <w:kern w:val="0"/>
-          <w:sz w:val="22"/>
-        </w:rPr>
-        <w:t>）</w:t>
-      </w:r>
-      <w:r>
-        <w:rPr>
-          <w:rFonts w:ascii="Tahoma" w:eastAsia="微软雅黑" w:hAnsi="Tahoma" w:hint="eastAsia"/>
-          <w:kern w:val="0"/>
-          <w:sz w:val="22"/>
-        </w:rPr>
-        <w:t>按钮组数量为三个，也可能出现更多的选项。</w:t>
-      </w:r>
-    </w:p>
-    <w:p>
-      <w:pPr>
-        <w:widowControl/>
-        <w:snapToGrid w:val="0"/>
-        <w:rPr>
-          <w:rFonts w:ascii="Tahoma" w:eastAsia="微软雅黑" w:hAnsi="Tahoma"/>
-          <w:kern w:val="0"/>
-          <w:sz w:val="22"/>
-        </w:rPr>
-      </w:pPr>
-      <w:r>
-        <w:rPr>
-          <w:rFonts w:ascii="Tahoma" w:eastAsia="微软雅黑" w:hAnsi="Tahoma"/>
-          <w:kern w:val="0"/>
-          <w:sz w:val="22"/>
-        </w:rPr>
-        <w:t>2</w:t>
-      </w:r>
-      <w:r>
-        <w:rPr>
-          <w:rFonts w:ascii="Tahoma" w:eastAsia="微软雅黑" w:hAnsi="Tahoma" w:hint="eastAsia"/>
-          <w:kern w:val="0"/>
-          <w:sz w:val="22"/>
-        </w:rPr>
-        <w:t>）按钮组的文本非常长</w:t>
-      </w:r>
-      <w:r>
-        <w:rPr>
-          <w:rFonts w:ascii="Tahoma" w:eastAsia="微软雅黑" w:hAnsi="Tahoma" w:hint="eastAsia"/>
-          <w:kern w:val="0"/>
-          <w:sz w:val="22"/>
-        </w:rPr>
-        <w:t>，由于</w:t>
-      </w:r>
-      <w:r>
-        <w:rPr>
-          <w:rFonts w:ascii="Tahoma" w:eastAsia="微软雅黑" w:hAnsi="Tahoma" w:hint="eastAsia"/>
-          <w:kern w:val="0"/>
-          <w:sz w:val="22"/>
-        </w:rPr>
-        <w:t>默认可编辑的文字长度有限，可能要用到</w:t>
+          <w:rFonts w:ascii="Tahoma" w:eastAsia="微软雅黑" w:hAnsi="Tahoma" w:hint="eastAsia"/>
+          <w:kern w:val="0"/>
+          <w:sz w:val="22"/>
+        </w:rPr>
+        <w:t>字符串核心</w:t>
       </w:r>
       <w:r>
         <w:rPr>
@@ -4133,7 +4262,139 @@
           <w:kern w:val="0"/>
           <w:sz w:val="22"/>
         </w:rPr>
-        <w:t>字符串核心</w:t>
+        <w:t>的</w:t>
+      </w:r>
+      <w:proofErr w:type="gramStart"/>
+      <w:r>
+        <w:rPr>
+          <w:rFonts w:ascii="Tahoma" w:eastAsia="微软雅黑" w:hAnsi="Tahoma"/>
+          <w:kern w:val="0"/>
+          <w:sz w:val="22"/>
+        </w:rPr>
+        <w:t>”</w:t>
+      </w:r>
+      <w:proofErr w:type="gramEnd"/>
+      <w:r>
+        <w:rPr>
+          <w:rFonts w:ascii="Tahoma" w:eastAsia="微软雅黑" w:hAnsi="Tahoma"/>
+          <w:kern w:val="0"/>
+          <w:sz w:val="22"/>
+        </w:rPr>
+        <w:t>\str[1]</w:t>
+      </w:r>
+      <w:proofErr w:type="gramStart"/>
+      <w:r>
+        <w:rPr>
+          <w:rFonts w:ascii="Tahoma" w:eastAsia="微软雅黑" w:hAnsi="Tahoma"/>
+          <w:kern w:val="0"/>
+          <w:sz w:val="22"/>
+        </w:rPr>
+        <w:t>”</w:t>
+      </w:r>
+      <w:proofErr w:type="gramEnd"/>
+      <w:r>
+        <w:rPr>
+          <w:rFonts w:ascii="Tahoma" w:eastAsia="微软雅黑" w:hAnsi="Tahoma" w:hint="eastAsia"/>
+          <w:kern w:val="0"/>
+          <w:sz w:val="22"/>
+        </w:rPr>
+        <w:t>来</w:t>
+      </w:r>
+      <w:proofErr w:type="gramStart"/>
+      <w:r>
+        <w:rPr>
+          <w:rFonts w:ascii="Tahoma" w:eastAsia="微软雅黑" w:hAnsi="Tahoma" w:hint="eastAsia"/>
+          <w:kern w:val="0"/>
+          <w:sz w:val="22"/>
+        </w:rPr>
+        <w:t>指代</w:t>
+      </w:r>
+      <w:r>
+        <w:rPr>
+          <w:rFonts w:ascii="Tahoma" w:eastAsia="微软雅黑" w:hAnsi="Tahoma" w:hint="eastAsia"/>
+          <w:kern w:val="0"/>
+          <w:sz w:val="22"/>
+        </w:rPr>
+        <w:t>长文本</w:t>
+      </w:r>
+      <w:proofErr w:type="gramEnd"/>
+      <w:r>
+        <w:rPr>
+          <w:rFonts w:ascii="Tahoma" w:eastAsia="微软雅黑" w:hAnsi="Tahoma" w:hint="eastAsia"/>
+          <w:kern w:val="0"/>
+          <w:sz w:val="22"/>
+        </w:rPr>
+        <w:t>。</w:t>
+      </w:r>
+    </w:p>
+    <w:p>
+      <w:pPr>
+        <w:widowControl/>
+        <w:snapToGrid w:val="0"/>
+        <w:rPr>
+          <w:rFonts w:ascii="Tahoma" w:eastAsia="微软雅黑" w:hAnsi="Tahoma"/>
+          <w:kern w:val="0"/>
+          <w:sz w:val="22"/>
+        </w:rPr>
+      </w:pPr>
+      <w:r>
+        <w:rPr>
+          <w:rFonts w:ascii="Tahoma" w:eastAsia="微软雅黑" w:hAnsi="Tahoma" w:hint="eastAsia"/>
+          <w:kern w:val="0"/>
+          <w:sz w:val="22"/>
+        </w:rPr>
+        <w:t>3</w:t>
+      </w:r>
+      <w:r>
+        <w:rPr>
+          <w:rFonts w:ascii="Tahoma" w:eastAsia="微软雅黑" w:hAnsi="Tahoma" w:hint="eastAsia"/>
+          <w:kern w:val="0"/>
+          <w:sz w:val="22"/>
+        </w:rPr>
+        <w:t>）图中，是两行文字，第一行左对齐，第二行是右对齐，</w:t>
+      </w:r>
+    </w:p>
+    <w:p>
+      <w:pPr>
+        <w:widowControl/>
+        <w:snapToGrid w:val="0"/>
+        <w:rPr>
+          <w:rFonts w:ascii="Tahoma" w:eastAsia="微软雅黑" w:hAnsi="Tahoma"/>
+          <w:kern w:val="0"/>
+          <w:sz w:val="22"/>
+        </w:rPr>
+      </w:pPr>
+      <w:r>
+        <w:rPr>
+          <w:rFonts w:ascii="Tahoma" w:eastAsia="微软雅黑" w:hAnsi="Tahoma" w:hint="eastAsia"/>
+          <w:kern w:val="0"/>
+          <w:sz w:val="22"/>
+        </w:rPr>
+        <w:t>4</w:t>
+      </w:r>
+      <w:r>
+        <w:rPr>
+          <w:rFonts w:ascii="Tahoma" w:eastAsia="微软雅黑" w:hAnsi="Tahoma" w:hint="eastAsia"/>
+          <w:kern w:val="0"/>
+          <w:sz w:val="22"/>
+        </w:rPr>
+        <w:t>）排列方面，与前面章节的设计一样，直线排列</w:t>
+      </w:r>
+      <w:r>
+        <w:rPr>
+          <w:rFonts w:ascii="Tahoma" w:eastAsia="微软雅黑" w:hAnsi="Tahoma" w:hint="eastAsia"/>
+          <w:kern w:val="0"/>
+          <w:sz w:val="22"/>
+        </w:rPr>
+        <w:t>+</w:t>
+      </w:r>
+      <w:r>
+        <w:rPr>
+          <w:rFonts w:ascii="Tahoma" w:eastAsia="微软雅黑" w:hAnsi="Tahoma" w:hint="eastAsia"/>
+          <w:kern w:val="0"/>
+          <w:sz w:val="22"/>
+        </w:rPr>
+        <w:t>限制长度</w:t>
       </w:r>
       <w:r>
         <w:rPr>
@@ -4149,38 +4410,6 @@
           <w:kern w:val="0"/>
           <w:sz w:val="22"/>
         </w:rPr>
-        <w:t>的</w:t>
-      </w:r>
-      <w:r>
-        <w:rPr>
-          <w:rFonts w:ascii="Tahoma" w:eastAsia="微软雅黑" w:hAnsi="Tahoma"/>
-          <w:kern w:val="0"/>
-          <w:sz w:val="22"/>
-        </w:rPr>
-        <w:t>”\str[1]”</w:t>
-      </w:r>
-      <w:r>
-        <w:rPr>
-          <w:rFonts w:ascii="Tahoma" w:eastAsia="微软雅黑" w:hAnsi="Tahoma" w:hint="eastAsia"/>
-          <w:kern w:val="0"/>
-          <w:sz w:val="22"/>
-        </w:rPr>
-        <w:t>来指代</w:t>
-      </w:r>
-      <w:r>
-        <w:rPr>
-          <w:rFonts w:ascii="Tahoma" w:eastAsia="微软雅黑" w:hAnsi="Tahoma" w:hint="eastAsia"/>
-          <w:kern w:val="0"/>
-          <w:sz w:val="22"/>
-        </w:rPr>
-        <w:t>长文本</w:t>
-      </w:r>
-      <w:r>
-        <w:rPr>
-          <w:rFonts w:ascii="Tahoma" w:eastAsia="微软雅黑" w:hAnsi="Tahoma" w:hint="eastAsia"/>
-          <w:kern w:val="0"/>
-          <w:sz w:val="22"/>
-        </w:rPr>
         <w:t>。</w:t>
       </w:r>
     </w:p>
@@ -4188,92 +4417,6 @@
       <w:pPr>
         <w:widowControl/>
         <w:snapToGrid w:val="0"/>
-        <w:rPr>
-          <w:rFonts w:ascii="Tahoma" w:eastAsia="微软雅黑" w:hAnsi="Tahoma"/>
-          <w:kern w:val="0"/>
-          <w:sz w:val="22"/>
-        </w:rPr>
-      </w:pPr>
-      <w:r>
-        <w:rPr>
-          <w:rFonts w:ascii="Tahoma" w:eastAsia="微软雅黑" w:hAnsi="Tahoma" w:hint="eastAsia"/>
-          <w:kern w:val="0"/>
-          <w:sz w:val="22"/>
-        </w:rPr>
-        <w:t>3</w:t>
-      </w:r>
-      <w:r>
-        <w:rPr>
-          <w:rFonts w:ascii="Tahoma" w:eastAsia="微软雅黑" w:hAnsi="Tahoma" w:hint="eastAsia"/>
-          <w:kern w:val="0"/>
-          <w:sz w:val="22"/>
-        </w:rPr>
-        <w:t>）图中，是两行文字，第一行左对齐，第二行是右对齐，</w:t>
-      </w:r>
-    </w:p>
-    <w:p>
-      <w:pPr>
-        <w:widowControl/>
-        <w:snapToGrid w:val="0"/>
-        <w:rPr>
-          <w:rFonts w:ascii="Tahoma" w:eastAsia="微软雅黑" w:hAnsi="Tahoma"/>
-          <w:kern w:val="0"/>
-          <w:sz w:val="22"/>
-        </w:rPr>
-      </w:pPr>
-      <w:r>
-        <w:rPr>
-          <w:rFonts w:ascii="Tahoma" w:eastAsia="微软雅黑" w:hAnsi="Tahoma" w:hint="eastAsia"/>
-          <w:kern w:val="0"/>
-          <w:sz w:val="22"/>
-        </w:rPr>
-        <w:t>4</w:t>
-      </w:r>
-      <w:r>
-        <w:rPr>
-          <w:rFonts w:ascii="Tahoma" w:eastAsia="微软雅黑" w:hAnsi="Tahoma" w:hint="eastAsia"/>
-          <w:kern w:val="0"/>
-          <w:sz w:val="22"/>
-        </w:rPr>
-        <w:t>）排列方面，与前面章节的设计一样，直线排列</w:t>
-      </w:r>
-      <w:r>
-        <w:rPr>
-          <w:rFonts w:ascii="Tahoma" w:eastAsia="微软雅黑" w:hAnsi="Tahoma" w:hint="eastAsia"/>
-          <w:kern w:val="0"/>
-          <w:sz w:val="22"/>
-        </w:rPr>
-        <w:t>+</w:t>
-      </w:r>
-      <w:r>
-        <w:rPr>
-          <w:rFonts w:ascii="Tahoma" w:eastAsia="微软雅黑" w:hAnsi="Tahoma" w:hint="eastAsia"/>
-          <w:kern w:val="0"/>
-          <w:sz w:val="22"/>
-        </w:rPr>
-        <w:t>限制长度</w:t>
-      </w:r>
-      <w:r>
-        <w:rPr>
-          <w:rFonts w:ascii="Tahoma" w:eastAsia="微软雅黑" w:hAnsi="Tahoma" w:hint="eastAsia"/>
-          <w:kern w:val="0"/>
-          <w:sz w:val="22"/>
-        </w:rPr>
-        <w:t xml:space="preserve"> </w:t>
-      </w:r>
-      <w:r>
-        <w:rPr>
-          <w:rFonts w:ascii="Tahoma" w:eastAsia="微软雅黑" w:hAnsi="Tahoma" w:hint="eastAsia"/>
-          <w:kern w:val="0"/>
-          <w:sz w:val="22"/>
-        </w:rPr>
-        <w:t>。</w:t>
-      </w:r>
-    </w:p>
-    <w:p>
-      <w:pPr>
-        <w:widowControl/>
-        <w:snapToGrid w:val="0"/>
         <w:jc w:val="center"/>
         <w:rPr>
           <w:rFonts w:ascii="Tahoma" w:eastAsia="微软雅黑" w:hAnsi="Tahoma"/>
@@ -4283,16 +4426,13 @@
       </w:pPr>
       <w:r>
         <w:rPr>
-          <w:rFonts w:ascii="Tahoma" w:eastAsia="微软雅黑" w:hAnsi="Tahoma"/>
           <w:noProof/>
-          <w:kern w:val="0"/>
-          <w:sz w:val="22"/>
         </w:rPr>
         <w:drawing>
-          <wp:inline distT="0" distB="0" distL="0" distR="0" wp14:anchorId="574266F0" wp14:editId="45DF9478">
-            <wp:extent cx="2560955" cy="1961133"/>
-            <wp:effectExtent l="0" t="0" r="0" b="1270"/>
-            <wp:docPr id="11" name="图片 11"/>
+          <wp:inline distT="0" distB="0" distL="0" distR="0" wp14:anchorId="7F977E5C" wp14:editId="0BB14477">
+            <wp:extent cx="2209800" cy="1990474"/>
+            <wp:effectExtent l="0" t="0" r="0" b="0"/>
+            <wp:docPr id="1136764287" name="图片 6"/>
             <wp:cNvGraphicFramePr>
               <a:graphicFrameLocks xmlns:a="http://schemas.openxmlformats.org/drawingml/2006/main" noChangeAspect="1"/>
             </wp:cNvGraphicFramePr>
@@ -4300,13 +4440,13 @@
               <a:graphicData uri="http://schemas.openxmlformats.org/drawingml/2006/picture">
                 <pic:pic xmlns:pic="http://schemas.openxmlformats.org/drawingml/2006/picture">
                   <pic:nvPicPr>
-                    <pic:cNvPr id="0" name="Picture 7"/>
+                    <pic:cNvPr id="0" name="Picture 13"/>
                     <pic:cNvPicPr>
                       <a:picLocks noChangeAspect="1" noChangeArrowheads="1"/>
                     </pic:cNvPicPr>
                   </pic:nvPicPr>
                   <pic:blipFill>
-                    <a:blip r:embed="rId17">
+                    <a:blip r:embed="rId17" cstate="print">
                       <a:extLst>
                         <a:ext uri="{28A0092B-C50C-407E-A947-70E740481C1C}">
                           <a14:useLocalDpi xmlns:a14="http://schemas.microsoft.com/office/drawing/2010/main" val="0"/>
@@ -4321,7 +4461,7 @@
                   <pic:spPr bwMode="auto">
                     <a:xfrm>
                       <a:off x="0" y="0"/>
-                      <a:ext cx="2570368" cy="1968341"/>
+                      <a:ext cx="2221885" cy="2001359"/>
                     </a:xfrm>
                     <a:prstGeom prst="rect">
                       <a:avLst/>
@@ -4348,21 +4488,13 @@
           <w:sz w:val="22"/>
         </w:rPr>
       </w:pPr>
-      <w:r>
-        <w:rPr>
-          <w:rFonts w:ascii="Tahoma" w:eastAsia="微软雅黑" w:hAnsi="Tahoma"/>
-          <w:kern w:val="0"/>
-          <w:sz w:val="22"/>
-        </w:rPr>
-        <w:br w:type="page"/>
-      </w:r>
     </w:p>
     <w:p>
       <w:pPr>
         <w:pStyle w:val="4"/>
         <w:spacing w:before="0" w:after="120" w:line="240" w:lineRule="auto"/>
         <w:rPr>
-          <w:rFonts w:ascii="微软雅黑" w:eastAsia="微软雅黑" w:hAnsi="微软雅黑"/>
+          <w:rFonts w:ascii="微软雅黑" w:eastAsia="微软雅黑" w:hAnsi="微软雅黑" w:hint="eastAsia"/>
           <w:sz w:val="22"/>
           <w:szCs w:val="22"/>
         </w:rPr>
@@ -4486,23 +4618,20 @@
         <w:widowControl/>
         <w:jc w:val="center"/>
         <w:rPr>
-          <w:rFonts w:ascii="宋体" w:hAnsi="宋体" w:cs="宋体"/>
+          <w:rFonts w:ascii="宋体" w:hAnsi="宋体" w:cs="宋体" w:hint="eastAsia"/>
           <w:kern w:val="0"/>
           <w:szCs w:val="24"/>
         </w:rPr>
       </w:pPr>
       <w:r>
         <w:rPr>
-          <w:rFonts w:ascii="宋体" w:hAnsi="宋体" w:cs="宋体"/>
           <w:noProof/>
-          <w:kern w:val="0"/>
-          <w:szCs w:val="24"/>
         </w:rPr>
         <w:drawing>
-          <wp:inline distT="0" distB="0" distL="0" distR="0" wp14:anchorId="0DE833AE" wp14:editId="6B831AFA">
-            <wp:extent cx="4716780" cy="1170961"/>
-            <wp:effectExtent l="0" t="0" r="7620" b="0"/>
-            <wp:docPr id="20" name="图片 20"/>
+          <wp:inline distT="0" distB="0" distL="0" distR="0" wp14:anchorId="50460FEE" wp14:editId="09DE477B">
+            <wp:extent cx="5274310" cy="1308735"/>
+            <wp:effectExtent l="0" t="0" r="2540" b="5715"/>
+            <wp:docPr id="269587145" name="图片 18"/>
             <wp:cNvGraphicFramePr>
               <a:graphicFrameLocks xmlns:a="http://schemas.openxmlformats.org/drawingml/2006/main" noChangeAspect="1"/>
             </wp:cNvGraphicFramePr>
@@ -4510,7 +4639,7 @@
               <a:graphicData uri="http://schemas.openxmlformats.org/drawingml/2006/picture">
                 <pic:pic xmlns:pic="http://schemas.openxmlformats.org/drawingml/2006/picture">
                   <pic:nvPicPr>
-                    <pic:cNvPr id="0" name="Picture 9"/>
+                    <pic:cNvPr id="0" name="Picture 37"/>
                     <pic:cNvPicPr>
                       <a:picLocks noChangeAspect="1" noChangeArrowheads="1"/>
                     </pic:cNvPicPr>
@@ -4531,7 +4660,7 @@
                   <pic:spPr bwMode="auto">
                     <a:xfrm>
                       <a:off x="0" y="0"/>
-                      <a:ext cx="4733674" cy="1175155"/>
+                      <a:ext cx="5274310" cy="1308735"/>
                     </a:xfrm>
                     <a:prstGeom prst="rect">
                       <a:avLst/>
@@ -4572,23 +4701,20 @@
         <w:widowControl/>
         <w:jc w:val="center"/>
         <w:rPr>
-          <w:rFonts w:ascii="宋体" w:hAnsi="宋体" w:cs="宋体"/>
+          <w:rFonts w:ascii="宋体" w:hAnsi="宋体" w:cs="宋体" w:hint="eastAsia"/>
           <w:kern w:val="0"/>
           <w:szCs w:val="24"/>
         </w:rPr>
       </w:pPr>
       <w:r>
         <w:rPr>
-          <w:rFonts w:ascii="宋体" w:hAnsi="宋体" w:cs="宋体"/>
           <w:noProof/>
-          <w:kern w:val="0"/>
-          <w:szCs w:val="24"/>
         </w:rPr>
         <w:drawing>
-          <wp:inline distT="0" distB="0" distL="0" distR="0" wp14:anchorId="33885C99" wp14:editId="6E7E22EC">
-            <wp:extent cx="4701540" cy="1117366"/>
-            <wp:effectExtent l="0" t="0" r="3810" b="6985"/>
-            <wp:docPr id="21" name="图片 21"/>
+          <wp:inline distT="0" distB="0" distL="0" distR="0" wp14:anchorId="71D78198" wp14:editId="6D1D1CEF">
+            <wp:extent cx="5274310" cy="1255395"/>
+            <wp:effectExtent l="0" t="0" r="2540" b="1905"/>
+            <wp:docPr id="877473934" name="图片 19"/>
             <wp:cNvGraphicFramePr>
               <a:graphicFrameLocks xmlns:a="http://schemas.openxmlformats.org/drawingml/2006/main" noChangeAspect="1"/>
             </wp:cNvGraphicFramePr>
@@ -4596,7 +4722,7 @@
               <a:graphicData uri="http://schemas.openxmlformats.org/drawingml/2006/picture">
                 <pic:pic xmlns:pic="http://schemas.openxmlformats.org/drawingml/2006/picture">
                   <pic:nvPicPr>
-                    <pic:cNvPr id="0" name="Picture 11"/>
+                    <pic:cNvPr id="0" name="Picture 39"/>
                     <pic:cNvPicPr>
                       <a:picLocks noChangeAspect="1" noChangeArrowheads="1"/>
                     </pic:cNvPicPr>
@@ -4617,7 +4743,7 @@
                   <pic:spPr bwMode="auto">
                     <a:xfrm>
                       <a:off x="0" y="0"/>
-                      <a:ext cx="4724670" cy="1122863"/>
+                      <a:ext cx="5274310" cy="1255395"/>
                     </a:xfrm>
                     <a:prstGeom prst="rect">
                       <a:avLst/>
@@ -4682,16 +4808,13 @@
       </w:pPr>
       <w:r>
         <w:rPr>
-          <w:rFonts w:ascii="Tahoma" w:eastAsia="微软雅黑" w:hAnsi="Tahoma"/>
           <w:noProof/>
-          <w:kern w:val="0"/>
-          <w:sz w:val="22"/>
         </w:rPr>
         <w:drawing>
-          <wp:inline distT="0" distB="0" distL="0" distR="0" wp14:anchorId="45635B25" wp14:editId="52AB1AA2">
-            <wp:extent cx="2065020" cy="1251527"/>
-            <wp:effectExtent l="0" t="0" r="0" b="6350"/>
-            <wp:docPr id="22" name="图片 22"/>
+          <wp:inline distT="0" distB="0" distL="0" distR="0" wp14:anchorId="600CD990" wp14:editId="3843594A">
+            <wp:extent cx="2266950" cy="1371600"/>
+            <wp:effectExtent l="0" t="0" r="0" b="0"/>
+            <wp:docPr id="675117149" name="图片 20"/>
             <wp:cNvGraphicFramePr>
               <a:graphicFrameLocks xmlns:a="http://schemas.openxmlformats.org/drawingml/2006/main" noChangeAspect="1"/>
             </wp:cNvGraphicFramePr>
@@ -4699,7 +4822,7 @@
               <a:graphicData uri="http://schemas.openxmlformats.org/drawingml/2006/picture">
                 <pic:pic xmlns:pic="http://schemas.openxmlformats.org/drawingml/2006/picture">
                   <pic:nvPicPr>
-                    <pic:cNvPr id="0" name="Picture 13"/>
+                    <pic:cNvPr id="0" name="Picture 41"/>
                     <pic:cNvPicPr>
                       <a:picLocks noChangeAspect="1" noChangeArrowheads="1"/>
                     </pic:cNvPicPr>
@@ -4720,7 +4843,7 @@
                   <pic:spPr bwMode="auto">
                     <a:xfrm>
                       <a:off x="0" y="0"/>
-                      <a:ext cx="2067247" cy="1252877"/>
+                      <a:ext cx="2266950" cy="1371600"/>
                     </a:xfrm>
                     <a:prstGeom prst="rect">
                       <a:avLst/>
@@ -4769,16 +4892,13 @@
       </w:pPr>
       <w:r>
         <w:rPr>
-          <w:rFonts w:ascii="Tahoma" w:eastAsia="微软雅黑" w:hAnsi="Tahoma"/>
           <w:noProof/>
-          <w:kern w:val="0"/>
-          <w:sz w:val="22"/>
         </w:rPr>
         <w:drawing>
-          <wp:inline distT="0" distB="0" distL="0" distR="0" wp14:anchorId="74D3B249" wp14:editId="000FED21">
-            <wp:extent cx="4637505" cy="1211580"/>
-            <wp:effectExtent l="0" t="0" r="0" b="7620"/>
-            <wp:docPr id="23" name="图片 23"/>
+          <wp:inline distT="0" distB="0" distL="0" distR="0" wp14:anchorId="5AC9C071" wp14:editId="6E2E6A31">
+            <wp:extent cx="5274310" cy="1375410"/>
+            <wp:effectExtent l="0" t="0" r="2540" b="0"/>
+            <wp:docPr id="386063270" name="图片 21"/>
             <wp:cNvGraphicFramePr>
               <a:graphicFrameLocks xmlns:a="http://schemas.openxmlformats.org/drawingml/2006/main" noChangeAspect="1"/>
             </wp:cNvGraphicFramePr>
@@ -4786,7 +4906,7 @@
               <a:graphicData uri="http://schemas.openxmlformats.org/drawingml/2006/picture">
                 <pic:pic xmlns:pic="http://schemas.openxmlformats.org/drawingml/2006/picture">
                   <pic:nvPicPr>
-                    <pic:cNvPr id="0" name="Picture 15"/>
+                    <pic:cNvPr id="0" name="Picture 43"/>
                     <pic:cNvPicPr>
                       <a:picLocks noChangeAspect="1" noChangeArrowheads="1"/>
                     </pic:cNvPicPr>
@@ -4807,7 +4927,7 @@
                   <pic:spPr bwMode="auto">
                     <a:xfrm>
                       <a:off x="0" y="0"/>
-                      <a:ext cx="4658539" cy="1217075"/>
+                      <a:ext cx="5274310" cy="1375410"/>
                     </a:xfrm>
                     <a:prstGeom prst="rect">
                       <a:avLst/>
@@ -4867,7 +4987,7 @@
         <w:pStyle w:val="4"/>
         <w:spacing w:before="0" w:after="120" w:line="240" w:lineRule="auto"/>
         <w:rPr>
-          <w:rFonts w:ascii="微软雅黑" w:eastAsia="微软雅黑" w:hAnsi="微软雅黑"/>
+          <w:rFonts w:ascii="微软雅黑" w:eastAsia="微软雅黑" w:hAnsi="微软雅黑" w:hint="eastAsia"/>
           <w:sz w:val="22"/>
           <w:szCs w:val="22"/>
         </w:rPr>
@@ -4931,6 +5051,7 @@
         </w:rPr>
         <w:t>打开按钮组核心，进入配置。首先起名为</w:t>
       </w:r>
+      <w:proofErr w:type="gramStart"/>
       <w:r>
         <w:rPr>
           <w:rFonts w:ascii="Tahoma" w:eastAsia="微软雅黑" w:hAnsi="Tahoma"/>
@@ -4939,6 +5060,7 @@
         </w:rPr>
         <w:t>”</w:t>
       </w:r>
+      <w:proofErr w:type="gramEnd"/>
       <w:r>
         <w:rPr>
           <w:rFonts w:ascii="Tahoma" w:eastAsia="微软雅黑" w:hAnsi="Tahoma" w:hint="eastAsia"/>
@@ -4947,6 +5069,7 @@
         </w:rPr>
         <w:t>双行按钮</w:t>
       </w:r>
+      <w:proofErr w:type="gramStart"/>
       <w:r>
         <w:rPr>
           <w:rFonts w:ascii="Tahoma" w:eastAsia="微软雅黑" w:hAnsi="Tahoma"/>
@@ -4955,6 +5078,7 @@
         </w:rPr>
         <w:t>”</w:t>
       </w:r>
+      <w:proofErr w:type="gramEnd"/>
       <w:r>
         <w:rPr>
           <w:rFonts w:ascii="Tahoma" w:eastAsia="微软雅黑" w:hAnsi="Tahoma" w:hint="eastAsia"/>
@@ -5010,16 +5134,13 @@
       </w:pPr>
       <w:r>
         <w:rPr>
-          <w:rFonts w:ascii="Tahoma" w:eastAsia="微软雅黑" w:hAnsi="Tahoma"/>
           <w:noProof/>
-          <w:kern w:val="0"/>
-          <w:sz w:val="22"/>
         </w:rPr>
         <w:drawing>
-          <wp:inline distT="0" distB="0" distL="0" distR="0" wp14:anchorId="624A0BFD" wp14:editId="4DBAD10F">
-            <wp:extent cx="2705100" cy="1829209"/>
-            <wp:effectExtent l="0" t="0" r="0" b="0"/>
-            <wp:docPr id="29" name="图片 29"/>
+          <wp:inline distT="0" distB="0" distL="0" distR="0" wp14:anchorId="38D1F306" wp14:editId="3E21CF1F">
+            <wp:extent cx="3228975" cy="2181544"/>
+            <wp:effectExtent l="0" t="0" r="0" b="9525"/>
+            <wp:docPr id="409457879" name="图片 22"/>
             <wp:cNvGraphicFramePr>
               <a:graphicFrameLocks xmlns:a="http://schemas.openxmlformats.org/drawingml/2006/main" noChangeAspect="1"/>
             </wp:cNvGraphicFramePr>
@@ -5027,7 +5148,7 @@
               <a:graphicData uri="http://schemas.openxmlformats.org/drawingml/2006/picture">
                 <pic:pic xmlns:pic="http://schemas.openxmlformats.org/drawingml/2006/picture">
                   <pic:nvPicPr>
-                    <pic:cNvPr id="0" name="Picture 9"/>
+                    <pic:cNvPr id="0" name="Picture 45"/>
                     <pic:cNvPicPr>
                       <a:picLocks noChangeAspect="1" noChangeArrowheads="1"/>
                     </pic:cNvPicPr>
@@ -5048,7 +5169,7 @@
                   <pic:spPr bwMode="auto">
                     <a:xfrm>
                       <a:off x="0" y="0"/>
-                      <a:ext cx="2721244" cy="1840125"/>
+                      <a:ext cx="3238374" cy="2187894"/>
                     </a:xfrm>
                     <a:prstGeom prst="rect">
                       <a:avLst/>
@@ -5283,16 +5404,13 @@
       </w:pPr>
       <w:r>
         <w:rPr>
-          <w:rFonts w:ascii="Tahoma" w:eastAsia="微软雅黑" w:hAnsi="Tahoma"/>
           <w:noProof/>
-          <w:kern w:val="0"/>
-          <w:sz w:val="22"/>
         </w:rPr>
         <w:drawing>
-          <wp:inline distT="0" distB="0" distL="0" distR="0" wp14:anchorId="12F318B9" wp14:editId="130836BE">
-            <wp:extent cx="2720340" cy="1607474"/>
-            <wp:effectExtent l="0" t="0" r="3810" b="0"/>
-            <wp:docPr id="30" name="图片 30"/>
+          <wp:inline distT="0" distB="0" distL="0" distR="0" wp14:anchorId="421B8C46" wp14:editId="5B968992">
+            <wp:extent cx="3219450" cy="1905049"/>
+            <wp:effectExtent l="0" t="0" r="0" b="0"/>
+            <wp:docPr id="1871717470" name="图片 23"/>
             <wp:cNvGraphicFramePr>
               <a:graphicFrameLocks xmlns:a="http://schemas.openxmlformats.org/drawingml/2006/main" noChangeAspect="1"/>
             </wp:cNvGraphicFramePr>
@@ -5300,7 +5418,7 @@
               <a:graphicData uri="http://schemas.openxmlformats.org/drawingml/2006/picture">
                 <pic:pic xmlns:pic="http://schemas.openxmlformats.org/drawingml/2006/picture">
                   <pic:nvPicPr>
-                    <pic:cNvPr id="0" name="Picture 11"/>
+                    <pic:cNvPr id="0" name="Picture 47"/>
                     <pic:cNvPicPr>
                       <a:picLocks noChangeAspect="1" noChangeArrowheads="1"/>
                     </pic:cNvPicPr>
@@ -5321,7 +5439,7 @@
                   <pic:spPr bwMode="auto">
                     <a:xfrm>
                       <a:off x="0" y="0"/>
-                      <a:ext cx="2730069" cy="1613223"/>
+                      <a:ext cx="3224204" cy="1907862"/>
                     </a:xfrm>
                     <a:prstGeom prst="rect">
                       <a:avLst/>
@@ -5421,16 +5539,13 @@
       </w:pPr>
       <w:r>
         <w:rPr>
-          <w:rFonts w:ascii="Tahoma" w:eastAsia="微软雅黑" w:hAnsi="Tahoma"/>
           <w:noProof/>
-          <w:kern w:val="0"/>
-          <w:sz w:val="22"/>
         </w:rPr>
         <w:drawing>
-          <wp:inline distT="0" distB="0" distL="0" distR="0" wp14:anchorId="3FEB00B1" wp14:editId="36B4B4FB">
-            <wp:extent cx="2926080" cy="1943677"/>
-            <wp:effectExtent l="0" t="0" r="7620" b="0"/>
-            <wp:docPr id="26" name="图片 26"/>
+          <wp:inline distT="0" distB="0" distL="0" distR="0" wp14:anchorId="01C7B87A" wp14:editId="257C9312">
+            <wp:extent cx="3315380" cy="2200275"/>
+            <wp:effectExtent l="0" t="0" r="0" b="0"/>
+            <wp:docPr id="709513037" name="图片 24"/>
             <wp:cNvGraphicFramePr>
               <a:graphicFrameLocks xmlns:a="http://schemas.openxmlformats.org/drawingml/2006/main" noChangeAspect="1"/>
             </wp:cNvGraphicFramePr>
@@ -5438,7 +5553,7 @@
               <a:graphicData uri="http://schemas.openxmlformats.org/drawingml/2006/picture">
                 <pic:pic xmlns:pic="http://schemas.openxmlformats.org/drawingml/2006/picture">
                   <pic:nvPicPr>
-                    <pic:cNvPr id="0" name="Picture 21"/>
+                    <pic:cNvPr id="0" name="Picture 49"/>
                     <pic:cNvPicPr>
                       <a:picLocks noChangeAspect="1" noChangeArrowheads="1"/>
                     </pic:cNvPicPr>
@@ -5459,7 +5574,7 @@
                   <pic:spPr bwMode="auto">
                     <a:xfrm>
                       <a:off x="0" y="0"/>
-                      <a:ext cx="2936404" cy="1950535"/>
+                      <a:ext cx="3324179" cy="2206115"/>
                     </a:xfrm>
                     <a:prstGeom prst="rect">
                       <a:avLst/>
@@ -5479,18 +5594,20 @@
     <w:p>
       <w:pPr>
         <w:widowControl/>
-        <w:rPr>
-          <w:rFonts w:ascii="Tahoma" w:eastAsia="微软雅黑" w:hAnsi="Tahoma"/>
-          <w:kern w:val="0"/>
-          <w:sz w:val="22"/>
-        </w:rPr>
-      </w:pPr>
-      <w:r>
-        <w:rPr>
-          <w:rFonts w:ascii="Tahoma" w:eastAsia="微软雅黑" w:hAnsi="Tahoma" w:hint="eastAsia"/>
-          <w:kern w:val="0"/>
-          <w:sz w:val="22"/>
-        </w:rPr>
+        <w:snapToGrid w:val="0"/>
+        <w:rPr>
+          <w:rFonts w:ascii="Tahoma" w:eastAsia="微软雅黑" w:hAnsi="Tahoma"/>
+          <w:kern w:val="0"/>
+          <w:sz w:val="22"/>
+        </w:rPr>
+      </w:pPr>
+      <w:r>
+        <w:rPr>
+          <w:rFonts w:ascii="Tahoma" w:eastAsia="微软雅黑" w:hAnsi="Tahoma" w:hint="eastAsia"/>
+          <w:kern w:val="0"/>
+          <w:sz w:val="22"/>
+        </w:rPr>
+        <w:lastRenderedPageBreak/>
         <w:t>完成上述步骤后，</w:t>
       </w:r>
       <w:r>
@@ -5722,7 +5839,6 @@
           <w:kern w:val="0"/>
           <w:sz w:val="22"/>
         </w:rPr>
-        <w:lastRenderedPageBreak/>
         <w:t>在字符串核心中，第一行写一段文字，</w:t>
       </w:r>
     </w:p>
@@ -5793,16 +5909,13 @@
       </w:pPr>
       <w:r>
         <w:rPr>
-          <w:rFonts w:ascii="Tahoma" w:eastAsia="微软雅黑" w:hAnsi="Tahoma"/>
           <w:noProof/>
-          <w:kern w:val="0"/>
-          <w:sz w:val="22"/>
         </w:rPr>
         <w:drawing>
-          <wp:inline distT="0" distB="0" distL="0" distR="0" wp14:anchorId="77D1430F" wp14:editId="62AEB2B2">
-            <wp:extent cx="2476500" cy="1051560"/>
+          <wp:inline distT="0" distB="0" distL="0" distR="0" wp14:anchorId="61DE4070" wp14:editId="7C18204E">
+            <wp:extent cx="2476500" cy="1047750"/>
             <wp:effectExtent l="0" t="0" r="0" b="0"/>
-            <wp:docPr id="28" name="图片 28"/>
+            <wp:docPr id="347556762" name="图片 25"/>
             <wp:cNvGraphicFramePr>
               <a:graphicFrameLocks xmlns:a="http://schemas.openxmlformats.org/drawingml/2006/main" noChangeAspect="1"/>
             </wp:cNvGraphicFramePr>
@@ -5810,7 +5923,7 @@
               <a:graphicData uri="http://schemas.openxmlformats.org/drawingml/2006/picture">
                 <pic:pic xmlns:pic="http://schemas.openxmlformats.org/drawingml/2006/picture">
                   <pic:nvPicPr>
-                    <pic:cNvPr id="0" name="Picture 23"/>
+                    <pic:cNvPr id="0" name="Picture 51"/>
                     <pic:cNvPicPr>
                       <a:picLocks noChangeAspect="1" noChangeArrowheads="1"/>
                     </pic:cNvPicPr>
@@ -5831,7 +5944,7 @@
                   <pic:spPr bwMode="auto">
                     <a:xfrm>
                       <a:off x="0" y="0"/>
-                      <a:ext cx="2476500" cy="1051560"/>
+                      <a:ext cx="2476500" cy="1047750"/>
                     </a:xfrm>
                     <a:prstGeom prst="rect">
                       <a:avLst/>
@@ -5992,16 +6105,13 @@
       </w:pPr>
       <w:r>
         <w:rPr>
-          <w:rFonts w:ascii="Tahoma" w:eastAsia="微软雅黑" w:hAnsi="Tahoma"/>
           <w:noProof/>
-          <w:kern w:val="0"/>
-          <w:sz w:val="22"/>
         </w:rPr>
         <w:drawing>
-          <wp:inline distT="0" distB="0" distL="0" distR="0" wp14:anchorId="34271DC2" wp14:editId="66AB05B0">
-            <wp:extent cx="4533900" cy="1739752"/>
-            <wp:effectExtent l="0" t="0" r="0" b="0"/>
-            <wp:docPr id="31" name="图片 31"/>
+          <wp:inline distT="0" distB="0" distL="0" distR="0" wp14:anchorId="7D804EA3" wp14:editId="3B28CB22">
+            <wp:extent cx="4810125" cy="1845339"/>
+            <wp:effectExtent l="0" t="0" r="0" b="2540"/>
+            <wp:docPr id="355893572" name="图片 26"/>
             <wp:cNvGraphicFramePr>
               <a:graphicFrameLocks xmlns:a="http://schemas.openxmlformats.org/drawingml/2006/main" noChangeAspect="1"/>
             </wp:cNvGraphicFramePr>
@@ -6009,7 +6119,7 @@
               <a:graphicData uri="http://schemas.openxmlformats.org/drawingml/2006/picture">
                 <pic:pic xmlns:pic="http://schemas.openxmlformats.org/drawingml/2006/picture">
                   <pic:nvPicPr>
-                    <pic:cNvPr id="0" name="Picture 25"/>
+                    <pic:cNvPr id="0" name="Picture 53"/>
                     <pic:cNvPicPr>
                       <a:picLocks noChangeAspect="1" noChangeArrowheads="1"/>
                     </pic:cNvPicPr>
@@ -6030,7 +6140,7 @@
                   <pic:spPr bwMode="auto">
                     <a:xfrm>
                       <a:off x="0" y="0"/>
-                      <a:ext cx="4539275" cy="1741815"/>
+                      <a:ext cx="4817314" cy="1848097"/>
                     </a:xfrm>
                     <a:prstGeom prst="rect">
                       <a:avLst/>
@@ -6161,7 +6271,6 @@
     <w:p>
       <w:pPr>
         <w:widowControl/>
-        <w:snapToGrid w:val="0"/>
         <w:jc w:val="center"/>
         <w:rPr>
           <w:rFonts w:ascii="Tahoma" w:eastAsia="微软雅黑" w:hAnsi="Tahoma"/>
@@ -6171,16 +6280,13 @@
       </w:pPr>
       <w:r>
         <w:rPr>
-          <w:rFonts w:ascii="宋体" w:hAnsi="宋体" w:cs="宋体"/>
           <w:noProof/>
-          <w:kern w:val="0"/>
-          <w:szCs w:val="24"/>
         </w:rPr>
         <w:drawing>
-          <wp:inline distT="0" distB="0" distL="0" distR="0" wp14:anchorId="43984722" wp14:editId="43EDC369">
-            <wp:extent cx="3741420" cy="3094319"/>
-            <wp:effectExtent l="0" t="0" r="0" b="0"/>
-            <wp:docPr id="24" name="图片 24"/>
+          <wp:inline distT="0" distB="0" distL="0" distR="0" wp14:anchorId="3F294DA4" wp14:editId="7AC8D95B">
+            <wp:extent cx="3514725" cy="2905506"/>
+            <wp:effectExtent l="0" t="0" r="0" b="9525"/>
+            <wp:docPr id="157741105" name="图片 27"/>
             <wp:cNvGraphicFramePr>
               <a:graphicFrameLocks xmlns:a="http://schemas.openxmlformats.org/drawingml/2006/main" noChangeAspect="1"/>
             </wp:cNvGraphicFramePr>
@@ -6188,7 +6294,7 @@
               <a:graphicData uri="http://schemas.openxmlformats.org/drawingml/2006/picture">
                 <pic:pic xmlns:pic="http://schemas.openxmlformats.org/drawingml/2006/picture">
                   <pic:nvPicPr>
-                    <pic:cNvPr id="0" name="Picture 17"/>
+                    <pic:cNvPr id="0" name="Picture 55"/>
                     <pic:cNvPicPr>
                       <a:picLocks noChangeAspect="1" noChangeArrowheads="1"/>
                     </pic:cNvPicPr>
@@ -6209,7 +6315,7 @@
                   <pic:spPr bwMode="auto">
                     <a:xfrm>
                       <a:off x="0" y="0"/>
-                      <a:ext cx="3744296" cy="3096697"/>
+                      <a:ext cx="3518526" cy="2908648"/>
                     </a:xfrm>
                     <a:prstGeom prst="rect">
                       <a:avLst/>
@@ -6255,21 +6361,13 @@
           <w:sz w:val="22"/>
         </w:rPr>
       </w:pPr>
-      <w:r>
-        <w:rPr>
-          <w:rFonts w:ascii="Tahoma" w:eastAsia="微软雅黑" w:hAnsi="Tahoma"/>
-          <w:kern w:val="0"/>
-          <w:sz w:val="22"/>
-        </w:rPr>
-        <w:br w:type="page"/>
-      </w:r>
     </w:p>
     <w:p>
       <w:pPr>
         <w:pStyle w:val="4"/>
         <w:spacing w:before="0" w:after="120" w:line="240" w:lineRule="auto"/>
         <w:rPr>
-          <w:rFonts w:ascii="微软雅黑" w:eastAsia="微软雅黑" w:hAnsi="微软雅黑"/>
+          <w:rFonts w:ascii="微软雅黑" w:eastAsia="微软雅黑" w:hAnsi="微软雅黑" w:hint="eastAsia"/>
           <w:sz w:val="22"/>
           <w:szCs w:val="22"/>
         </w:rPr>
@@ -6332,16 +6430,13 @@
       </w:pPr>
       <w:r>
         <w:rPr>
-          <w:rFonts w:ascii="Tahoma" w:eastAsia="微软雅黑" w:hAnsi="Tahoma"/>
           <w:noProof/>
-          <w:kern w:val="0"/>
-          <w:sz w:val="22"/>
         </w:rPr>
         <w:drawing>
-          <wp:inline distT="0" distB="0" distL="0" distR="0" wp14:anchorId="7EFE9D81" wp14:editId="0670676D">
-            <wp:extent cx="4732020" cy="846591"/>
-            <wp:effectExtent l="0" t="0" r="0" b="0"/>
-            <wp:docPr id="25" name="图片 25"/>
+          <wp:inline distT="0" distB="0" distL="0" distR="0" wp14:anchorId="5189D8EE" wp14:editId="06E31B8C">
+            <wp:extent cx="4371975" cy="1140103"/>
+            <wp:effectExtent l="0" t="0" r="0" b="3175"/>
+            <wp:docPr id="1639784841" name="图片 21"/>
             <wp:cNvGraphicFramePr>
               <a:graphicFrameLocks xmlns:a="http://schemas.openxmlformats.org/drawingml/2006/main" noChangeAspect="1"/>
             </wp:cNvGraphicFramePr>
@@ -6349,7 +6444,91 @@
               <a:graphicData uri="http://schemas.openxmlformats.org/drawingml/2006/picture">
                 <pic:pic xmlns:pic="http://schemas.openxmlformats.org/drawingml/2006/picture">
                   <pic:nvPicPr>
-                    <pic:cNvPr id="0" name="Picture 19"/>
+                    <pic:cNvPr id="0" name="Picture 43"/>
+                    <pic:cNvPicPr>
+                      <a:picLocks noChangeAspect="1" noChangeArrowheads="1"/>
+                    </pic:cNvPicPr>
+                  </pic:nvPicPr>
+                  <pic:blipFill>
+                    <a:blip r:embed="rId32">
+                      <a:extLst>
+                        <a:ext uri="{28A0092B-C50C-407E-A947-70E740481C1C}">
+                          <a14:useLocalDpi xmlns:a14="http://schemas.microsoft.com/office/drawing/2010/main" val="0"/>
+                        </a:ext>
+                      </a:extLst>
+                    </a:blip>
+                    <a:srcRect/>
+                    <a:stretch>
+                      <a:fillRect/>
+                    </a:stretch>
+                  </pic:blipFill>
+                  <pic:spPr bwMode="auto">
+                    <a:xfrm>
+                      <a:off x="0" y="0"/>
+                      <a:ext cx="4410500" cy="1150149"/>
+                    </a:xfrm>
+                    <a:prstGeom prst="rect">
+                      <a:avLst/>
+                    </a:prstGeom>
+                    <a:noFill/>
+                    <a:ln>
+                      <a:noFill/>
+                    </a:ln>
+                  </pic:spPr>
+                </pic:pic>
+              </a:graphicData>
+            </a:graphic>
+          </wp:inline>
+        </w:drawing>
+      </w:r>
+    </w:p>
+    <w:p>
+      <w:pPr>
+        <w:widowControl/>
+        <w:snapToGrid w:val="0"/>
+        <w:rPr>
+          <w:rFonts w:ascii="Tahoma" w:eastAsia="微软雅黑" w:hAnsi="Tahoma"/>
+          <w:kern w:val="0"/>
+          <w:sz w:val="22"/>
+        </w:rPr>
+      </w:pPr>
+      <w:r>
+        <w:rPr>
+          <w:rFonts w:ascii="Tahoma" w:eastAsia="微软雅黑" w:hAnsi="Tahoma" w:hint="eastAsia"/>
+          <w:kern w:val="0"/>
+          <w:sz w:val="22"/>
+        </w:rPr>
+        <w:t>另外，字体太大了，弄小点。</w:t>
+      </w:r>
+    </w:p>
+    <w:p>
+      <w:pPr>
+        <w:widowControl/>
+        <w:snapToGrid w:val="0"/>
+        <w:jc w:val="center"/>
+        <w:rPr>
+          <w:rFonts w:ascii="Tahoma" w:eastAsia="微软雅黑" w:hAnsi="Tahoma"/>
+          <w:kern w:val="0"/>
+          <w:sz w:val="22"/>
+        </w:rPr>
+      </w:pPr>
+      <w:r>
+        <w:rPr>
+          <w:noProof/>
+        </w:rPr>
+        <w:drawing>
+          <wp:inline distT="0" distB="0" distL="0" distR="0" wp14:anchorId="28A36D83" wp14:editId="722C4EF1">
+            <wp:extent cx="3419475" cy="2057671"/>
+            <wp:effectExtent l="0" t="0" r="0" b="0"/>
+            <wp:docPr id="2058086999" name="图片 28"/>
+            <wp:cNvGraphicFramePr>
+              <a:graphicFrameLocks xmlns:a="http://schemas.openxmlformats.org/drawingml/2006/main" noChangeAspect="1"/>
+            </wp:cNvGraphicFramePr>
+            <a:graphic xmlns:a="http://schemas.openxmlformats.org/drawingml/2006/main">
+              <a:graphicData uri="http://schemas.openxmlformats.org/drawingml/2006/picture">
+                <pic:pic xmlns:pic="http://schemas.openxmlformats.org/drawingml/2006/picture">
+                  <pic:nvPicPr>
+                    <pic:cNvPr id="0" name="Picture 57"/>
                     <pic:cNvPicPr>
                       <a:picLocks noChangeAspect="1" noChangeArrowheads="1"/>
                     </pic:cNvPicPr>
@@ -6370,7 +6549,7 @@
                   <pic:spPr bwMode="auto">
                     <a:xfrm>
                       <a:off x="0" y="0"/>
-                      <a:ext cx="4743614" cy="848665"/>
+                      <a:ext cx="3428001" cy="2062802"/>
                     </a:xfrm>
                     <a:prstGeom prst="rect">
                       <a:avLst/>
@@ -6403,7 +6582,178 @@
           <w:kern w:val="0"/>
           <w:sz w:val="22"/>
         </w:rPr>
-        <w:t>另外，字体太大了，弄小点。</w:t>
+        <w:t>而且，姓名窗宽度也微调，</w:t>
+      </w:r>
+      <w:r>
+        <w:rPr>
+          <w:rFonts w:ascii="Tahoma" w:eastAsia="微软雅黑" w:hAnsi="Tahoma" w:hint="eastAsia"/>
+          <w:kern w:val="0"/>
+          <w:sz w:val="22"/>
+        </w:rPr>
+        <w:t>名称</w:t>
+      </w:r>
+      <w:proofErr w:type="gramStart"/>
+      <w:r>
+        <w:rPr>
+          <w:rFonts w:ascii="Tahoma" w:eastAsia="微软雅黑" w:hAnsi="Tahoma" w:hint="eastAsia"/>
+          <w:kern w:val="0"/>
+          <w:sz w:val="22"/>
+        </w:rPr>
+        <w:t>的</w:t>
+      </w:r>
+      <w:r>
+        <w:rPr>
+          <w:rFonts w:ascii="Tahoma" w:eastAsia="微软雅黑" w:hAnsi="Tahoma" w:hint="eastAsia"/>
+          <w:kern w:val="0"/>
+          <w:sz w:val="22"/>
+        </w:rPr>
+        <w:t>锚点</w:t>
+      </w:r>
+      <w:r>
+        <w:rPr>
+          <w:rFonts w:ascii="Tahoma" w:eastAsia="微软雅黑" w:hAnsi="Tahoma" w:hint="eastAsia"/>
+          <w:kern w:val="0"/>
+          <w:sz w:val="22"/>
+        </w:rPr>
+        <w:t>设置</w:t>
+      </w:r>
+      <w:proofErr w:type="gramEnd"/>
+      <w:r>
+        <w:rPr>
+          <w:rFonts w:ascii="Tahoma" w:eastAsia="微软雅黑" w:hAnsi="Tahoma" w:hint="eastAsia"/>
+          <w:kern w:val="0"/>
+          <w:sz w:val="22"/>
+        </w:rPr>
+        <w:t>为</w:t>
+      </w:r>
+      <w:r>
+        <w:rPr>
+          <w:rFonts w:ascii="Tahoma" w:eastAsia="微软雅黑" w:hAnsi="Tahoma" w:hint="eastAsia"/>
+          <w:kern w:val="0"/>
+          <w:sz w:val="22"/>
+        </w:rPr>
+        <w:t xml:space="preserve"> </w:t>
+      </w:r>
+      <w:r>
+        <w:rPr>
+          <w:rFonts w:ascii="Tahoma" w:eastAsia="微软雅黑" w:hAnsi="Tahoma" w:hint="eastAsia"/>
+          <w:kern w:val="0"/>
+          <w:sz w:val="22"/>
+        </w:rPr>
+        <w:t>正中心</w:t>
+      </w:r>
+      <w:r>
+        <w:rPr>
+          <w:rFonts w:ascii="Tahoma" w:eastAsia="微软雅黑" w:hAnsi="Tahoma" w:hint="eastAsia"/>
+          <w:kern w:val="0"/>
+          <w:sz w:val="22"/>
+        </w:rPr>
+        <w:t>。</w:t>
+      </w:r>
+    </w:p>
+    <w:p>
+      <w:pPr>
+        <w:widowControl/>
+        <w:snapToGrid w:val="0"/>
+        <w:rPr>
+          <w:rFonts w:ascii="Tahoma" w:eastAsia="微软雅黑" w:hAnsi="Tahoma"/>
+          <w:kern w:val="0"/>
+          <w:sz w:val="22"/>
+        </w:rPr>
+      </w:pPr>
+      <w:r>
+        <w:rPr>
+          <w:rFonts w:ascii="Tahoma" w:eastAsia="微软雅黑" w:hAnsi="Tahoma" w:hint="eastAsia"/>
+          <w:kern w:val="0"/>
+          <w:sz w:val="22"/>
+        </w:rPr>
+        <w:t>根据资源的情况，来考虑如何对齐背景和文字。</w:t>
+      </w:r>
+    </w:p>
+    <w:p>
+      <w:pPr>
+        <w:widowControl/>
+        <w:snapToGrid w:val="0"/>
+        <w:rPr>
+          <w:rFonts w:ascii="Tahoma" w:eastAsia="微软雅黑" w:hAnsi="Tahoma"/>
+          <w:kern w:val="0"/>
+          <w:sz w:val="22"/>
+        </w:rPr>
+      </w:pPr>
+      <w:r>
+        <w:rPr>
+          <w:rFonts w:ascii="Tahoma" w:eastAsia="微软雅黑" w:hAnsi="Tahoma" w:hint="eastAsia"/>
+          <w:kern w:val="0"/>
+          <w:sz w:val="22"/>
+        </w:rPr>
+        <w:t>如果位置歪了点，可以改一下</w:t>
+      </w:r>
+      <w:r>
+        <w:rPr>
+          <w:rFonts w:ascii="Tahoma" w:eastAsia="微软雅黑" w:hAnsi="Tahoma" w:hint="eastAsia"/>
+          <w:kern w:val="0"/>
+          <w:sz w:val="22"/>
+        </w:rPr>
+        <w:t>xy</w:t>
+      </w:r>
+      <w:r>
+        <w:rPr>
+          <w:rFonts w:ascii="Tahoma" w:eastAsia="微软雅黑" w:hAnsi="Tahoma" w:hint="eastAsia"/>
+          <w:kern w:val="0"/>
+          <w:sz w:val="22"/>
+        </w:rPr>
+        <w:t>偏移的值。</w:t>
+      </w:r>
+    </w:p>
+    <w:p>
+      <w:pPr>
+        <w:widowControl/>
+        <w:snapToGrid w:val="0"/>
+        <w:rPr>
+          <w:rFonts w:ascii="Tahoma" w:eastAsia="微软雅黑" w:hAnsi="Tahoma"/>
+          <w:kern w:val="0"/>
+          <w:sz w:val="22"/>
+        </w:rPr>
+      </w:pPr>
+      <w:r>
+        <w:rPr>
+          <w:rFonts w:ascii="Tahoma" w:eastAsia="微软雅黑" w:hAnsi="Tahoma" w:hint="eastAsia"/>
+          <w:kern w:val="0"/>
+          <w:sz w:val="22"/>
+        </w:rPr>
+        <w:t>（这里作者我直接</w:t>
+      </w:r>
+      <w:r>
+        <w:rPr>
+          <w:rFonts w:ascii="Tahoma" w:eastAsia="微软雅黑" w:hAnsi="Tahoma" w:hint="eastAsia"/>
+          <w:kern w:val="0"/>
+          <w:sz w:val="22"/>
+        </w:rPr>
+        <w:t>把</w:t>
+      </w:r>
+      <w:r>
+        <w:rPr>
+          <w:rFonts w:ascii="Tahoma" w:eastAsia="微软雅黑" w:hAnsi="Tahoma" w:hint="eastAsia"/>
+          <w:kern w:val="0"/>
+          <w:sz w:val="22"/>
+        </w:rPr>
+        <w:t>资源图片给偏移了，所以</w:t>
+      </w:r>
+      <w:r>
+        <w:rPr>
+          <w:rFonts w:ascii="Tahoma" w:eastAsia="微软雅黑" w:hAnsi="Tahoma" w:hint="eastAsia"/>
+          <w:kern w:val="0"/>
+          <w:sz w:val="22"/>
+        </w:rPr>
+        <w:t>下图的按钮有点“高”</w:t>
+      </w:r>
+      <w:r>
+        <w:rPr>
+          <w:rFonts w:ascii="Tahoma" w:eastAsia="微软雅黑" w:hAnsi="Tahoma" w:hint="eastAsia"/>
+          <w:kern w:val="0"/>
+          <w:sz w:val="22"/>
+        </w:rPr>
+        <w:t>）</w:t>
       </w:r>
     </w:p>
     <w:p>
@@ -6419,16 +6769,13 @@
       </w:pPr>
       <w:r>
         <w:rPr>
-          <w:rFonts w:ascii="Tahoma" w:eastAsia="微软雅黑" w:hAnsi="Tahoma"/>
           <w:noProof/>
-          <w:kern w:val="0"/>
-          <w:sz w:val="22"/>
         </w:rPr>
         <w:drawing>
-          <wp:inline distT="0" distB="0" distL="0" distR="0" wp14:anchorId="2FB5B91D" wp14:editId="7E725433">
-            <wp:extent cx="3078480" cy="1854636"/>
-            <wp:effectExtent l="0" t="0" r="7620" b="0"/>
-            <wp:docPr id="33" name="图片 33"/>
+          <wp:inline distT="0" distB="0" distL="0" distR="0" wp14:anchorId="5CAEBFBE" wp14:editId="6FD72C72">
+            <wp:extent cx="4810125" cy="909210"/>
+            <wp:effectExtent l="0" t="0" r="0" b="5715"/>
+            <wp:docPr id="267861405" name="图片 29"/>
             <wp:cNvGraphicFramePr>
               <a:graphicFrameLocks xmlns:a="http://schemas.openxmlformats.org/drawingml/2006/main" noChangeAspect="1"/>
             </wp:cNvGraphicFramePr>
@@ -6436,7 +6783,7 @@
               <a:graphicData uri="http://schemas.openxmlformats.org/drawingml/2006/picture">
                 <pic:pic xmlns:pic="http://schemas.openxmlformats.org/drawingml/2006/picture">
                   <pic:nvPicPr>
-                    <pic:cNvPr id="0" name="Picture 29"/>
+                    <pic:cNvPr id="0" name="Picture 59"/>
                     <pic:cNvPicPr>
                       <a:picLocks noChangeAspect="1" noChangeArrowheads="1"/>
                     </pic:cNvPicPr>
@@ -6457,7 +6804,7 @@
                   <pic:spPr bwMode="auto">
                     <a:xfrm>
                       <a:off x="0" y="0"/>
-                      <a:ext cx="3087155" cy="1859862"/>
+                      <a:ext cx="4849286" cy="916612"/>
                     </a:xfrm>
                     <a:prstGeom prst="rect">
                       <a:avLst/>
@@ -6477,173 +6824,19 @@
     <w:p>
       <w:pPr>
         <w:widowControl/>
-        <w:snapToGrid w:val="0"/>
-        <w:rPr>
-          <w:rFonts w:ascii="Tahoma" w:eastAsia="微软雅黑" w:hAnsi="Tahoma"/>
-          <w:kern w:val="0"/>
-          <w:sz w:val="22"/>
-        </w:rPr>
-      </w:pPr>
-      <w:r>
-        <w:rPr>
-          <w:rFonts w:ascii="Tahoma" w:eastAsia="微软雅黑" w:hAnsi="Tahoma" w:hint="eastAsia"/>
-          <w:kern w:val="0"/>
-          <w:sz w:val="22"/>
-        </w:rPr>
-        <w:t>而且，姓名窗宽度也微调，</w:t>
-      </w:r>
-      <w:r>
-        <w:rPr>
-          <w:rFonts w:ascii="Tahoma" w:eastAsia="微软雅黑" w:hAnsi="Tahoma" w:hint="eastAsia"/>
-          <w:kern w:val="0"/>
-          <w:sz w:val="22"/>
-        </w:rPr>
-        <w:t>名称的</w:t>
-      </w:r>
-      <w:r>
-        <w:rPr>
-          <w:rFonts w:ascii="Tahoma" w:eastAsia="微软雅黑" w:hAnsi="Tahoma" w:hint="eastAsia"/>
-          <w:kern w:val="0"/>
-          <w:sz w:val="22"/>
-        </w:rPr>
-        <w:t>锚点</w:t>
-      </w:r>
-      <w:r>
-        <w:rPr>
-          <w:rFonts w:ascii="Tahoma" w:eastAsia="微软雅黑" w:hAnsi="Tahoma" w:hint="eastAsia"/>
-          <w:kern w:val="0"/>
-          <w:sz w:val="22"/>
-        </w:rPr>
-        <w:t>设置为</w:t>
-      </w:r>
-      <w:r>
-        <w:rPr>
-          <w:rFonts w:ascii="Tahoma" w:eastAsia="微软雅黑" w:hAnsi="Tahoma" w:hint="eastAsia"/>
-          <w:kern w:val="0"/>
-          <w:sz w:val="22"/>
-        </w:rPr>
-        <w:t xml:space="preserve"> </w:t>
-      </w:r>
-      <w:r>
-        <w:rPr>
-          <w:rFonts w:ascii="Tahoma" w:eastAsia="微软雅黑" w:hAnsi="Tahoma" w:hint="eastAsia"/>
-          <w:kern w:val="0"/>
-          <w:sz w:val="22"/>
-        </w:rPr>
-        <w:t>正中心</w:t>
-      </w:r>
-      <w:r>
-        <w:rPr>
-          <w:rFonts w:ascii="Tahoma" w:eastAsia="微软雅黑" w:hAnsi="Tahoma" w:hint="eastAsia"/>
-          <w:kern w:val="0"/>
-          <w:sz w:val="22"/>
-        </w:rPr>
-        <w:t>。</w:t>
-      </w:r>
-    </w:p>
-    <w:p>
-      <w:pPr>
-        <w:widowControl/>
-        <w:snapToGrid w:val="0"/>
-        <w:rPr>
-          <w:rFonts w:ascii="Tahoma" w:eastAsia="微软雅黑" w:hAnsi="Tahoma"/>
-          <w:kern w:val="0"/>
-          <w:sz w:val="22"/>
-        </w:rPr>
-      </w:pPr>
-      <w:r>
-        <w:rPr>
-          <w:rFonts w:ascii="Tahoma" w:eastAsia="微软雅黑" w:hAnsi="Tahoma" w:hint="eastAsia"/>
-          <w:kern w:val="0"/>
-          <w:sz w:val="22"/>
-        </w:rPr>
-        <w:t>根据资源的情况，来考虑如何对齐背景和文字。</w:t>
-      </w:r>
-    </w:p>
-    <w:p>
-      <w:pPr>
-        <w:widowControl/>
-        <w:snapToGrid w:val="0"/>
-        <w:rPr>
-          <w:rFonts w:ascii="Tahoma" w:eastAsia="微软雅黑" w:hAnsi="Tahoma"/>
-          <w:kern w:val="0"/>
-          <w:sz w:val="22"/>
-        </w:rPr>
-      </w:pPr>
-      <w:r>
-        <w:rPr>
-          <w:rFonts w:ascii="Tahoma" w:eastAsia="微软雅黑" w:hAnsi="Tahoma" w:hint="eastAsia"/>
-          <w:kern w:val="0"/>
-          <w:sz w:val="22"/>
-        </w:rPr>
-        <w:t>如果位置歪了点，可以改一下</w:t>
-      </w:r>
-      <w:r>
-        <w:rPr>
-          <w:rFonts w:ascii="Tahoma" w:eastAsia="微软雅黑" w:hAnsi="Tahoma" w:hint="eastAsia"/>
-          <w:kern w:val="0"/>
-          <w:sz w:val="22"/>
-        </w:rPr>
-        <w:t>xy</w:t>
-      </w:r>
-      <w:r>
-        <w:rPr>
-          <w:rFonts w:ascii="Tahoma" w:eastAsia="微软雅黑" w:hAnsi="Tahoma" w:hint="eastAsia"/>
-          <w:kern w:val="0"/>
-          <w:sz w:val="22"/>
-        </w:rPr>
-        <w:t>偏移的值。</w:t>
-      </w:r>
-    </w:p>
-    <w:p>
-      <w:pPr>
-        <w:widowControl/>
-        <w:snapToGrid w:val="0"/>
-        <w:rPr>
-          <w:rFonts w:ascii="Tahoma" w:eastAsia="微软雅黑" w:hAnsi="Tahoma"/>
-          <w:kern w:val="0"/>
-          <w:sz w:val="22"/>
-        </w:rPr>
-      </w:pPr>
-      <w:r>
-        <w:rPr>
-          <w:rFonts w:ascii="Tahoma" w:eastAsia="微软雅黑" w:hAnsi="Tahoma" w:hint="eastAsia"/>
-          <w:kern w:val="0"/>
-          <w:sz w:val="22"/>
-        </w:rPr>
-        <w:t>（这里作者我直接</w:t>
-      </w:r>
-      <w:r>
-        <w:rPr>
-          <w:rFonts w:ascii="Tahoma" w:eastAsia="微软雅黑" w:hAnsi="Tahoma" w:hint="eastAsia"/>
-          <w:kern w:val="0"/>
-          <w:sz w:val="22"/>
-        </w:rPr>
-        <w:t>把</w:t>
-      </w:r>
-      <w:r>
-        <w:rPr>
-          <w:rFonts w:ascii="Tahoma" w:eastAsia="微软雅黑" w:hAnsi="Tahoma" w:hint="eastAsia"/>
-          <w:kern w:val="0"/>
-          <w:sz w:val="22"/>
-        </w:rPr>
-        <w:t>资源图片给偏移了，所以</w:t>
-      </w:r>
-      <w:r>
-        <w:rPr>
-          <w:rFonts w:ascii="Tahoma" w:eastAsia="微软雅黑" w:hAnsi="Tahoma" w:hint="eastAsia"/>
-          <w:kern w:val="0"/>
-          <w:sz w:val="22"/>
-        </w:rPr>
-        <w:t>下图的按钮有点“高”</w:t>
-      </w:r>
-      <w:r>
-        <w:rPr>
-          <w:rFonts w:ascii="Tahoma" w:eastAsia="微软雅黑" w:hAnsi="Tahoma" w:hint="eastAsia"/>
-          <w:kern w:val="0"/>
-          <w:sz w:val="22"/>
-        </w:rPr>
-        <w:t>）</w:t>
+        <w:rPr>
+          <w:rFonts w:ascii="Tahoma" w:eastAsia="微软雅黑" w:hAnsi="Tahoma"/>
+          <w:kern w:val="0"/>
+          <w:sz w:val="22"/>
+        </w:rPr>
+      </w:pPr>
+      <w:r>
+        <w:rPr>
+          <w:rFonts w:ascii="Tahoma" w:eastAsia="微软雅黑" w:hAnsi="Tahoma" w:hint="eastAsia"/>
+          <w:kern w:val="0"/>
+          <w:sz w:val="22"/>
+        </w:rPr>
+        <w:t>在游戏中效果如下。</w:t>
       </w:r>
     </w:p>
     <w:p>
@@ -6652,23 +6845,20 @@
         <w:snapToGrid w:val="0"/>
         <w:jc w:val="center"/>
         <w:rPr>
-          <w:rFonts w:ascii="Tahoma" w:eastAsia="微软雅黑" w:hAnsi="Tahoma"/>
-          <w:kern w:val="0"/>
-          <w:sz w:val="22"/>
-        </w:rPr>
-      </w:pPr>
-      <w:r>
-        <w:rPr>
-          <w:rFonts w:ascii="宋体" w:hAnsi="宋体" w:cs="宋体"/>
+          <w:rFonts w:ascii="宋体" w:hAnsi="宋体" w:cs="宋体" w:hint="eastAsia"/>
+          <w:kern w:val="0"/>
+          <w:szCs w:val="24"/>
+        </w:rPr>
+      </w:pPr>
+      <w:r>
+        <w:rPr>
           <w:noProof/>
-          <w:kern w:val="0"/>
-          <w:szCs w:val="24"/>
         </w:rPr>
         <w:drawing>
-          <wp:inline distT="0" distB="0" distL="0" distR="0" wp14:anchorId="0CC5C3EE" wp14:editId="50516953">
-            <wp:extent cx="4678680" cy="886617"/>
-            <wp:effectExtent l="0" t="0" r="7620" b="8890"/>
-            <wp:docPr id="34" name="图片 34"/>
+          <wp:inline distT="0" distB="0" distL="0" distR="0" wp14:anchorId="04C1BFC7" wp14:editId="51F9FF7B">
+            <wp:extent cx="3495675" cy="2405024"/>
+            <wp:effectExtent l="0" t="0" r="0" b="0"/>
+            <wp:docPr id="41121858" name="图片 30"/>
             <wp:cNvGraphicFramePr>
               <a:graphicFrameLocks xmlns:a="http://schemas.openxmlformats.org/drawingml/2006/main" noChangeAspect="1"/>
             </wp:cNvGraphicFramePr>
@@ -6676,7 +6866,7 @@
               <a:graphicData uri="http://schemas.openxmlformats.org/drawingml/2006/picture">
                 <pic:pic xmlns:pic="http://schemas.openxmlformats.org/drawingml/2006/picture">
                   <pic:nvPicPr>
-                    <pic:cNvPr id="0" name="Picture 31"/>
+                    <pic:cNvPr id="0" name="Picture 61"/>
                     <pic:cNvPicPr>
                       <a:picLocks noChangeAspect="1" noChangeArrowheads="1"/>
                     </pic:cNvPicPr>
@@ -6697,7 +6887,7 @@
                   <pic:spPr bwMode="auto">
                     <a:xfrm>
                       <a:off x="0" y="0"/>
-                      <a:ext cx="4694282" cy="889574"/>
+                      <a:ext cx="3516535" cy="2419376"/>
                     </a:xfrm>
                     <a:prstGeom prst="rect">
                       <a:avLst/>
@@ -6730,31 +6920,124 @@
           <w:kern w:val="0"/>
           <w:sz w:val="22"/>
         </w:rPr>
-        <w:t>在游戏中效果如下。</w:t>
-      </w:r>
-    </w:p>
-    <w:p>
-      <w:pPr>
-        <w:widowControl/>
+        <w:lastRenderedPageBreak/>
+        <w:t>后面，为</w:t>
+      </w:r>
+      <w:r>
+        <w:rPr>
+          <w:rFonts w:ascii="Tahoma" w:eastAsia="微软雅黑" w:hAnsi="Tahoma" w:hint="eastAsia"/>
+          <w:kern w:val="0"/>
+          <w:sz w:val="22"/>
+        </w:rPr>
+        <w:t>应用、适配样式和结构，反复修改了多次。</w:t>
+      </w:r>
+    </w:p>
+    <w:p>
+      <w:pPr>
+        <w:widowControl/>
+        <w:snapToGrid w:val="0"/>
+        <w:rPr>
+          <w:rFonts w:ascii="Tahoma" w:eastAsia="微软雅黑" w:hAnsi="Tahoma"/>
+          <w:kern w:val="0"/>
+          <w:sz w:val="22"/>
+        </w:rPr>
+      </w:pPr>
+      <w:r>
+        <w:rPr>
+          <w:rFonts w:ascii="Tahoma" w:eastAsia="微软雅黑" w:hAnsi="Tahoma" w:hint="eastAsia"/>
+          <w:kern w:val="0"/>
+          <w:sz w:val="22"/>
+        </w:rPr>
+        <w:t>比如把资源的描边，改成了</w:t>
+      </w:r>
+      <w:r>
+        <w:rPr>
+          <w:rFonts w:ascii="Tahoma" w:eastAsia="微软雅黑" w:hAnsi="Tahoma" w:hint="eastAsia"/>
+          <w:kern w:val="0"/>
+          <w:sz w:val="22"/>
+        </w:rPr>
+        <w:t xml:space="preserve"> </w:t>
+      </w:r>
+      <w:r>
+        <w:rPr>
+          <w:rFonts w:ascii="Tahoma" w:eastAsia="微软雅黑" w:hAnsi="Tahoma" w:hint="eastAsia"/>
+          <w:kern w:val="0"/>
+          <w:sz w:val="22"/>
+        </w:rPr>
+        <w:t>两条白线。</w:t>
+      </w:r>
+    </w:p>
+    <w:p>
+      <w:pPr>
+        <w:widowControl/>
+        <w:snapToGrid w:val="0"/>
+        <w:rPr>
+          <w:rFonts w:ascii="Tahoma" w:eastAsia="微软雅黑" w:hAnsi="Tahoma"/>
+          <w:kern w:val="0"/>
+          <w:sz w:val="22"/>
+        </w:rPr>
+      </w:pPr>
+      <w:r>
+        <w:rPr>
+          <w:rFonts w:ascii="Tahoma" w:eastAsia="微软雅黑" w:hAnsi="Tahoma" w:hint="eastAsia"/>
+          <w:kern w:val="0"/>
+          <w:sz w:val="22"/>
+        </w:rPr>
+        <w:t>把</w:t>
+      </w:r>
+      <w:r>
+        <w:rPr>
+          <w:rFonts w:ascii="Tahoma" w:eastAsia="微软雅黑" w:hAnsi="Tahoma" w:hint="eastAsia"/>
+          <w:kern w:val="0"/>
+          <w:sz w:val="22"/>
+        </w:rPr>
+        <w:t xml:space="preserve"> </w:t>
+      </w:r>
+      <w:r>
+        <w:rPr>
+          <w:rFonts w:ascii="Tahoma" w:eastAsia="微软雅黑" w:hAnsi="Tahoma" w:hint="eastAsia"/>
+          <w:kern w:val="0"/>
+          <w:sz w:val="22"/>
+        </w:rPr>
+        <w:t>未选中的按钮</w:t>
+      </w:r>
+      <w:r>
+        <w:rPr>
+          <w:rFonts w:ascii="Tahoma" w:eastAsia="微软雅黑" w:hAnsi="Tahoma" w:hint="eastAsia"/>
+          <w:kern w:val="0"/>
+          <w:sz w:val="22"/>
+        </w:rPr>
+        <w:t xml:space="preserve"> </w:t>
+      </w:r>
+      <w:r>
+        <w:rPr>
+          <w:rFonts w:ascii="Tahoma" w:eastAsia="微软雅黑" w:hAnsi="Tahoma" w:hint="eastAsia"/>
+          <w:kern w:val="0"/>
+          <w:sz w:val="22"/>
+        </w:rPr>
+        <w:t>的透明度降低，防止太显眼。</w:t>
+      </w:r>
+    </w:p>
+    <w:p>
+      <w:pPr>
+        <w:widowControl/>
+        <w:snapToGrid w:val="0"/>
         <w:jc w:val="center"/>
         <w:rPr>
-          <w:rFonts w:ascii="宋体" w:hAnsi="宋体" w:cs="宋体"/>
-          <w:kern w:val="0"/>
-          <w:szCs w:val="24"/>
-        </w:rPr>
-      </w:pPr>
-      <w:r>
-        <w:rPr>
-          <w:rFonts w:ascii="宋体" w:hAnsi="宋体" w:cs="宋体"/>
+          <w:rFonts w:ascii="Tahoma" w:eastAsia="微软雅黑" w:hAnsi="Tahoma"/>
+          <w:kern w:val="0"/>
+          <w:sz w:val="22"/>
+        </w:rPr>
+      </w:pPr>
+      <w:r>
+        <w:rPr>
           <w:noProof/>
-          <w:kern w:val="0"/>
-          <w:szCs w:val="24"/>
         </w:rPr>
         <w:drawing>
-          <wp:inline distT="0" distB="0" distL="0" distR="0" wp14:anchorId="38893D10" wp14:editId="40ECED73">
-            <wp:extent cx="3924300" cy="2703921"/>
-            <wp:effectExtent l="0" t="0" r="0" b="1270"/>
-            <wp:docPr id="32" name="图片 32"/>
+          <wp:inline distT="0" distB="0" distL="0" distR="0" wp14:anchorId="36826B04" wp14:editId="6328EFB3">
+            <wp:extent cx="4762500" cy="3505200"/>
+            <wp:effectExtent l="0" t="0" r="0" b="0"/>
+            <wp:docPr id="57203117" name="图片 31"/>
             <wp:cNvGraphicFramePr>
               <a:graphicFrameLocks xmlns:a="http://schemas.openxmlformats.org/drawingml/2006/main" noChangeAspect="1"/>
             </wp:cNvGraphicFramePr>
@@ -6762,13 +7045,13 @@
               <a:graphicData uri="http://schemas.openxmlformats.org/drawingml/2006/picture">
                 <pic:pic xmlns:pic="http://schemas.openxmlformats.org/drawingml/2006/picture">
                   <pic:nvPicPr>
-                    <pic:cNvPr id="0" name="Picture 27"/>
+                    <pic:cNvPr id="0" name="Picture 63"/>
                     <pic:cNvPicPr>
                       <a:picLocks noChangeAspect="1" noChangeArrowheads="1"/>
                     </pic:cNvPicPr>
                   </pic:nvPicPr>
                   <pic:blipFill>
-                    <a:blip r:embed="rId40" cstate="print">
+                    <a:blip r:embed="rId40">
                       <a:extLst>
                         <a:ext uri="{28A0092B-C50C-407E-A947-70E740481C1C}">
                           <a14:useLocalDpi xmlns:a14="http://schemas.microsoft.com/office/drawing/2010/main" val="0"/>
@@ -6783,7 +7066,7 @@
                   <pic:spPr bwMode="auto">
                     <a:xfrm>
                       <a:off x="0" y="0"/>
-                      <a:ext cx="3930059" cy="2707889"/>
+                      <a:ext cx="4762500" cy="3505200"/>
                     </a:xfrm>
                     <a:prstGeom prst="rect">
                       <a:avLst/>
@@ -6810,199 +7093,6 @@
           <w:sz w:val="22"/>
         </w:rPr>
       </w:pPr>
-    </w:p>
-    <w:p>
-      <w:pPr>
-        <w:widowControl/>
-        <w:snapToGrid w:val="0"/>
-        <w:rPr>
-          <w:rFonts w:ascii="Tahoma" w:eastAsia="微软雅黑" w:hAnsi="Tahoma"/>
-          <w:kern w:val="0"/>
-          <w:sz w:val="22"/>
-        </w:rPr>
-      </w:pPr>
-      <w:r>
-        <w:rPr>
-          <w:rFonts w:ascii="Tahoma" w:eastAsia="微软雅黑" w:hAnsi="Tahoma" w:hint="eastAsia"/>
-          <w:kern w:val="0"/>
-          <w:sz w:val="22"/>
-        </w:rPr>
-        <w:lastRenderedPageBreak/>
-        <w:t>后面，为</w:t>
-      </w:r>
-      <w:r>
-        <w:rPr>
-          <w:rFonts w:ascii="Tahoma" w:eastAsia="微软雅黑" w:hAnsi="Tahoma" w:hint="eastAsia"/>
-          <w:kern w:val="0"/>
-          <w:sz w:val="22"/>
-        </w:rPr>
-        <w:t>应用、适配样式和结构，反复修改了多次。</w:t>
-      </w:r>
-    </w:p>
-    <w:p>
-      <w:pPr>
-        <w:widowControl/>
-        <w:snapToGrid w:val="0"/>
-        <w:rPr>
-          <w:rFonts w:ascii="Tahoma" w:eastAsia="微软雅黑" w:hAnsi="Tahoma"/>
-          <w:kern w:val="0"/>
-          <w:sz w:val="22"/>
-        </w:rPr>
-      </w:pPr>
-      <w:r>
-        <w:rPr>
-          <w:rFonts w:ascii="Tahoma" w:eastAsia="微软雅黑" w:hAnsi="Tahoma" w:hint="eastAsia"/>
-          <w:kern w:val="0"/>
-          <w:sz w:val="22"/>
-        </w:rPr>
-        <w:t>比如把资源的描边，改成了</w:t>
-      </w:r>
-      <w:r>
-        <w:rPr>
-          <w:rFonts w:ascii="Tahoma" w:eastAsia="微软雅黑" w:hAnsi="Tahoma" w:hint="eastAsia"/>
-          <w:kern w:val="0"/>
-          <w:sz w:val="22"/>
-        </w:rPr>
-        <w:t xml:space="preserve"> </w:t>
-      </w:r>
-      <w:r>
-        <w:rPr>
-          <w:rFonts w:ascii="Tahoma" w:eastAsia="微软雅黑" w:hAnsi="Tahoma" w:hint="eastAsia"/>
-          <w:kern w:val="0"/>
-          <w:sz w:val="22"/>
-        </w:rPr>
-        <w:t>两条白线。</w:t>
-      </w:r>
-    </w:p>
-    <w:p>
-      <w:pPr>
-        <w:widowControl/>
-        <w:snapToGrid w:val="0"/>
-        <w:rPr>
-          <w:rFonts w:ascii="Tahoma" w:eastAsia="微软雅黑" w:hAnsi="Tahoma"/>
-          <w:kern w:val="0"/>
-          <w:sz w:val="22"/>
-        </w:rPr>
-      </w:pPr>
-      <w:r>
-        <w:rPr>
-          <w:rFonts w:ascii="Tahoma" w:eastAsia="微软雅黑" w:hAnsi="Tahoma" w:hint="eastAsia"/>
-          <w:kern w:val="0"/>
-          <w:sz w:val="22"/>
-        </w:rPr>
-        <w:t>把</w:t>
-      </w:r>
-      <w:r>
-        <w:rPr>
-          <w:rFonts w:ascii="Tahoma" w:eastAsia="微软雅黑" w:hAnsi="Tahoma" w:hint="eastAsia"/>
-          <w:kern w:val="0"/>
-          <w:sz w:val="22"/>
-        </w:rPr>
-        <w:t xml:space="preserve"> </w:t>
-      </w:r>
-      <w:r>
-        <w:rPr>
-          <w:rFonts w:ascii="Tahoma" w:eastAsia="微软雅黑" w:hAnsi="Tahoma" w:hint="eastAsia"/>
-          <w:kern w:val="0"/>
-          <w:sz w:val="22"/>
-        </w:rPr>
-        <w:t>未选中的按钮</w:t>
-      </w:r>
-      <w:r>
-        <w:rPr>
-          <w:rFonts w:ascii="Tahoma" w:eastAsia="微软雅黑" w:hAnsi="Tahoma" w:hint="eastAsia"/>
-          <w:kern w:val="0"/>
-          <w:sz w:val="22"/>
-        </w:rPr>
-        <w:t xml:space="preserve"> </w:t>
-      </w:r>
-      <w:r>
-        <w:rPr>
-          <w:rFonts w:ascii="Tahoma" w:eastAsia="微软雅黑" w:hAnsi="Tahoma" w:hint="eastAsia"/>
-          <w:kern w:val="0"/>
-          <w:sz w:val="22"/>
-        </w:rPr>
-        <w:t>的透明度降低，防止太显眼。</w:t>
-      </w:r>
-    </w:p>
-    <w:p>
-      <w:pPr>
-        <w:widowControl/>
-        <w:snapToGrid w:val="0"/>
-        <w:jc w:val="center"/>
-        <w:rPr>
-          <w:rFonts w:ascii="Tahoma" w:eastAsia="微软雅黑" w:hAnsi="Tahoma"/>
-          <w:kern w:val="0"/>
-          <w:sz w:val="22"/>
-        </w:rPr>
-      </w:pPr>
-      <w:r>
-        <w:rPr>
-          <w:rFonts w:ascii="Tahoma" w:eastAsia="微软雅黑" w:hAnsi="Tahoma"/>
-          <w:noProof/>
-          <w:kern w:val="0"/>
-          <w:sz w:val="22"/>
-        </w:rPr>
-        <w:drawing>
-          <wp:inline distT="0" distB="0" distL="0" distR="0" wp14:anchorId="4A00531A" wp14:editId="400FB89C">
-            <wp:extent cx="3979048" cy="2926080"/>
-            <wp:effectExtent l="0" t="0" r="2540" b="7620"/>
-            <wp:docPr id="35" name="图片 35"/>
-            <wp:cNvGraphicFramePr>
-              <a:graphicFrameLocks xmlns:a="http://schemas.openxmlformats.org/drawingml/2006/main" noChangeAspect="1"/>
-            </wp:cNvGraphicFramePr>
-            <a:graphic xmlns:a="http://schemas.openxmlformats.org/drawingml/2006/main">
-              <a:graphicData uri="http://schemas.openxmlformats.org/drawingml/2006/picture">
-                <pic:pic xmlns:pic="http://schemas.openxmlformats.org/drawingml/2006/picture">
-                  <pic:nvPicPr>
-                    <pic:cNvPr id="0" name="Picture 3"/>
-                    <pic:cNvPicPr>
-                      <a:picLocks noChangeAspect="1" noChangeArrowheads="1"/>
-                    </pic:cNvPicPr>
-                  </pic:nvPicPr>
-                  <pic:blipFill>
-                    <a:blip r:embed="rId41">
-                      <a:extLst>
-                        <a:ext uri="{28A0092B-C50C-407E-A947-70E740481C1C}">
-                          <a14:useLocalDpi xmlns:a14="http://schemas.microsoft.com/office/drawing/2010/main" val="0"/>
-                        </a:ext>
-                      </a:extLst>
-                    </a:blip>
-                    <a:srcRect/>
-                    <a:stretch>
-                      <a:fillRect/>
-                    </a:stretch>
-                  </pic:blipFill>
-                  <pic:spPr bwMode="auto">
-                    <a:xfrm>
-                      <a:off x="0" y="0"/>
-                      <a:ext cx="3983119" cy="2929074"/>
-                    </a:xfrm>
-                    <a:prstGeom prst="rect">
-                      <a:avLst/>
-                    </a:prstGeom>
-                    <a:noFill/>
-                    <a:ln>
-                      <a:noFill/>
-                    </a:ln>
-                  </pic:spPr>
-                </pic:pic>
-              </a:graphicData>
-            </a:graphic>
-          </wp:inline>
-        </w:drawing>
-      </w:r>
-    </w:p>
-    <w:p>
-      <w:pPr>
-        <w:widowControl/>
-        <w:snapToGrid w:val="0"/>
-        <w:rPr>
-          <w:rFonts w:ascii="Tahoma" w:eastAsia="微软雅黑" w:hAnsi="Tahoma"/>
-          <w:kern w:val="0"/>
-          <w:sz w:val="22"/>
-        </w:rPr>
-      </w:pPr>
       <w:r>
         <w:rPr>
           <w:rFonts w:ascii="Tahoma" w:eastAsia="微软雅黑" w:hAnsi="Tahoma" w:hint="eastAsia"/>
@@ -7032,7 +7122,7 @@
       </w:r>
     </w:p>
     <w:sectPr>
-      <w:headerReference w:type="default" r:id="rId42"/>
+      <w:headerReference w:type="default" r:id="rId41"/>
       <w:pgSz w:w="11906" w:h="16838"/>
       <w:pgMar w:top="1440" w:right="1800" w:bottom="1440" w:left="1800" w:header="851" w:footer="992" w:gutter="0"/>
       <w:cols w:space="425"/>
@@ -7043,7 +7133,7 @@
 </file>
 
 <file path=word/endnotes.xml><?xml version="1.0" encoding="utf-8"?>
-<w:endnotes xmlns:wpc="http://schemas.microsoft.com/office/word/2010/wordprocessingCanvas" xmlns:cx="http://schemas.microsoft.com/office/drawing/2014/chartex" xmlns:cx1="http://schemas.microsoft.com/office/drawing/2015/9/8/chartex" xmlns:cx2="http://schemas.microsoft.com/office/drawing/2015/10/21/chartex" xmlns:cx3="http://schemas.microsoft.com/office/drawing/2016/5/9/chartex" xmlns:cx4="http://schemas.microsoft.com/office/drawing/2016/5/10/chartex" xmlns:cx5="http://schemas.microsoft.com/office/drawing/2016/5/11/chartex" xmlns:cx6="http://schemas.microsoft.com/office/drawing/2016/5/12/chartex" xmlns:cx7="http://schemas.microsoft.com/office/drawing/2016/5/13/chartex" xmlns:cx8="http://schemas.microsoft.com/office/drawing/2016/5/14/chartex" xmlns:mc="http://schemas.openxmlformats.org/markup-compatibility/2006" xmlns:aink="http://schemas.microsoft.com/office/drawing/2016/ink" xmlns:am3d="http://schemas.microsoft.com/office/drawing/2017/model3d" xmlns:o="urn:schemas-microsoft-com:office:office" xmlns:oel="http://schemas.microsoft.com/office/2019/extlst" xmlns:r="http://schemas.openxmlformats.org/officeDocument/2006/relationships" xmlns:m="http://schemas.openxmlformats.org/officeDocument/2006/math" xmlns:v="urn:schemas-microsoft-com:vml" xmlns:wp14="http://schemas.microsoft.com/office/word/2010/wordprocessingDrawing" xmlns:wp="http://schemas.openxmlformats.org/drawingml/2006/wordprocessingDrawing" xmlns:w10="urn:schemas-microsoft-com:office:word" xmlns:w="http://schemas.openxmlformats.org/wordprocessingml/2006/main" xmlns:w14="http://schemas.microsoft.com/office/word/2010/wordml" xmlns:w15="http://schemas.microsoft.com/office/word/2012/wordml" xmlns:w16cex="http://schemas.microsoft.com/office/word/2018/wordml/cex" xmlns:w16cid="http://schemas.microsoft.com/office/word/2016/wordml/cid" xmlns:w16="http://schemas.microsoft.com/office/word/2018/wordml" xmlns:w16sdtdh="http://schemas.microsoft.com/office/word/2020/wordml/sdtdatahash" xmlns:w16se="http://schemas.microsoft.com/office/word/2015/wordml/symex" xmlns:wpg="http://schemas.microsoft.com/office/word/2010/wordprocessingGroup" xmlns:wpi="http://schemas.microsoft.com/office/word/2010/wordprocessingInk" xmlns:wne="http://schemas.microsoft.com/office/word/2006/wordml" xmlns:wps="http://schemas.microsoft.com/office/word/2010/wordprocessingShape" mc:Ignorable="w14 w15 w16se w16cid w16 w16cex w16sdtdh wp14">
+<w:endnotes xmlns:wpc="http://schemas.microsoft.com/office/word/2010/wordprocessingCanvas" xmlns:cx="http://schemas.microsoft.com/office/drawing/2014/chartex" xmlns:cx1="http://schemas.microsoft.com/office/drawing/2015/9/8/chartex" xmlns:cx2="http://schemas.microsoft.com/office/drawing/2015/10/21/chartex" xmlns:cx3="http://schemas.microsoft.com/office/drawing/2016/5/9/chartex" xmlns:cx4="http://schemas.microsoft.com/office/drawing/2016/5/10/chartex" xmlns:cx5="http://schemas.microsoft.com/office/drawing/2016/5/11/chartex" xmlns:cx6="http://schemas.microsoft.com/office/drawing/2016/5/12/chartex" xmlns:cx7="http://schemas.microsoft.com/office/drawing/2016/5/13/chartex" xmlns:cx8="http://schemas.microsoft.com/office/drawing/2016/5/14/chartex" xmlns:mc="http://schemas.openxmlformats.org/markup-compatibility/2006" xmlns:aink="http://schemas.microsoft.com/office/drawing/2016/ink" xmlns:am3d="http://schemas.microsoft.com/office/drawing/2017/model3d" xmlns:o="urn:schemas-microsoft-com:office:office" xmlns:oel="http://schemas.microsoft.com/office/2019/extlst" xmlns:r="http://schemas.openxmlformats.org/officeDocument/2006/relationships" xmlns:m="http://schemas.openxmlformats.org/officeDocument/2006/math" xmlns:v="urn:schemas-microsoft-com:vml" xmlns:wp14="http://schemas.microsoft.com/office/word/2010/wordprocessingDrawing" xmlns:wp="http://schemas.openxmlformats.org/drawingml/2006/wordprocessingDrawing" xmlns:w10="urn:schemas-microsoft-com:office:word" xmlns:w="http://schemas.openxmlformats.org/wordprocessingml/2006/main" xmlns:w14="http://schemas.microsoft.com/office/word/2010/wordml" xmlns:w15="http://schemas.microsoft.com/office/word/2012/wordml" xmlns:w16cex="http://schemas.microsoft.com/office/word/2018/wordml/cex" xmlns:w16cid="http://schemas.microsoft.com/office/word/2016/wordml/cid" xmlns:w16="http://schemas.microsoft.com/office/word/2018/wordml" xmlns:w16du="http://schemas.microsoft.com/office/word/2023/wordml/word16du" xmlns:w16sdtdh="http://schemas.microsoft.com/office/word/2020/wordml/sdtdatahash" xmlns:w16sdtfl="http://schemas.microsoft.com/office/word/2024/wordml/sdtformatlock" xmlns:w16se="http://schemas.microsoft.com/office/word/2015/wordml/symex" xmlns:wpg="http://schemas.microsoft.com/office/word/2010/wordprocessingGroup" xmlns:wpi="http://schemas.microsoft.com/office/word/2010/wordprocessingInk" xmlns:wne="http://schemas.microsoft.com/office/word/2006/wordml" xmlns:wps="http://schemas.microsoft.com/office/word/2010/wordprocessingShape" mc:Ignorable="w14 w15 w16se w16cid w16 w16cex w16sdtdh w16sdtfl w16du wp14">
   <w:endnote w:type="separator" w:id="-1">
     <w:p>
       <w:r>
@@ -7062,7 +7152,7 @@
 </file>
 
 <file path=word/footnotes.xml><?xml version="1.0" encoding="utf-8"?>
-<w:footnotes xmlns:wpc="http://schemas.microsoft.com/office/word/2010/wordprocessingCanvas" xmlns:cx="http://schemas.microsoft.com/office/drawing/2014/chartex" xmlns:cx1="http://schemas.microsoft.com/office/drawing/2015/9/8/chartex" xmlns:cx2="http://schemas.microsoft.com/office/drawing/2015/10/21/chartex" xmlns:cx3="http://schemas.microsoft.com/office/drawing/2016/5/9/chartex" xmlns:cx4="http://schemas.microsoft.com/office/drawing/2016/5/10/chartex" xmlns:cx5="http://schemas.microsoft.com/office/drawing/2016/5/11/chartex" xmlns:cx6="http://schemas.microsoft.com/office/drawing/2016/5/12/chartex" xmlns:cx7="http://schemas.microsoft.com/office/drawing/2016/5/13/chartex" xmlns:cx8="http://schemas.microsoft.com/office/drawing/2016/5/14/chartex" xmlns:mc="http://schemas.openxmlformats.org/markup-compatibility/2006" xmlns:aink="http://schemas.microsoft.com/office/drawing/2016/ink" xmlns:am3d="http://schemas.microsoft.com/office/drawing/2017/model3d" xmlns:o="urn:schemas-microsoft-com:office:office" xmlns:oel="http://schemas.microsoft.com/office/2019/extlst" xmlns:r="http://schemas.openxmlformats.org/officeDocument/2006/relationships" xmlns:m="http://schemas.openxmlformats.org/officeDocument/2006/math" xmlns:v="urn:schemas-microsoft-com:vml" xmlns:wp14="http://schemas.microsoft.com/office/word/2010/wordprocessingDrawing" xmlns:wp="http://schemas.openxmlformats.org/drawingml/2006/wordprocessingDrawing" xmlns:w10="urn:schemas-microsoft-com:office:word" xmlns:w="http://schemas.openxmlformats.org/wordprocessingml/2006/main" xmlns:w14="http://schemas.microsoft.com/office/word/2010/wordml" xmlns:w15="http://schemas.microsoft.com/office/word/2012/wordml" xmlns:w16cex="http://schemas.microsoft.com/office/word/2018/wordml/cex" xmlns:w16cid="http://schemas.microsoft.com/office/word/2016/wordml/cid" xmlns:w16="http://schemas.microsoft.com/office/word/2018/wordml" xmlns:w16sdtdh="http://schemas.microsoft.com/office/word/2020/wordml/sdtdatahash" xmlns:w16se="http://schemas.microsoft.com/office/word/2015/wordml/symex" xmlns:wpg="http://schemas.microsoft.com/office/word/2010/wordprocessingGroup" xmlns:wpi="http://schemas.microsoft.com/office/word/2010/wordprocessingInk" xmlns:wne="http://schemas.microsoft.com/office/word/2006/wordml" xmlns:wps="http://schemas.microsoft.com/office/word/2010/wordprocessingShape" mc:Ignorable="w14 w15 w16se w16cid w16 w16cex w16sdtdh wp14">
+<w:footnotes xmlns:wpc="http://schemas.microsoft.com/office/word/2010/wordprocessingCanvas" xmlns:cx="http://schemas.microsoft.com/office/drawing/2014/chartex" xmlns:cx1="http://schemas.microsoft.com/office/drawing/2015/9/8/chartex" xmlns:cx2="http://schemas.microsoft.com/office/drawing/2015/10/21/chartex" xmlns:cx3="http://schemas.microsoft.com/office/drawing/2016/5/9/chartex" xmlns:cx4="http://schemas.microsoft.com/office/drawing/2016/5/10/chartex" xmlns:cx5="http://schemas.microsoft.com/office/drawing/2016/5/11/chartex" xmlns:cx6="http://schemas.microsoft.com/office/drawing/2016/5/12/chartex" xmlns:cx7="http://schemas.microsoft.com/office/drawing/2016/5/13/chartex" xmlns:cx8="http://schemas.microsoft.com/office/drawing/2016/5/14/chartex" xmlns:mc="http://schemas.openxmlformats.org/markup-compatibility/2006" xmlns:aink="http://schemas.microsoft.com/office/drawing/2016/ink" xmlns:am3d="http://schemas.microsoft.com/office/drawing/2017/model3d" xmlns:o="urn:schemas-microsoft-com:office:office" xmlns:oel="http://schemas.microsoft.com/office/2019/extlst" xmlns:r="http://schemas.openxmlformats.org/officeDocument/2006/relationships" xmlns:m="http://schemas.openxmlformats.org/officeDocument/2006/math" xmlns:v="urn:schemas-microsoft-com:vml" xmlns:wp14="http://schemas.microsoft.com/office/word/2010/wordprocessingDrawing" xmlns:wp="http://schemas.openxmlformats.org/drawingml/2006/wordprocessingDrawing" xmlns:w10="urn:schemas-microsoft-com:office:word" xmlns:w="http://schemas.openxmlformats.org/wordprocessingml/2006/main" xmlns:w14="http://schemas.microsoft.com/office/word/2010/wordml" xmlns:w15="http://schemas.microsoft.com/office/word/2012/wordml" xmlns:w16cex="http://schemas.microsoft.com/office/word/2018/wordml/cex" xmlns:w16cid="http://schemas.microsoft.com/office/word/2016/wordml/cid" xmlns:w16="http://schemas.microsoft.com/office/word/2018/wordml" xmlns:w16du="http://schemas.microsoft.com/office/word/2023/wordml/word16du" xmlns:w16sdtdh="http://schemas.microsoft.com/office/word/2020/wordml/sdtdatahash" xmlns:w16sdtfl="http://schemas.microsoft.com/office/word/2024/wordml/sdtformatlock" xmlns:w16se="http://schemas.microsoft.com/office/word/2015/wordml/symex" xmlns:wpg="http://schemas.microsoft.com/office/word/2010/wordprocessingGroup" xmlns:wpi="http://schemas.microsoft.com/office/word/2010/wordprocessingInk" xmlns:wne="http://schemas.microsoft.com/office/word/2006/wordml" xmlns:wps="http://schemas.microsoft.com/office/word/2010/wordprocessingShape" mc:Ignorable="w14 w15 w16se w16cid w16 w16cex w16sdtdh w16sdtfl w16du wp14">
   <w:footnote w:type="separator" w:id="-1">
     <w:p>
       <w:r>
@@ -7081,7 +7171,7 @@
 </file>
 
 <file path=word/header1.xml><?xml version="1.0" encoding="utf-8"?>
-<w:hdr xmlns:wpc="http://schemas.microsoft.com/office/word/2010/wordprocessingCanvas" xmlns:cx="http://schemas.microsoft.com/office/drawing/2014/chartex" xmlns:cx1="http://schemas.microsoft.com/office/drawing/2015/9/8/chartex" xmlns:cx2="http://schemas.microsoft.com/office/drawing/2015/10/21/chartex" xmlns:cx3="http://schemas.microsoft.com/office/drawing/2016/5/9/chartex" xmlns:cx4="http://schemas.microsoft.com/office/drawing/2016/5/10/chartex" xmlns:cx5="http://schemas.microsoft.com/office/drawing/2016/5/11/chartex" xmlns:cx6="http://schemas.microsoft.com/office/drawing/2016/5/12/chartex" xmlns:cx7="http://schemas.microsoft.com/office/drawing/2016/5/13/chartex" xmlns:cx8="http://schemas.microsoft.com/office/drawing/2016/5/14/chartex" xmlns:mc="http://schemas.openxmlformats.org/markup-compatibility/2006" xmlns:aink="http://schemas.microsoft.com/office/drawing/2016/ink" xmlns:am3d="http://schemas.microsoft.com/office/drawing/2017/model3d" xmlns:o="urn:schemas-microsoft-com:office:office" xmlns:oel="http://schemas.microsoft.com/office/2019/extlst" xmlns:r="http://schemas.openxmlformats.org/officeDocument/2006/relationships" xmlns:m="http://schemas.openxmlformats.org/officeDocument/2006/math" xmlns:v="urn:schemas-microsoft-com:vml" xmlns:wp14="http://schemas.microsoft.com/office/word/2010/wordprocessingDrawing" xmlns:wp="http://schemas.openxmlformats.org/drawingml/2006/wordprocessingDrawing" xmlns:w10="urn:schemas-microsoft-com:office:word" xmlns:w="http://schemas.openxmlformats.org/wordprocessingml/2006/main" xmlns:w14="http://schemas.microsoft.com/office/word/2010/wordml" xmlns:w15="http://schemas.microsoft.com/office/word/2012/wordml" xmlns:w16cex="http://schemas.microsoft.com/office/word/2018/wordml/cex" xmlns:w16cid="http://schemas.microsoft.com/office/word/2016/wordml/cid" xmlns:w16="http://schemas.microsoft.com/office/word/2018/wordml" xmlns:w16sdtdh="http://schemas.microsoft.com/office/word/2020/wordml/sdtdatahash" xmlns:w16se="http://schemas.microsoft.com/office/word/2015/wordml/symex" xmlns:wpg="http://schemas.microsoft.com/office/word/2010/wordprocessingGroup" xmlns:wpi="http://schemas.microsoft.com/office/word/2010/wordprocessingInk" xmlns:wne="http://schemas.microsoft.com/office/word/2006/wordml" xmlns:wps="http://schemas.microsoft.com/office/word/2010/wordprocessingShape" mc:Ignorable="w14 w15 w16se w16cid w16 w16cex w16sdtdh wp14">
+<w:hdr xmlns:wpc="http://schemas.microsoft.com/office/word/2010/wordprocessingCanvas" xmlns:cx="http://schemas.microsoft.com/office/drawing/2014/chartex" xmlns:cx1="http://schemas.microsoft.com/office/drawing/2015/9/8/chartex" xmlns:cx2="http://schemas.microsoft.com/office/drawing/2015/10/21/chartex" xmlns:cx3="http://schemas.microsoft.com/office/drawing/2016/5/9/chartex" xmlns:cx4="http://schemas.microsoft.com/office/drawing/2016/5/10/chartex" xmlns:cx5="http://schemas.microsoft.com/office/drawing/2016/5/11/chartex" xmlns:cx6="http://schemas.microsoft.com/office/drawing/2016/5/12/chartex" xmlns:cx7="http://schemas.microsoft.com/office/drawing/2016/5/13/chartex" xmlns:cx8="http://schemas.microsoft.com/office/drawing/2016/5/14/chartex" xmlns:mc="http://schemas.openxmlformats.org/markup-compatibility/2006" xmlns:aink="http://schemas.microsoft.com/office/drawing/2016/ink" xmlns:am3d="http://schemas.microsoft.com/office/drawing/2017/model3d" xmlns:o="urn:schemas-microsoft-com:office:office" xmlns:oel="http://schemas.microsoft.com/office/2019/extlst" xmlns:r="http://schemas.openxmlformats.org/officeDocument/2006/relationships" xmlns:m="http://schemas.openxmlformats.org/officeDocument/2006/math" xmlns:v="urn:schemas-microsoft-com:vml" xmlns:wp14="http://schemas.microsoft.com/office/word/2010/wordprocessingDrawing" xmlns:wp="http://schemas.openxmlformats.org/drawingml/2006/wordprocessingDrawing" xmlns:w10="urn:schemas-microsoft-com:office:word" xmlns:w="http://schemas.openxmlformats.org/wordprocessingml/2006/main" xmlns:w14="http://schemas.microsoft.com/office/word/2010/wordml" xmlns:w15="http://schemas.microsoft.com/office/word/2012/wordml" xmlns:w16cex="http://schemas.microsoft.com/office/word/2018/wordml/cex" xmlns:w16cid="http://schemas.microsoft.com/office/word/2016/wordml/cid" xmlns:w16="http://schemas.microsoft.com/office/word/2018/wordml" xmlns:w16du="http://schemas.microsoft.com/office/word/2023/wordml/word16du" xmlns:w16sdtdh="http://schemas.microsoft.com/office/word/2020/wordml/sdtdatahash" xmlns:w16sdtfl="http://schemas.microsoft.com/office/word/2024/wordml/sdtformatlock" xmlns:w16se="http://schemas.microsoft.com/office/word/2015/wordml/symex" xmlns:wpg="http://schemas.microsoft.com/office/word/2010/wordprocessingGroup" xmlns:wpi="http://schemas.microsoft.com/office/word/2010/wordprocessingInk" xmlns:wne="http://schemas.microsoft.com/office/word/2006/wordml" xmlns:wps="http://schemas.microsoft.com/office/word/2010/wordprocessingShape" mc:Ignorable="w14 w15 w16se w16cid w16 w16cex w16sdtdh w16sdtfl w16du wp14">
   <w:p>
     <w:pPr>
       <w:pStyle w:val="a6"/>
@@ -7094,12 +7184,12 @@
 </file>
 
 <file path=word/header2.xml><?xml version="1.0" encoding="utf-8"?>
-<w:hdr xmlns:wpc="http://schemas.microsoft.com/office/word/2010/wordprocessingCanvas" xmlns:cx="http://schemas.microsoft.com/office/drawing/2014/chartex" xmlns:cx1="http://schemas.microsoft.com/office/drawing/2015/9/8/chartex" xmlns:cx2="http://schemas.microsoft.com/office/drawing/2015/10/21/chartex" xmlns:cx3="http://schemas.microsoft.com/office/drawing/2016/5/9/chartex" xmlns:cx4="http://schemas.microsoft.com/office/drawing/2016/5/10/chartex" xmlns:cx5="http://schemas.microsoft.com/office/drawing/2016/5/11/chartex" xmlns:cx6="http://schemas.microsoft.com/office/drawing/2016/5/12/chartex" xmlns:cx7="http://schemas.microsoft.com/office/drawing/2016/5/13/chartex" xmlns:cx8="http://schemas.microsoft.com/office/drawing/2016/5/14/chartex" xmlns:mc="http://schemas.openxmlformats.org/markup-compatibility/2006" xmlns:aink="http://schemas.microsoft.com/office/drawing/2016/ink" xmlns:am3d="http://schemas.microsoft.com/office/drawing/2017/model3d" xmlns:o="urn:schemas-microsoft-com:office:office" xmlns:oel="http://schemas.microsoft.com/office/2019/extlst" xmlns:r="http://schemas.openxmlformats.org/officeDocument/2006/relationships" xmlns:m="http://schemas.openxmlformats.org/officeDocument/2006/math" xmlns:v="urn:schemas-microsoft-com:vml" xmlns:wp14="http://schemas.microsoft.com/office/word/2010/wordprocessingDrawing" xmlns:wp="http://schemas.openxmlformats.org/drawingml/2006/wordprocessingDrawing" xmlns:w10="urn:schemas-microsoft-com:office:word" xmlns:w="http://schemas.openxmlformats.org/wordprocessingml/2006/main" xmlns:w14="http://schemas.microsoft.com/office/word/2010/wordml" xmlns:w15="http://schemas.microsoft.com/office/word/2012/wordml" xmlns:w16cex="http://schemas.microsoft.com/office/word/2018/wordml/cex" xmlns:w16cid="http://schemas.microsoft.com/office/word/2016/wordml/cid" xmlns:w16="http://schemas.microsoft.com/office/word/2018/wordml" xmlns:w16sdtdh="http://schemas.microsoft.com/office/word/2020/wordml/sdtdatahash" xmlns:w16se="http://schemas.microsoft.com/office/word/2015/wordml/symex" xmlns:wpg="http://schemas.microsoft.com/office/word/2010/wordprocessingGroup" xmlns:wpi="http://schemas.microsoft.com/office/word/2010/wordprocessingInk" xmlns:wne="http://schemas.microsoft.com/office/word/2006/wordml" xmlns:wps="http://schemas.microsoft.com/office/word/2010/wordprocessingShape" mc:Ignorable="w14 w15 w16se w16cid w16 w16cex w16sdtdh wp14">
+<w:hdr xmlns:wpc="http://schemas.microsoft.com/office/word/2010/wordprocessingCanvas" xmlns:cx="http://schemas.microsoft.com/office/drawing/2014/chartex" xmlns:cx1="http://schemas.microsoft.com/office/drawing/2015/9/8/chartex" xmlns:cx2="http://schemas.microsoft.com/office/drawing/2015/10/21/chartex" xmlns:cx3="http://schemas.microsoft.com/office/drawing/2016/5/9/chartex" xmlns:cx4="http://schemas.microsoft.com/office/drawing/2016/5/10/chartex" xmlns:cx5="http://schemas.microsoft.com/office/drawing/2016/5/11/chartex" xmlns:cx6="http://schemas.microsoft.com/office/drawing/2016/5/12/chartex" xmlns:cx7="http://schemas.microsoft.com/office/drawing/2016/5/13/chartex" xmlns:cx8="http://schemas.microsoft.com/office/drawing/2016/5/14/chartex" xmlns:mc="http://schemas.openxmlformats.org/markup-compatibility/2006" xmlns:aink="http://schemas.microsoft.com/office/drawing/2016/ink" xmlns:am3d="http://schemas.microsoft.com/office/drawing/2017/model3d" xmlns:o="urn:schemas-microsoft-com:office:office" xmlns:oel="http://schemas.microsoft.com/office/2019/extlst" xmlns:r="http://schemas.openxmlformats.org/officeDocument/2006/relationships" xmlns:m="http://schemas.openxmlformats.org/officeDocument/2006/math" xmlns:v="urn:schemas-microsoft-com:vml" xmlns:wp14="http://schemas.microsoft.com/office/word/2010/wordprocessingDrawing" xmlns:wp="http://schemas.openxmlformats.org/drawingml/2006/wordprocessingDrawing" xmlns:w10="urn:schemas-microsoft-com:office:word" xmlns:w="http://schemas.openxmlformats.org/wordprocessingml/2006/main" xmlns:w14="http://schemas.microsoft.com/office/word/2010/wordml" xmlns:w15="http://schemas.microsoft.com/office/word/2012/wordml" xmlns:w16cex="http://schemas.microsoft.com/office/word/2018/wordml/cex" xmlns:w16cid="http://schemas.microsoft.com/office/word/2016/wordml/cid" xmlns:w16="http://schemas.microsoft.com/office/word/2018/wordml" xmlns:w16du="http://schemas.microsoft.com/office/word/2023/wordml/word16du" xmlns:w16sdtdh="http://schemas.microsoft.com/office/word/2020/wordml/sdtdatahash" xmlns:w16sdtfl="http://schemas.microsoft.com/office/word/2024/wordml/sdtformatlock" xmlns:w16se="http://schemas.microsoft.com/office/word/2015/wordml/symex" xmlns:wpg="http://schemas.microsoft.com/office/word/2010/wordprocessingGroup" xmlns:wpi="http://schemas.microsoft.com/office/word/2010/wordprocessingInk" xmlns:wne="http://schemas.microsoft.com/office/word/2006/wordml" xmlns:wps="http://schemas.microsoft.com/office/word/2010/wordprocessingShape" mc:Ignorable="w14 w15 w16se w16cid w16 w16cex w16sdtdh w16sdtfl w16du wp14">
   <w:p>
     <w:pPr>
       <w:jc w:val="center"/>
       <w:rPr>
-        <w:rFonts w:ascii="微软雅黑" w:eastAsia="微软雅黑" w:hAnsi="微软雅黑"/>
+        <w:rFonts w:ascii="微软雅黑" w:eastAsia="微软雅黑" w:hAnsi="微软雅黑" w:hint="eastAsia"/>
         <w:sz w:val="20"/>
       </w:rPr>
     </w:pPr>
@@ -7204,12 +7294,12 @@
 </file>
 
 <file path=word/header3.xml><?xml version="1.0" encoding="utf-8"?>
-<w:hdr xmlns:wpc="http://schemas.microsoft.com/office/word/2010/wordprocessingCanvas" xmlns:cx="http://schemas.microsoft.com/office/drawing/2014/chartex" xmlns:cx1="http://schemas.microsoft.com/office/drawing/2015/9/8/chartex" xmlns:cx2="http://schemas.microsoft.com/office/drawing/2015/10/21/chartex" xmlns:cx3="http://schemas.microsoft.com/office/drawing/2016/5/9/chartex" xmlns:cx4="http://schemas.microsoft.com/office/drawing/2016/5/10/chartex" xmlns:cx5="http://schemas.microsoft.com/office/drawing/2016/5/11/chartex" xmlns:cx6="http://schemas.microsoft.com/office/drawing/2016/5/12/chartex" xmlns:cx7="http://schemas.microsoft.com/office/drawing/2016/5/13/chartex" xmlns:cx8="http://schemas.microsoft.com/office/drawing/2016/5/14/chartex" xmlns:mc="http://schemas.openxmlformats.org/markup-compatibility/2006" xmlns:aink="http://schemas.microsoft.com/office/drawing/2016/ink" xmlns:am3d="http://schemas.microsoft.com/office/drawing/2017/model3d" xmlns:o="urn:schemas-microsoft-com:office:office" xmlns:oel="http://schemas.microsoft.com/office/2019/extlst" xmlns:r="http://schemas.openxmlformats.org/officeDocument/2006/relationships" xmlns:m="http://schemas.openxmlformats.org/officeDocument/2006/math" xmlns:v="urn:schemas-microsoft-com:vml" xmlns:wp14="http://schemas.microsoft.com/office/word/2010/wordprocessingDrawing" xmlns:wp="http://schemas.openxmlformats.org/drawingml/2006/wordprocessingDrawing" xmlns:w10="urn:schemas-microsoft-com:office:word" xmlns:w="http://schemas.openxmlformats.org/wordprocessingml/2006/main" xmlns:w14="http://schemas.microsoft.com/office/word/2010/wordml" xmlns:w15="http://schemas.microsoft.com/office/word/2012/wordml" xmlns:w16cex="http://schemas.microsoft.com/office/word/2018/wordml/cex" xmlns:w16cid="http://schemas.microsoft.com/office/word/2016/wordml/cid" xmlns:w16="http://schemas.microsoft.com/office/word/2018/wordml" xmlns:w16sdtdh="http://schemas.microsoft.com/office/word/2020/wordml/sdtdatahash" xmlns:w16se="http://schemas.microsoft.com/office/word/2015/wordml/symex" xmlns:wpg="http://schemas.microsoft.com/office/word/2010/wordprocessingGroup" xmlns:wpi="http://schemas.microsoft.com/office/word/2010/wordprocessingInk" xmlns:wne="http://schemas.microsoft.com/office/word/2006/wordml" xmlns:wps="http://schemas.microsoft.com/office/word/2010/wordprocessingShape" mc:Ignorable="w14 w15 w16se w16cid w16 w16cex w16sdtdh wp14">
+<w:hdr xmlns:wpc="http://schemas.microsoft.com/office/word/2010/wordprocessingCanvas" xmlns:cx="http://schemas.microsoft.com/office/drawing/2014/chartex" xmlns:cx1="http://schemas.microsoft.com/office/drawing/2015/9/8/chartex" xmlns:cx2="http://schemas.microsoft.com/office/drawing/2015/10/21/chartex" xmlns:cx3="http://schemas.microsoft.com/office/drawing/2016/5/9/chartex" xmlns:cx4="http://schemas.microsoft.com/office/drawing/2016/5/10/chartex" xmlns:cx5="http://schemas.microsoft.com/office/drawing/2016/5/11/chartex" xmlns:cx6="http://schemas.microsoft.com/office/drawing/2016/5/12/chartex" xmlns:cx7="http://schemas.microsoft.com/office/drawing/2016/5/13/chartex" xmlns:cx8="http://schemas.microsoft.com/office/drawing/2016/5/14/chartex" xmlns:mc="http://schemas.openxmlformats.org/markup-compatibility/2006" xmlns:aink="http://schemas.microsoft.com/office/drawing/2016/ink" xmlns:am3d="http://schemas.microsoft.com/office/drawing/2017/model3d" xmlns:o="urn:schemas-microsoft-com:office:office" xmlns:oel="http://schemas.microsoft.com/office/2019/extlst" xmlns:r="http://schemas.openxmlformats.org/officeDocument/2006/relationships" xmlns:m="http://schemas.openxmlformats.org/officeDocument/2006/math" xmlns:v="urn:schemas-microsoft-com:vml" xmlns:wp14="http://schemas.microsoft.com/office/word/2010/wordprocessingDrawing" xmlns:wp="http://schemas.openxmlformats.org/drawingml/2006/wordprocessingDrawing" xmlns:w10="urn:schemas-microsoft-com:office:word" xmlns:w="http://schemas.openxmlformats.org/wordprocessingml/2006/main" xmlns:w14="http://schemas.microsoft.com/office/word/2010/wordml" xmlns:w15="http://schemas.microsoft.com/office/word/2012/wordml" xmlns:w16cex="http://schemas.microsoft.com/office/word/2018/wordml/cex" xmlns:w16cid="http://schemas.microsoft.com/office/word/2016/wordml/cid" xmlns:w16="http://schemas.microsoft.com/office/word/2018/wordml" xmlns:w16du="http://schemas.microsoft.com/office/word/2023/wordml/word16du" xmlns:w16sdtdh="http://schemas.microsoft.com/office/word/2020/wordml/sdtdatahash" xmlns:w16sdtfl="http://schemas.microsoft.com/office/word/2024/wordml/sdtformatlock" xmlns:w16se="http://schemas.microsoft.com/office/word/2015/wordml/symex" xmlns:wpg="http://schemas.microsoft.com/office/word/2010/wordprocessingGroup" xmlns:wpi="http://schemas.microsoft.com/office/word/2010/wordprocessingInk" xmlns:wne="http://schemas.microsoft.com/office/word/2006/wordml" xmlns:wps="http://schemas.microsoft.com/office/word/2010/wordprocessingShape" mc:Ignorable="w14 w15 w16se w16cid w16 w16cex w16sdtdh w16sdtfl w16du wp14">
   <w:p>
     <w:pPr>
       <w:jc w:val="center"/>
       <w:rPr>
-        <w:rFonts w:ascii="微软雅黑" w:eastAsia="微软雅黑" w:hAnsi="微软雅黑"/>
+        <w:rFonts w:ascii="微软雅黑" w:eastAsia="微软雅黑" w:hAnsi="微软雅黑" w:hint="eastAsia"/>
         <w:sz w:val="20"/>
       </w:rPr>
     </w:pPr>
@@ -7314,7 +7404,7 @@
 </file>
 
 <file path=word/styles.xml><?xml version="1.0" encoding="utf-8"?>
-<w:styles xmlns:mc="http://schemas.openxmlformats.org/markup-compatibility/2006" xmlns:r="http://schemas.openxmlformats.org/officeDocument/2006/relationships" xmlns:w="http://schemas.openxmlformats.org/wordprocessingml/2006/main" xmlns:w14="http://schemas.microsoft.com/office/word/2010/wordml" xmlns:w15="http://schemas.microsoft.com/office/word/2012/wordml" xmlns:w16cex="http://schemas.microsoft.com/office/word/2018/wordml/cex" xmlns:w16cid="http://schemas.microsoft.com/office/word/2016/wordml/cid" xmlns:w16="http://schemas.microsoft.com/office/word/2018/wordml" xmlns:w16sdtdh="http://schemas.microsoft.com/office/word/2020/wordml/sdtdatahash" xmlns:w16se="http://schemas.microsoft.com/office/word/2015/wordml/symex" mc:Ignorable="w14 w15 w16se w16cid w16 w16cex w16sdtdh">
+<w:styles xmlns:mc="http://schemas.openxmlformats.org/markup-compatibility/2006" xmlns:r="http://schemas.openxmlformats.org/officeDocument/2006/relationships" xmlns:w="http://schemas.openxmlformats.org/wordprocessingml/2006/main" xmlns:w14="http://schemas.microsoft.com/office/word/2010/wordml" xmlns:w15="http://schemas.microsoft.com/office/word/2012/wordml" xmlns:w16cex="http://schemas.microsoft.com/office/word/2018/wordml/cex" xmlns:w16cid="http://schemas.microsoft.com/office/word/2016/wordml/cid" xmlns:w16="http://schemas.microsoft.com/office/word/2018/wordml" xmlns:w16du="http://schemas.microsoft.com/office/word/2023/wordml/word16du" xmlns:w16sdtdh="http://schemas.microsoft.com/office/word/2020/wordml/sdtdatahash" xmlns:w16sdtfl="http://schemas.microsoft.com/office/word/2024/wordml/sdtformatlock" xmlns:w16se="http://schemas.microsoft.com/office/word/2015/wordml/symex" mc:Ignorable="w14 w15 w16se w16cid w16 w16cex w16sdtdh w16sdtfl w16du">
   <w:docDefaults>
     <w:rPrDefault>
       <w:rPr>
